--- a/Власов_АД_Разработка_высокопроизводительного_парсера_для_извлечения_адресной_информации_из_русских_текстов.docx
+++ b/Власов_АД_Разработка_высокопроизводительного_парсера_для_извлечения_адресной_информации_из_русских_текстов.docx
@@ -1195,13 +1195,10 @@
           <w:r>
             <w:rPr>
               <w:rStyle w:val="af3"/>
-              <w:rFonts w:ascii="Times New Roman" w:hAnsi="Times New Roman" w:cs="Times New Roman"/>
-              <w:sz w:val="28"/>
-              <w:szCs w:val="28"/>
             </w:rPr>
             <w:fldChar w:fldCharType="separate"/>
           </w:r>
-          <w:hyperlink w:anchor="_Toc229399145" w:history="1">
+          <w:hyperlink w:anchor="_Toc229491662" w:history="1">
             <w:r>
               <w:rPr>
                 <w:rStyle w:val="a7"/>
@@ -1264,7 +1261,7 @@
                 <w:sz w:val="28"/>
                 <w:szCs w:val="28"/>
               </w:rPr>
-              <w:instrText xml:space="preserve"> PAGEREF _Toc229399145 \h </w:instrText>
+              <w:instrText xml:space="preserve"> PAGEREF _Toc229491662 \h </w:instrText>
             </w:r>
             <w:r>
               <w:rPr>
@@ -1322,7 +1319,7 @@
               <w:lang w:eastAsia="ru-RU"/>
             </w:rPr>
           </w:pPr>
-          <w:hyperlink w:anchor="_Toc229399146" w:history="1">
+          <w:hyperlink w:anchor="_Toc229491663" w:history="1">
             <w:r>
               <w:rPr>
                 <w:rStyle w:val="a7"/>
@@ -1383,7 +1380,7 @@
                 <w:sz w:val="28"/>
                 <w:szCs w:val="28"/>
               </w:rPr>
-              <w:instrText xml:space="preserve"> PAGEREF _Toc229399146 \h </w:instrText>
+              <w:instrText xml:space="preserve"> PAGEREF _Toc229491663 \h </w:instrText>
             </w:r>
             <w:r>
               <w:rPr>
@@ -1440,7 +1437,7 @@
               <w:lang w:eastAsia="ru-RU"/>
             </w:rPr>
           </w:pPr>
-          <w:hyperlink w:anchor="_Toc229399147" w:history="1">
+          <w:hyperlink w:anchor="_Toc229491664" w:history="1">
             <w:r>
               <w:rPr>
                 <w:rStyle w:val="a7"/>
@@ -1480,7 +1477,7 @@
                 <w:sz w:val="28"/>
                 <w:szCs w:val="28"/>
               </w:rPr>
-              <w:instrText xml:space="preserve"> PAGEREF _Toc229399147 \h </w:instrText>
+              <w:instrText xml:space="preserve"> PAGEREF _Toc229491664 \h </w:instrText>
             </w:r>
             <w:r>
               <w:rPr>
@@ -1538,7 +1535,7 @@
               <w:lang w:eastAsia="ru-RU"/>
             </w:rPr>
           </w:pPr>
-          <w:hyperlink w:anchor="_Toc229399148" w:history="1">
+          <w:hyperlink w:anchor="_Toc229491665" w:history="1">
             <w:r>
               <w:rPr>
                 <w:rStyle w:val="a7"/>
@@ -1599,7 +1596,7 @@
                 <w:sz w:val="28"/>
                 <w:szCs w:val="28"/>
               </w:rPr>
-              <w:instrText xml:space="preserve"> PAGEREF _Toc229399148 \h </w:instrText>
+              <w:instrText xml:space="preserve"> PAGEREF _Toc229491665 \h </w:instrText>
             </w:r>
             <w:r>
               <w:rPr>
@@ -1657,7 +1654,7 @@
               <w:lang w:eastAsia="ru-RU"/>
             </w:rPr>
           </w:pPr>
-          <w:hyperlink w:anchor="_Toc229399149" w:history="1">
+          <w:hyperlink w:anchor="_Toc229491666" w:history="1">
             <w:r>
               <w:rPr>
                 <w:rStyle w:val="a7"/>
@@ -1718,7 +1715,7 @@
                 <w:sz w:val="28"/>
                 <w:szCs w:val="28"/>
               </w:rPr>
-              <w:instrText xml:space="preserve"> PAGEREF _Toc229399149 \h </w:instrText>
+              <w:instrText xml:space="preserve"> PAGEREF _Toc229491666 \h </w:instrText>
             </w:r>
             <w:r>
               <w:rPr>
@@ -1776,7 +1773,7 @@
               <w:lang w:eastAsia="ru-RU"/>
             </w:rPr>
           </w:pPr>
-          <w:hyperlink w:anchor="_Toc229399150" w:history="1">
+          <w:hyperlink w:anchor="_Toc229491667" w:history="1">
             <w:r>
               <w:rPr>
                 <w:rStyle w:val="a7"/>
@@ -1849,7 +1846,7 @@
                 <w:sz w:val="28"/>
                 <w:szCs w:val="28"/>
               </w:rPr>
-              <w:instrText xml:space="preserve"> PAGEREF _Toc229399150 \h </w:instrText>
+              <w:instrText xml:space="preserve"> PAGEREF _Toc229491667 \h </w:instrText>
             </w:r>
             <w:r>
               <w:rPr>
@@ -1907,7 +1904,7 @@
               <w:lang w:eastAsia="ru-RU"/>
             </w:rPr>
           </w:pPr>
-          <w:hyperlink w:anchor="_Toc229399151" w:history="1">
+          <w:hyperlink w:anchor="_Toc229491668" w:history="1">
             <w:r>
               <w:rPr>
                 <w:rStyle w:val="a7"/>
@@ -1968,7 +1965,7 @@
                 <w:sz w:val="28"/>
                 <w:szCs w:val="28"/>
               </w:rPr>
-              <w:instrText xml:space="preserve"> PAGEREF _Toc229399151 \h </w:instrText>
+              <w:instrText xml:space="preserve"> PAGEREF _Toc229491668 \h </w:instrText>
             </w:r>
             <w:r>
               <w:rPr>
@@ -2025,7 +2022,7 @@
               <w:lang w:eastAsia="ru-RU"/>
             </w:rPr>
           </w:pPr>
-          <w:hyperlink w:anchor="_Toc229399152" w:history="1">
+          <w:hyperlink w:anchor="_Toc229491669" w:history="1">
             <w:r>
               <w:rPr>
                 <w:rStyle w:val="a7"/>
@@ -2065,7 +2062,7 @@
                 <w:sz w:val="28"/>
                 <w:szCs w:val="28"/>
               </w:rPr>
-              <w:instrText xml:space="preserve"> PAGEREF _Toc229399152 \h </w:instrText>
+              <w:instrText xml:space="preserve"> PAGEREF _Toc229491669 \h </w:instrText>
             </w:r>
             <w:r>
               <w:rPr>
@@ -2123,7 +2120,7 @@
               <w:lang w:eastAsia="ru-RU"/>
             </w:rPr>
           </w:pPr>
-          <w:hyperlink w:anchor="_Toc229399153" w:history="1">
+          <w:hyperlink w:anchor="_Toc229491670" w:history="1">
             <w:r>
               <w:rPr>
                 <w:rStyle w:val="a7"/>
@@ -2184,7 +2181,7 @@
                 <w:sz w:val="28"/>
                 <w:szCs w:val="28"/>
               </w:rPr>
-              <w:instrText xml:space="preserve"> PAGEREF _Toc229399153 \h </w:instrText>
+              <w:instrText xml:space="preserve"> PAGEREF _Toc229491670 \h </w:instrText>
             </w:r>
             <w:r>
               <w:rPr>
@@ -2242,7 +2239,7 @@
               <w:lang w:eastAsia="ru-RU"/>
             </w:rPr>
           </w:pPr>
-          <w:hyperlink w:anchor="_Toc229399154" w:history="1">
+          <w:hyperlink w:anchor="_Toc229491671" w:history="1">
             <w:r>
               <w:rPr>
                 <w:rStyle w:val="a7"/>
@@ -2273,7 +2270,7 @@
                 <w:sz w:val="28"/>
                 <w:szCs w:val="28"/>
               </w:rPr>
-              <w:t xml:space="preserve">Архитектура системы парсера в </w:t>
+              <w:t xml:space="preserve">Архитектура библиотек </w:t>
             </w:r>
             <w:r>
               <w:rPr>
@@ -2338,7 +2335,7 @@
                 <w:sz w:val="28"/>
                 <w:szCs w:val="28"/>
               </w:rPr>
-              <w:instrText xml:space="preserve"> PAGEREF _Toc229399154 \h </w:instrText>
+              <w:instrText xml:space="preserve"> PAGEREF _Toc229491671 \h </w:instrText>
             </w:r>
             <w:r>
               <w:rPr>
@@ -2396,7 +2393,7 @@
               <w:lang w:eastAsia="ru-RU"/>
             </w:rPr>
           </w:pPr>
-          <w:hyperlink w:anchor="_Toc229399155" w:history="1">
+          <w:hyperlink w:anchor="_Toc229491672" w:history="1">
             <w:r>
               <w:rPr>
                 <w:rStyle w:val="a7"/>
@@ -2457,7 +2454,7 @@
                 <w:sz w:val="28"/>
                 <w:szCs w:val="28"/>
               </w:rPr>
-              <w:instrText xml:space="preserve"> PAGEREF _Toc229399155 \h </w:instrText>
+              <w:instrText xml:space="preserve"> PAGEREF _Toc229491672 \h </w:instrText>
             </w:r>
             <w:r>
               <w:rPr>
@@ -2515,7 +2512,7 @@
               <w:lang w:eastAsia="ru-RU"/>
             </w:rPr>
           </w:pPr>
-          <w:hyperlink w:anchor="_Toc229399156" w:history="1">
+          <w:hyperlink w:anchor="_Toc229491673" w:history="1">
             <w:r>
               <w:rPr>
                 <w:rStyle w:val="a7"/>
@@ -2588,7 +2585,7 @@
                 <w:sz w:val="28"/>
                 <w:szCs w:val="28"/>
               </w:rPr>
-              <w:instrText xml:space="preserve"> PAGEREF _Toc229399156 \h </w:instrText>
+              <w:instrText xml:space="preserve"> PAGEREF _Toc229491673 \h </w:instrText>
             </w:r>
             <w:r>
               <w:rPr>
@@ -2646,7 +2643,7 @@
               <w:lang w:eastAsia="ru-RU"/>
             </w:rPr>
           </w:pPr>
-          <w:hyperlink w:anchor="_Toc229399157" w:history="1">
+          <w:hyperlink w:anchor="_Toc229491674" w:history="1">
             <w:r>
               <w:rPr>
                 <w:rStyle w:val="a7"/>
@@ -2707,7 +2704,7 @@
                 <w:sz w:val="28"/>
                 <w:szCs w:val="28"/>
               </w:rPr>
-              <w:instrText xml:space="preserve"> PAGEREF _Toc229399157 \h </w:instrText>
+              <w:instrText xml:space="preserve"> PAGEREF _Toc229491674 \h </w:instrText>
             </w:r>
             <w:r>
               <w:rPr>
@@ -2765,7 +2762,7 @@
               <w:lang w:eastAsia="ru-RU"/>
             </w:rPr>
           </w:pPr>
-          <w:hyperlink w:anchor="_Toc229399158" w:history="1">
+          <w:hyperlink w:anchor="_Toc229491675" w:history="1">
             <w:r>
               <w:rPr>
                 <w:rStyle w:val="a7"/>
@@ -2838,7 +2835,7 @@
                 <w:sz w:val="28"/>
                 <w:szCs w:val="28"/>
               </w:rPr>
-              <w:instrText xml:space="preserve"> PAGEREF _Toc229399158 \h </w:instrText>
+              <w:instrText xml:space="preserve"> PAGEREF _Toc229491675 \h </w:instrText>
             </w:r>
             <w:r>
               <w:rPr>
@@ -2896,7 +2893,7 @@
               <w:lang w:eastAsia="ru-RU"/>
             </w:rPr>
           </w:pPr>
-          <w:hyperlink w:anchor="_Toc229399159" w:history="1">
+          <w:hyperlink w:anchor="_Toc229491676" w:history="1">
             <w:r>
               <w:rPr>
                 <w:rStyle w:val="a7"/>
@@ -2957,7 +2954,7 @@
                 <w:sz w:val="28"/>
                 <w:szCs w:val="28"/>
               </w:rPr>
-              <w:instrText xml:space="preserve"> PAGEREF _Toc229399159 \h </w:instrText>
+              <w:instrText xml:space="preserve"> PAGEREF _Toc229491676 \h </w:instrText>
             </w:r>
             <w:r>
               <w:rPr>
@@ -3014,7 +3011,7 @@
               <w:lang w:eastAsia="ru-RU"/>
             </w:rPr>
           </w:pPr>
-          <w:hyperlink w:anchor="_Toc229399160" w:history="1">
+          <w:hyperlink w:anchor="_Toc229491677" w:history="1">
             <w:r>
               <w:rPr>
                 <w:rStyle w:val="a7"/>
@@ -3054,7 +3051,7 @@
                 <w:sz w:val="28"/>
                 <w:szCs w:val="28"/>
               </w:rPr>
-              <w:instrText xml:space="preserve"> PAGEREF _Toc229399160 \h </w:instrText>
+              <w:instrText xml:space="preserve"> PAGEREF _Toc229491677 \h </w:instrText>
             </w:r>
             <w:r>
               <w:rPr>
@@ -3111,7 +3108,7 @@
               <w:lang w:eastAsia="ru-RU"/>
             </w:rPr>
           </w:pPr>
-          <w:hyperlink w:anchor="_Toc229399161" w:history="1">
+          <w:hyperlink w:anchor="_Toc229491678" w:history="1">
             <w:r>
               <w:rPr>
                 <w:rStyle w:val="a7"/>
@@ -3151,7 +3148,7 @@
                 <w:sz w:val="28"/>
                 <w:szCs w:val="28"/>
               </w:rPr>
-              <w:instrText xml:space="preserve"> PAGEREF _Toc229399161 \h </w:instrText>
+              <w:instrText xml:space="preserve"> PAGEREF _Toc229491678 \h </w:instrText>
             </w:r>
             <w:r>
               <w:rPr>
@@ -3208,7 +3205,7 @@
               <w:lang w:eastAsia="ru-RU"/>
             </w:rPr>
           </w:pPr>
-          <w:hyperlink w:anchor="_Toc229399162" w:history="1">
+          <w:hyperlink w:anchor="_Toc229491679" w:history="1">
             <w:r>
               <w:rPr>
                 <w:rStyle w:val="a7"/>
@@ -3248,7 +3245,7 @@
                 <w:sz w:val="28"/>
                 <w:szCs w:val="28"/>
               </w:rPr>
-              <w:instrText xml:space="preserve"> PAGEREF _Toc229399162 \h </w:instrText>
+              <w:instrText xml:space="preserve"> PAGEREF _Toc229491679 \h </w:instrText>
             </w:r>
             <w:r>
               <w:rPr>
@@ -3306,7 +3303,7 @@
               <w:lang w:eastAsia="ru-RU"/>
             </w:rPr>
           </w:pPr>
-          <w:hyperlink w:anchor="_Toc229399163" w:history="1">
+          <w:hyperlink w:anchor="_Toc229491680" w:history="1">
             <w:r>
               <w:rPr>
                 <w:rStyle w:val="a7"/>
@@ -3367,7 +3364,7 @@
                 <w:sz w:val="28"/>
                 <w:szCs w:val="28"/>
               </w:rPr>
-              <w:instrText xml:space="preserve"> PAGEREF _Toc229399163 \h </w:instrText>
+              <w:instrText xml:space="preserve"> PAGEREF _Toc229491680 \h </w:instrText>
             </w:r>
             <w:r>
               <w:rPr>
@@ -3424,7 +3421,7 @@
               <w:lang w:eastAsia="ru-RU"/>
             </w:rPr>
           </w:pPr>
-          <w:hyperlink w:anchor="_Toc229399164" w:history="1">
+          <w:hyperlink w:anchor="_Toc229491681" w:history="1">
             <w:r>
               <w:rPr>
                 <w:rStyle w:val="a7"/>
@@ -3465,7 +3462,7 @@
                 <w:sz w:val="28"/>
                 <w:szCs w:val="28"/>
               </w:rPr>
-              <w:instrText xml:space="preserve"> PAGEREF _Toc229399164 \h </w:instrText>
+              <w:instrText xml:space="preserve"> PAGEREF _Toc229491681 \h </w:instrText>
             </w:r>
             <w:r>
               <w:rPr>
@@ -3565,7 +3562,7 @@
           <w:szCs w:val="32"/>
         </w:rPr>
       </w:pPr>
-      <w:bookmarkStart w:id="1" w:name="_Toc229399145"/>
+      <w:bookmarkStart w:id="1" w:name="_Toc229491662"/>
       <w:r>
         <w:rPr>
           <w:rFonts w:ascii="Times New Roman" w:hAnsi="Times New Roman" w:cs="Times New Roman"/>
@@ -3721,7 +3718,43 @@
           <w:sz w:val="28"/>
           <w:szCs w:val="28"/>
         </w:rPr>
-        <w:t xml:space="preserve"> накладных и банковских документах регулярно встречаются такие сущности, как фамилии и имена, даты, адреса электронной почты, домены, номера телефонов и почтовые адреса. Корректное выделение и структурирование подобных данных является важной частью автоматизации документооборота, логистики, </w:t>
+        <w:t xml:space="preserve"> накладных и банковских документах регулярно встречаются такие сущности, как фамилии и имена, даты, адреса электронной почты, домены, номера телефонов и почтовые адреса. </w:t>
+      </w:r>
+      <w:r>
+        <w:rPr>
+          <w:rFonts w:ascii="Times New Roman" w:hAnsi="Times New Roman" w:cs="Times New Roman"/>
+          <w:bCs/>
+          <w:sz w:val="28"/>
+          <w:szCs w:val="28"/>
+        </w:rPr>
+        <w:t>Следовательно,</w:t>
+      </w:r>
+      <w:r>
+        <w:rPr>
+          <w:rFonts w:ascii="Times New Roman" w:hAnsi="Times New Roman" w:cs="Times New Roman"/>
+          <w:bCs/>
+          <w:sz w:val="28"/>
+          <w:szCs w:val="28"/>
+        </w:rPr>
+        <w:t xml:space="preserve"> выделение и структурирование </w:t>
+      </w:r>
+      <w:r>
+        <w:rPr>
+          <w:rFonts w:ascii="Times New Roman" w:hAnsi="Times New Roman" w:cs="Times New Roman"/>
+          <w:bCs/>
+          <w:sz w:val="28"/>
+          <w:szCs w:val="28"/>
+        </w:rPr>
+        <w:t>таких</w:t>
+      </w:r>
+      <w:r>
+        <w:rPr>
+          <w:rFonts w:ascii="Times New Roman" w:hAnsi="Times New Roman" w:cs="Times New Roman"/>
+          <w:bCs/>
+          <w:sz w:val="28"/>
+          <w:szCs w:val="28"/>
+        </w:rPr>
+        <w:t xml:space="preserve"> данных является важной частью автоматизации документооборота, логистики, </w:t>
       </w:r>
       <w:r>
         <w:rPr>
@@ -3773,7 +3806,168 @@
           <w:sz w:val="28"/>
           <w:szCs w:val="28"/>
         </w:rPr>
-        <w:t>Эффективность алгоритмов извлечения сущностей в значительной степени зависит от языка исходного текста. Что касается английского языка, то эта задача была тщательно изучена, и для достижения высокой точности и высокой скорости обработки был доступен широкий спектр библиотек, статистических моделей и нейросетевых решений. Однако для русского языка доступно меньше готовых инструментов, что объясняется как меньшим количеством специализированных наборов данных, так и сложностью самой языковой системы.</w:t>
+        <w:t xml:space="preserve">Эффективность алгоритмов извлечения </w:t>
+      </w:r>
+      <w:r>
+        <w:rPr>
+          <w:rFonts w:ascii="Times New Roman" w:hAnsi="Times New Roman" w:cs="Times New Roman"/>
+          <w:bCs/>
+          <w:sz w:val="28"/>
+          <w:szCs w:val="28"/>
+        </w:rPr>
+        <w:t xml:space="preserve">именованных </w:t>
+      </w:r>
+      <w:r>
+        <w:rPr>
+          <w:rFonts w:ascii="Times New Roman" w:hAnsi="Times New Roman" w:cs="Times New Roman"/>
+          <w:bCs/>
+          <w:sz w:val="28"/>
+          <w:szCs w:val="28"/>
+        </w:rPr>
+        <w:t xml:space="preserve">сущностей в значительной степени зависит от языка </w:t>
+      </w:r>
+      <w:r>
+        <w:rPr>
+          <w:rFonts w:ascii="Times New Roman" w:hAnsi="Times New Roman" w:cs="Times New Roman"/>
+          <w:bCs/>
+          <w:sz w:val="28"/>
+          <w:szCs w:val="28"/>
+        </w:rPr>
+        <w:t>обрабатываемого</w:t>
+      </w:r>
+      <w:r>
+        <w:rPr>
+          <w:rFonts w:ascii="Times New Roman" w:hAnsi="Times New Roman" w:cs="Times New Roman"/>
+          <w:bCs/>
+          <w:sz w:val="28"/>
+          <w:szCs w:val="28"/>
+        </w:rPr>
+        <w:t xml:space="preserve"> текста. </w:t>
+      </w:r>
+      <w:r>
+        <w:rPr>
+          <w:rFonts w:ascii="Times New Roman" w:hAnsi="Times New Roman" w:cs="Times New Roman"/>
+          <w:bCs/>
+          <w:sz w:val="28"/>
+          <w:szCs w:val="28"/>
+        </w:rPr>
+        <w:t xml:space="preserve">Для английского языка </w:t>
+      </w:r>
+      <w:r>
+        <w:rPr>
+          <w:rFonts w:ascii="Times New Roman" w:hAnsi="Times New Roman" w:cs="Times New Roman"/>
+          <w:bCs/>
+          <w:sz w:val="28"/>
+          <w:szCs w:val="28"/>
+        </w:rPr>
+        <w:t xml:space="preserve">эта задача была тщательно изучена, и для достижения высокой точности и высокой скорости обработки </w:t>
+      </w:r>
+      <w:r>
+        <w:rPr>
+          <w:rFonts w:ascii="Times New Roman" w:hAnsi="Times New Roman" w:cs="Times New Roman"/>
+          <w:bCs/>
+          <w:sz w:val="28"/>
+          <w:szCs w:val="28"/>
+        </w:rPr>
+        <w:t>существует</w:t>
+      </w:r>
+      <w:r>
+        <w:rPr>
+          <w:rFonts w:ascii="Times New Roman" w:hAnsi="Times New Roman" w:cs="Times New Roman"/>
+          <w:bCs/>
+          <w:sz w:val="28"/>
+          <w:szCs w:val="28"/>
+        </w:rPr>
+        <w:t xml:space="preserve"> </w:t>
+      </w:r>
+      <w:r>
+        <w:rPr>
+          <w:rFonts w:ascii="Times New Roman" w:hAnsi="Times New Roman" w:cs="Times New Roman"/>
+          <w:bCs/>
+          <w:sz w:val="28"/>
+          <w:szCs w:val="28"/>
+        </w:rPr>
+        <w:t xml:space="preserve">большое количество готовых решений </w:t>
+      </w:r>
+      <w:r>
+        <w:rPr>
+          <w:rFonts w:ascii="Times New Roman" w:hAnsi="Times New Roman" w:cs="Times New Roman"/>
+          <w:sz w:val="28"/>
+          <w:szCs w:val="28"/>
+        </w:rPr>
+        <w:t>—</w:t>
+      </w:r>
+      <w:r>
+        <w:rPr>
+          <w:rFonts w:ascii="Times New Roman" w:hAnsi="Times New Roman" w:cs="Times New Roman"/>
+          <w:bCs/>
+          <w:sz w:val="28"/>
+          <w:szCs w:val="28"/>
+        </w:rPr>
+        <w:t xml:space="preserve"> </w:t>
+      </w:r>
+      <w:r>
+        <w:rPr>
+          <w:rFonts w:ascii="Times New Roman" w:hAnsi="Times New Roman" w:cs="Times New Roman"/>
+          <w:bCs/>
+          <w:sz w:val="28"/>
+          <w:szCs w:val="28"/>
+        </w:rPr>
+        <w:t xml:space="preserve">библиотек, статистических и нейросетевых </w:t>
+      </w:r>
+      <w:r>
+        <w:rPr>
+          <w:rFonts w:ascii="Times New Roman" w:hAnsi="Times New Roman" w:cs="Times New Roman"/>
+          <w:bCs/>
+          <w:sz w:val="28"/>
+          <w:szCs w:val="28"/>
+        </w:rPr>
+        <w:t>моделей</w:t>
+      </w:r>
+      <w:r>
+        <w:rPr>
+          <w:rFonts w:ascii="Times New Roman" w:hAnsi="Times New Roman" w:cs="Times New Roman"/>
+          <w:bCs/>
+          <w:sz w:val="28"/>
+          <w:szCs w:val="28"/>
+        </w:rPr>
+        <w:t xml:space="preserve">. Однако для русского языка </w:t>
+      </w:r>
+      <w:r>
+        <w:rPr>
+          <w:rFonts w:ascii="Times New Roman" w:hAnsi="Times New Roman" w:cs="Times New Roman"/>
+          <w:bCs/>
+          <w:sz w:val="28"/>
+          <w:szCs w:val="28"/>
+        </w:rPr>
+        <w:t>подобных решений значительно меньше.</w:t>
+      </w:r>
+      <w:r>
+        <w:rPr>
+          <w:rFonts w:ascii="Times New Roman" w:hAnsi="Times New Roman" w:cs="Times New Roman"/>
+          <w:bCs/>
+          <w:sz w:val="28"/>
+          <w:szCs w:val="28"/>
+        </w:rPr>
+        <w:t xml:space="preserve"> </w:t>
+      </w:r>
+      <w:r>
+        <w:rPr>
+          <w:rFonts w:ascii="Times New Roman" w:hAnsi="Times New Roman" w:cs="Times New Roman"/>
+          <w:bCs/>
+          <w:sz w:val="28"/>
+          <w:szCs w:val="28"/>
+        </w:rPr>
+        <w:t>Это связано</w:t>
+      </w:r>
+      <w:r>
+        <w:rPr>
+          <w:rFonts w:ascii="Times New Roman" w:hAnsi="Times New Roman" w:cs="Times New Roman"/>
+          <w:bCs/>
+          <w:sz w:val="28"/>
+          <w:szCs w:val="28"/>
+        </w:rPr>
+        <w:t xml:space="preserve"> как меньшим количеством специализированных наборов данных, так и сложностью самой языковой системы.</w:t>
       </w:r>
     </w:p>
     <w:p>
@@ -3797,61 +3991,202 @@
           <w:sz w:val="28"/>
           <w:szCs w:val="28"/>
         </w:rPr>
-        <w:t xml:space="preserve"> Русский язык обладает </w:t>
-      </w:r>
-      <w:r>
-        <w:rPr>
-          <w:rFonts w:ascii="Times New Roman" w:hAnsi="Times New Roman" w:cs="Times New Roman"/>
-          <w:bCs/>
-          <w:sz w:val="28"/>
-          <w:szCs w:val="28"/>
-        </w:rPr>
-        <w:t>сложной</w:t>
-      </w:r>
-      <w:r>
-        <w:rPr>
-          <w:rFonts w:ascii="Times New Roman" w:hAnsi="Times New Roman" w:cs="Times New Roman"/>
-          <w:bCs/>
-          <w:sz w:val="28"/>
-          <w:szCs w:val="28"/>
-        </w:rPr>
-        <w:t xml:space="preserve"> морфологией, в которой слова могут изменяться по падежу, числу, роду и времени. Для задач извлечения сущностей это создает дополнительные трудности, поскольку одна и та же сущность может встречаться в большом количестве словоформ. Эта проблема особенно очевидна при обработке адресов почты, которые являются одним из наиболее часто используемых типов сущностей в приложениях для анализа текста.</w:t>
-      </w:r>
-      <w:r>
-        <w:rPr>
-          <w:rFonts w:ascii="Times New Roman" w:hAnsi="Times New Roman" w:cs="Times New Roman"/>
-          <w:bCs/>
-          <w:sz w:val="28"/>
-          <w:szCs w:val="28"/>
-        </w:rPr>
-        <w:t xml:space="preserve"> Также д</w:t>
-      </w:r>
-      <w:r>
-        <w:rPr>
-          <w:rFonts w:ascii="Times New Roman" w:hAnsi="Times New Roman" w:cs="Times New Roman"/>
-          <w:bCs/>
-          <w:sz w:val="28"/>
-          <w:szCs w:val="28"/>
-        </w:rPr>
-        <w:t xml:space="preserve">ополнительная сложность вызвана тем, что формат записи почтовых адресов в Российской Федерации </w:t>
-      </w:r>
-      <w:r>
-        <w:rPr>
-          <w:rFonts w:ascii="Times New Roman" w:hAnsi="Times New Roman" w:cs="Times New Roman"/>
-          <w:bCs/>
-          <w:sz w:val="28"/>
-          <w:szCs w:val="28"/>
-        </w:rPr>
-        <w:t>хоть и  имеет унифицированной регламентации, но н</w:t>
-      </w:r>
-      <w:r>
-        <w:rPr>
-          <w:rFonts w:ascii="Times New Roman" w:hAnsi="Times New Roman" w:cs="Times New Roman"/>
-          <w:bCs/>
-          <w:sz w:val="28"/>
-          <w:szCs w:val="28"/>
-        </w:rPr>
-        <w:t xml:space="preserve">а практике адреса могут содержать сокращения, пропуски элементов, морфологические вариации и </w:t>
+        <w:t xml:space="preserve"> </w:t>
+      </w:r>
+      <w:r>
+        <w:rPr>
+          <w:rFonts w:ascii="Times New Roman" w:hAnsi="Times New Roman" w:cs="Times New Roman"/>
+          <w:bCs/>
+          <w:sz w:val="28"/>
+          <w:szCs w:val="28"/>
+        </w:rPr>
+        <w:t>Для русского</w:t>
+      </w:r>
+      <w:r>
+        <w:rPr>
+          <w:rFonts w:ascii="Times New Roman" w:hAnsi="Times New Roman" w:cs="Times New Roman"/>
+          <w:bCs/>
+          <w:sz w:val="28"/>
+          <w:szCs w:val="28"/>
+        </w:rPr>
+        <w:t xml:space="preserve"> язык</w:t>
+      </w:r>
+      <w:r>
+        <w:rPr>
+          <w:rFonts w:ascii="Times New Roman" w:hAnsi="Times New Roman" w:cs="Times New Roman"/>
+          <w:bCs/>
+          <w:sz w:val="28"/>
+          <w:szCs w:val="28"/>
+        </w:rPr>
+        <w:t>а характерна развитая морфологическая система</w:t>
+      </w:r>
+      <w:r>
+        <w:rPr>
+          <w:rFonts w:ascii="Times New Roman" w:hAnsi="Times New Roman" w:cs="Times New Roman"/>
+          <w:bCs/>
+          <w:sz w:val="28"/>
+          <w:szCs w:val="28"/>
+        </w:rPr>
+        <w:t xml:space="preserve">, в которой слова могут изменяться по падежу, числу, роду и времени. </w:t>
+      </w:r>
+      <w:r>
+        <w:rPr>
+          <w:rFonts w:ascii="Times New Roman" w:hAnsi="Times New Roman" w:cs="Times New Roman"/>
+          <w:bCs/>
+          <w:sz w:val="28"/>
+          <w:szCs w:val="28"/>
+        </w:rPr>
+        <w:t xml:space="preserve">Из-за этого в русских текстах </w:t>
+      </w:r>
+      <w:r>
+        <w:rPr>
+          <w:rFonts w:ascii="Times New Roman" w:hAnsi="Times New Roman" w:cs="Times New Roman"/>
+          <w:bCs/>
+          <w:sz w:val="28"/>
+          <w:szCs w:val="28"/>
+        </w:rPr>
+        <w:t xml:space="preserve">одна и та же сущность может встречаться </w:t>
+      </w:r>
+      <w:r>
+        <w:rPr>
+          <w:rFonts w:ascii="Times New Roman" w:hAnsi="Times New Roman" w:cs="Times New Roman"/>
+          <w:bCs/>
+          <w:sz w:val="28"/>
+          <w:szCs w:val="28"/>
+        </w:rPr>
+        <w:t xml:space="preserve">в большом количестве словоформ, что </w:t>
+      </w:r>
+      <w:r>
+        <w:rPr>
+          <w:rFonts w:ascii="Times New Roman" w:hAnsi="Times New Roman" w:cs="Times New Roman"/>
+          <w:bCs/>
+          <w:sz w:val="28"/>
+          <w:szCs w:val="28"/>
+        </w:rPr>
+        <w:t>создает дополнительные трудности</w:t>
+      </w:r>
+      <w:r>
+        <w:rPr>
+          <w:rFonts w:ascii="Times New Roman" w:hAnsi="Times New Roman" w:cs="Times New Roman"/>
+          <w:bCs/>
+          <w:sz w:val="28"/>
+          <w:szCs w:val="28"/>
+        </w:rPr>
+        <w:t xml:space="preserve"> в </w:t>
+      </w:r>
+      <w:r>
+        <w:rPr>
+          <w:rFonts w:ascii="Times New Roman" w:hAnsi="Times New Roman" w:cs="Times New Roman"/>
+          <w:bCs/>
+          <w:sz w:val="28"/>
+          <w:szCs w:val="28"/>
+        </w:rPr>
+        <w:t>задач</w:t>
+      </w:r>
+      <w:r>
+        <w:rPr>
+          <w:rFonts w:ascii="Times New Roman" w:hAnsi="Times New Roman" w:cs="Times New Roman"/>
+          <w:bCs/>
+          <w:sz w:val="28"/>
+          <w:szCs w:val="28"/>
+        </w:rPr>
+        <w:t>е</w:t>
+      </w:r>
+      <w:r>
+        <w:rPr>
+          <w:rFonts w:ascii="Times New Roman" w:hAnsi="Times New Roman" w:cs="Times New Roman"/>
+          <w:bCs/>
+          <w:sz w:val="28"/>
+          <w:szCs w:val="28"/>
+        </w:rPr>
+        <w:t xml:space="preserve"> извлечения </w:t>
+      </w:r>
+      <w:r>
+        <w:rPr>
+          <w:rFonts w:ascii="Times New Roman" w:hAnsi="Times New Roman" w:cs="Times New Roman"/>
+          <w:bCs/>
+          <w:sz w:val="28"/>
+          <w:szCs w:val="28"/>
+        </w:rPr>
+        <w:t>именованных сущносте</w:t>
+      </w:r>
+      <w:r>
+        <w:rPr>
+          <w:rFonts w:ascii="Times New Roman" w:hAnsi="Times New Roman" w:cs="Times New Roman"/>
+          <w:bCs/>
+          <w:sz w:val="28"/>
+          <w:szCs w:val="28"/>
+        </w:rPr>
+        <w:t>й</w:t>
+      </w:r>
+      <w:r>
+        <w:rPr>
+          <w:rFonts w:ascii="Times New Roman" w:hAnsi="Times New Roman" w:cs="Times New Roman"/>
+          <w:bCs/>
+          <w:sz w:val="28"/>
+          <w:szCs w:val="28"/>
+        </w:rPr>
+        <w:t xml:space="preserve">. </w:t>
+      </w:r>
+    </w:p>
+    <w:p>
+      <w:pPr>
+        <w:pStyle w:val="afa"/>
+        <w:spacing w:line="360" w:lineRule="auto"/>
+        <w:ind w:left="0" w:firstLine="708"/>
+        <w:contextualSpacing w:val="0"/>
+        <w:jc w:val="both"/>
+        <w:rPr>
+          <w:rFonts w:ascii="Times New Roman" w:hAnsi="Times New Roman" w:cs="Times New Roman"/>
+          <w:bCs/>
+          <w:sz w:val="28"/>
+          <w:szCs w:val="28"/>
+        </w:rPr>
+      </w:pPr>
+      <w:r>
+        <w:rPr>
+          <w:rFonts w:ascii="Times New Roman" w:hAnsi="Times New Roman" w:cs="Times New Roman"/>
+          <w:bCs/>
+          <w:sz w:val="28"/>
+          <w:szCs w:val="28"/>
+        </w:rPr>
+        <w:t xml:space="preserve">Особенно заметна данная проблема </w:t>
+      </w:r>
+      <w:r>
+        <w:rPr>
+          <w:rFonts w:ascii="Times New Roman" w:hAnsi="Times New Roman" w:cs="Times New Roman"/>
+          <w:bCs/>
+          <w:sz w:val="28"/>
+          <w:szCs w:val="28"/>
+        </w:rPr>
+        <w:t>при обработке почтовых адресов. Адреса относятся</w:t>
+      </w:r>
+      <w:r>
+        <w:rPr>
+          <w:rFonts w:ascii="Times New Roman" w:hAnsi="Times New Roman" w:cs="Times New Roman"/>
+          <w:bCs/>
+          <w:sz w:val="28"/>
+          <w:szCs w:val="28"/>
+        </w:rPr>
+        <w:t xml:space="preserve"> </w:t>
+      </w:r>
+      <w:r>
+        <w:rPr>
+          <w:rFonts w:ascii="Times New Roman" w:hAnsi="Times New Roman" w:cs="Times New Roman"/>
+          <w:bCs/>
+          <w:sz w:val="28"/>
+          <w:szCs w:val="28"/>
+        </w:rPr>
+        <w:t xml:space="preserve">к числу одной из наиболее распространённых сущностей в системах обработки текстовой информации, однако их структура часто оказывается неполной или неоднородной. </w:t>
+      </w:r>
+      <w:r>
+        <w:rPr>
+          <w:rFonts w:ascii="Times New Roman" w:hAnsi="Times New Roman" w:cs="Times New Roman"/>
+          <w:bCs/>
+          <w:sz w:val="28"/>
+          <w:szCs w:val="28"/>
+        </w:rPr>
+        <w:t xml:space="preserve">Несмотря на существование формальных правил записи адресов в Российской Федерации, на практике </w:t>
       </w:r>
       <w:r>
         <w:rPr>
@@ -3861,7 +4196,16 @@
           <w:szCs w:val="28"/>
         </w:rPr>
         <w:lastRenderedPageBreak/>
-        <w:t>шумы, возникающие при OCR-распознавании документов. Это делает задачу их разбора особенно сложной.</w:t>
+        <w:t>используются сокращения, различные варианты написания, пропуски отдельных элемент</w:t>
+      </w:r>
+      <w:r>
+        <w:rPr>
+          <w:rFonts w:ascii="Times New Roman" w:hAnsi="Times New Roman" w:cs="Times New Roman"/>
+          <w:bCs/>
+          <w:sz w:val="28"/>
+          <w:szCs w:val="28"/>
+        </w:rPr>
+        <w:t>ов и нестандартные обозначения.</w:t>
       </w:r>
     </w:p>
     <w:p>
@@ -3885,16 +4229,79 @@
           <w:sz w:val="28"/>
           <w:szCs w:val="28"/>
         </w:rPr>
-        <w:t xml:space="preserve">На сегодняшний день одной из наиболее известных библиотек для разбора русскоязычных </w:t>
-      </w:r>
-      <w:r>
-        <w:rPr>
-          <w:rFonts w:ascii="Times New Roman" w:hAnsi="Times New Roman" w:cs="Times New Roman"/>
-          <w:bCs/>
-          <w:sz w:val="28"/>
-          <w:szCs w:val="28"/>
-        </w:rPr>
-        <w:t xml:space="preserve">текстов на сущности является библиотека </w:t>
+        <w:t>О</w:t>
+      </w:r>
+      <w:r>
+        <w:rPr>
+          <w:rFonts w:ascii="Times New Roman" w:hAnsi="Times New Roman" w:cs="Times New Roman"/>
+          <w:bCs/>
+          <w:sz w:val="28"/>
+          <w:szCs w:val="28"/>
+        </w:rPr>
+        <w:t xml:space="preserve">дной из наиболее известных библиотек для </w:t>
+      </w:r>
+      <w:r>
+        <w:rPr>
+          <w:rFonts w:ascii="Times New Roman" w:hAnsi="Times New Roman" w:cs="Times New Roman"/>
+          <w:bCs/>
+          <w:sz w:val="28"/>
+          <w:szCs w:val="28"/>
+        </w:rPr>
+        <w:t>извлечения именованных сущностей</w:t>
+      </w:r>
+      <w:r>
+        <w:rPr>
+          <w:rFonts w:ascii="Times New Roman" w:hAnsi="Times New Roman" w:cs="Times New Roman"/>
+          <w:bCs/>
+          <w:sz w:val="28"/>
+          <w:szCs w:val="28"/>
+        </w:rPr>
+        <w:t xml:space="preserve"> </w:t>
+      </w:r>
+      <w:r>
+        <w:rPr>
+          <w:rFonts w:ascii="Times New Roman" w:hAnsi="Times New Roman" w:cs="Times New Roman"/>
+          <w:bCs/>
+          <w:sz w:val="28"/>
+          <w:szCs w:val="28"/>
+        </w:rPr>
+        <w:t xml:space="preserve">из </w:t>
+      </w:r>
+      <w:r>
+        <w:rPr>
+          <w:rFonts w:ascii="Times New Roman" w:hAnsi="Times New Roman" w:cs="Times New Roman"/>
+          <w:bCs/>
+          <w:sz w:val="28"/>
+          <w:szCs w:val="28"/>
+        </w:rPr>
+        <w:t>русских</w:t>
+      </w:r>
+      <w:r>
+        <w:rPr>
+          <w:rFonts w:ascii="Times New Roman" w:hAnsi="Times New Roman" w:cs="Times New Roman"/>
+          <w:bCs/>
+          <w:sz w:val="28"/>
+          <w:szCs w:val="28"/>
+        </w:rPr>
+        <w:t xml:space="preserve"> </w:t>
+      </w:r>
+      <w:r>
+        <w:rPr>
+          <w:rFonts w:ascii="Times New Roman" w:hAnsi="Times New Roman" w:cs="Times New Roman"/>
+          <w:bCs/>
+          <w:sz w:val="28"/>
+          <w:szCs w:val="28"/>
+        </w:rPr>
+        <w:t xml:space="preserve">текстов </w:t>
+      </w:r>
+      <w:r>
+        <w:rPr>
+          <w:rFonts w:ascii="Times New Roman" w:hAnsi="Times New Roman" w:cs="Times New Roman"/>
+          <w:bCs/>
+          <w:sz w:val="28"/>
+          <w:szCs w:val="28"/>
+        </w:rPr>
+        <w:t xml:space="preserve">является библиотека </w:t>
       </w:r>
       <w:r>
         <w:rPr>
@@ -3984,7 +4391,7 @@
           <w:sz w:val="28"/>
           <w:szCs w:val="28"/>
         </w:rPr>
-        <w:t>Эта библиотека, разработанная в России, основана на контекстно-свободных грамматиках и использует алгоритм Эрли</w:t>
+        <w:t>В основе работы библиотеки лежит</w:t>
       </w:r>
       <w:r>
         <w:rPr>
@@ -4002,6 +4409,78 @@
           <w:sz w:val="28"/>
           <w:szCs w:val="28"/>
         </w:rPr>
+        <w:t>контекстно-сво</w:t>
+      </w:r>
+      <w:r>
+        <w:rPr>
+          <w:rFonts w:ascii="Times New Roman" w:hAnsi="Times New Roman" w:cs="Times New Roman"/>
+          <w:bCs/>
+          <w:sz w:val="28"/>
+          <w:szCs w:val="28"/>
+        </w:rPr>
+        <w:t>бодн</w:t>
+      </w:r>
+      <w:r>
+        <w:rPr>
+          <w:rFonts w:ascii="Times New Roman" w:hAnsi="Times New Roman" w:cs="Times New Roman"/>
+          <w:bCs/>
+          <w:sz w:val="28"/>
+          <w:szCs w:val="28"/>
+        </w:rPr>
+        <w:t>ая</w:t>
+      </w:r>
+      <w:r>
+        <w:rPr>
+          <w:rFonts w:ascii="Times New Roman" w:hAnsi="Times New Roman" w:cs="Times New Roman"/>
+          <w:bCs/>
+          <w:sz w:val="28"/>
+          <w:szCs w:val="28"/>
+        </w:rPr>
+        <w:t xml:space="preserve"> грамматик</w:t>
+      </w:r>
+      <w:r>
+        <w:rPr>
+          <w:rFonts w:ascii="Times New Roman" w:hAnsi="Times New Roman" w:cs="Times New Roman"/>
+          <w:bCs/>
+          <w:sz w:val="28"/>
+          <w:szCs w:val="28"/>
+        </w:rPr>
+        <w:t>а</w:t>
+      </w:r>
+      <w:r>
+        <w:rPr>
+          <w:rFonts w:ascii="Times New Roman" w:hAnsi="Times New Roman" w:cs="Times New Roman"/>
+          <w:bCs/>
+          <w:sz w:val="28"/>
+          <w:szCs w:val="28"/>
+        </w:rPr>
+        <w:t xml:space="preserve"> и </w:t>
+      </w:r>
+      <w:r>
+        <w:rPr>
+          <w:rFonts w:ascii="Times New Roman" w:hAnsi="Times New Roman" w:cs="Times New Roman"/>
+          <w:bCs/>
+          <w:sz w:val="28"/>
+          <w:szCs w:val="28"/>
+        </w:rPr>
+        <w:t>алгоритм Эрли</w:t>
+      </w:r>
+      <w:r>
+        <w:rPr>
+          <w:rFonts w:ascii="Times New Roman" w:hAnsi="Times New Roman" w:cs="Times New Roman"/>
+          <w:bCs/>
+          <w:sz w:val="28"/>
+          <w:szCs w:val="28"/>
+        </w:rPr>
+        <w:t xml:space="preserve"> </w:t>
+      </w:r>
+      <w:r>
+        <w:rPr>
+          <w:rFonts w:ascii="Times New Roman" w:hAnsi="Times New Roman" w:cs="Times New Roman"/>
+          <w:bCs/>
+          <w:sz w:val="28"/>
+          <w:szCs w:val="28"/>
+        </w:rPr>
         <w:t>[</w:t>
       </w:r>
       <w:r>
@@ -4064,43 +4543,25 @@
           <w:sz w:val="28"/>
           <w:szCs w:val="28"/>
         </w:rPr>
-        <w:t>] для синтаксического анализа. Благодаря грамматическому подходу он обеспечивает высококачественное извлеч</w:t>
-      </w:r>
-      <w:r>
-        <w:rPr>
-          <w:rFonts w:ascii="Times New Roman" w:hAnsi="Times New Roman" w:cs="Times New Roman"/>
-          <w:bCs/>
-          <w:sz w:val="28"/>
-          <w:szCs w:val="28"/>
-        </w:rPr>
-        <w:t xml:space="preserve">ение </w:t>
-      </w:r>
-      <w:r>
-        <w:rPr>
-          <w:rFonts w:ascii="Times New Roman" w:hAnsi="Times New Roman" w:cs="Times New Roman"/>
-          <w:bCs/>
-          <w:sz w:val="28"/>
-          <w:szCs w:val="28"/>
-        </w:rPr>
-        <w:t>сущностей</w:t>
-      </w:r>
-      <w:r>
-        <w:rPr>
-          <w:rFonts w:ascii="Times New Roman" w:hAnsi="Times New Roman" w:cs="Times New Roman"/>
-          <w:bCs/>
-          <w:sz w:val="28"/>
-          <w:szCs w:val="28"/>
-        </w:rPr>
-        <w:t xml:space="preserve"> из </w:t>
-      </w:r>
-      <w:r>
-        <w:rPr>
-          <w:rFonts w:ascii="Times New Roman" w:hAnsi="Times New Roman" w:cs="Times New Roman"/>
-          <w:bCs/>
-          <w:sz w:val="28"/>
-          <w:szCs w:val="28"/>
-        </w:rPr>
-        <w:t>русскоязычных данных.</w:t>
+        <w:t>] для синтаксического анализа</w:t>
+      </w:r>
+      <w:r>
+        <w:rPr>
+          <w:rFonts w:ascii="Times New Roman" w:hAnsi="Times New Roman" w:cs="Times New Roman"/>
+          <w:bCs/>
+          <w:sz w:val="28"/>
+          <w:szCs w:val="28"/>
+        </w:rPr>
+        <w:t xml:space="preserve">, </w:t>
+      </w:r>
+      <w:r>
+        <w:rPr>
+          <w:rFonts w:ascii="Times New Roman" w:hAnsi="Times New Roman" w:cs="Times New Roman"/>
+          <w:bCs/>
+          <w:sz w:val="28"/>
+          <w:szCs w:val="28"/>
+        </w:rPr>
+        <w:t>чтобы проводить разбор текстов по заранее собранным правилам.</w:t>
       </w:r>
     </w:p>
     <w:p>
@@ -4124,7 +4585,43 @@
           <w:sz w:val="28"/>
           <w:szCs w:val="28"/>
         </w:rPr>
-        <w:t xml:space="preserve">Однако ключевым недостатком </w:t>
+        <w:t>В тоже время</w:t>
+      </w:r>
+      <w:r>
+        <w:rPr>
+          <w:rFonts w:ascii="Times New Roman" w:hAnsi="Times New Roman" w:cs="Times New Roman"/>
+          <w:bCs/>
+          <w:sz w:val="28"/>
+          <w:szCs w:val="28"/>
+        </w:rPr>
+        <w:t xml:space="preserve"> производительность библиотекой остаётся низкой.</w:t>
+      </w:r>
+      <w:r>
+        <w:rPr>
+          <w:rFonts w:ascii="Times New Roman" w:hAnsi="Times New Roman" w:cs="Times New Roman"/>
+          <w:bCs/>
+          <w:sz w:val="28"/>
+          <w:szCs w:val="28"/>
+        </w:rPr>
+        <w:t xml:space="preserve"> </w:t>
+      </w:r>
+      <w:r>
+        <w:rPr>
+          <w:rFonts w:ascii="Times New Roman" w:hAnsi="Times New Roman" w:cs="Times New Roman"/>
+          <w:bCs/>
+          <w:sz w:val="28"/>
+          <w:szCs w:val="28"/>
+        </w:rPr>
+        <w:t xml:space="preserve">Реализация </w:t>
+      </w:r>
+      <w:r>
+        <w:rPr>
+          <w:rFonts w:ascii="Times New Roman" w:hAnsi="Times New Roman" w:cs="Times New Roman"/>
+          <w:bCs/>
+          <w:sz w:val="28"/>
+          <w:szCs w:val="28"/>
+        </w:rPr>
+        <w:t xml:space="preserve">на языке </w:t>
       </w:r>
       <w:r>
         <w:rPr>
@@ -4134,6 +4631,70 @@
           <w:szCs w:val="28"/>
           <w:lang w:val="en-US"/>
         </w:rPr>
+        <w:t>Python</w:t>
+      </w:r>
+      <w:r>
+        <w:rPr>
+          <w:rFonts w:ascii="Times New Roman" w:hAnsi="Times New Roman" w:cs="Times New Roman"/>
+          <w:bCs/>
+          <w:sz w:val="28"/>
+          <w:szCs w:val="28"/>
+        </w:rPr>
+        <w:t xml:space="preserve"> обрабатывает в среднем около 15</w:t>
+      </w:r>
+      <w:r>
+        <w:rPr>
+          <w:rFonts w:ascii="Times New Roman" w:hAnsi="Times New Roman" w:cs="Times New Roman"/>
+          <w:bCs/>
+          <w:sz w:val="28"/>
+          <w:szCs w:val="28"/>
+        </w:rPr>
+        <w:t xml:space="preserve"> адресов в секунду, что </w:t>
+      </w:r>
+      <w:r>
+        <w:rPr>
+          <w:rFonts w:ascii="Times New Roman" w:hAnsi="Times New Roman" w:cs="Times New Roman"/>
+          <w:bCs/>
+          <w:sz w:val="28"/>
+          <w:szCs w:val="28"/>
+        </w:rPr>
+        <w:t>ограничивает</w:t>
+      </w:r>
+      <w:r>
+        <w:rPr>
+          <w:rFonts w:ascii="Times New Roman" w:hAnsi="Times New Roman" w:cs="Times New Roman"/>
+          <w:bCs/>
+          <w:sz w:val="28"/>
+          <w:szCs w:val="28"/>
+        </w:rPr>
+        <w:t xml:space="preserve"> </w:t>
+      </w:r>
+      <w:r>
+        <w:rPr>
+          <w:rFonts w:ascii="Times New Roman" w:hAnsi="Times New Roman" w:cs="Times New Roman"/>
+          <w:bCs/>
+          <w:sz w:val="28"/>
+          <w:szCs w:val="28"/>
+        </w:rPr>
+        <w:t>применение</w:t>
+      </w:r>
+      <w:r>
+        <w:rPr>
+          <w:rFonts w:ascii="Times New Roman" w:hAnsi="Times New Roman" w:cs="Times New Roman"/>
+          <w:bCs/>
+          <w:sz w:val="28"/>
+          <w:szCs w:val="28"/>
+        </w:rPr>
+        <w:t xml:space="preserve"> </w:t>
+      </w:r>
+      <w:r>
+        <w:rPr>
+          <w:rFonts w:ascii="Times New Roman" w:hAnsi="Times New Roman" w:cs="Times New Roman"/>
+          <w:bCs/>
+          <w:sz w:val="28"/>
+          <w:szCs w:val="28"/>
+          <w:lang w:val="en-US"/>
+        </w:rPr>
         <w:t>Yargy</w:t>
       </w:r>
       <w:r>
@@ -4143,53 +4704,52 @@
           <w:sz w:val="28"/>
           <w:szCs w:val="28"/>
         </w:rPr>
-        <w:t xml:space="preserve"> является низкая производительность. </w:t>
-      </w:r>
-      <w:r>
-        <w:rPr>
-          <w:rFonts w:ascii="Times New Roman" w:hAnsi="Times New Roman" w:cs="Times New Roman"/>
-          <w:bCs/>
-          <w:sz w:val="28"/>
-          <w:szCs w:val="28"/>
-        </w:rPr>
-        <w:t xml:space="preserve">Реализация библиотеки на языке </w:t>
-      </w:r>
-      <w:r>
-        <w:rPr>
-          <w:rFonts w:ascii="Times New Roman" w:hAnsi="Times New Roman" w:cs="Times New Roman"/>
-          <w:bCs/>
-          <w:sz w:val="28"/>
-          <w:szCs w:val="28"/>
-          <w:lang w:val="en-US"/>
-        </w:rPr>
-        <w:t>Python</w:t>
-      </w:r>
-      <w:r>
-        <w:rPr>
-          <w:rFonts w:ascii="Times New Roman" w:hAnsi="Times New Roman" w:cs="Times New Roman"/>
-          <w:bCs/>
-          <w:sz w:val="28"/>
-          <w:szCs w:val="28"/>
-        </w:rPr>
-        <w:t xml:space="preserve"> обрабатывает в среднем около 15</w:t>
-      </w:r>
-      <w:r>
-        <w:rPr>
-          <w:rFonts w:ascii="Times New Roman" w:hAnsi="Times New Roman" w:cs="Times New Roman"/>
-          <w:bCs/>
-          <w:sz w:val="28"/>
-          <w:szCs w:val="28"/>
-        </w:rPr>
-        <w:t xml:space="preserve"> адресов в секунду, что является существенным ограничением для использования в промышленных сценариях с высокой нагрузкой. В таких задачах, как массовая обработка документов, потоковый анализ распознавания текста и логистические системы, </w:t>
-      </w:r>
-      <w:r>
-        <w:rPr>
-          <w:rFonts w:ascii="Times New Roman" w:hAnsi="Times New Roman" w:cs="Times New Roman"/>
-          <w:bCs/>
-          <w:sz w:val="28"/>
-          <w:szCs w:val="28"/>
-        </w:rPr>
-        <w:t>где требуется обрабатывать сотни и тысячи строк текста в секунду, значение скорости обработки текстов обретает критическое значение.</w:t>
+        <w:t xml:space="preserve"> в высоконагруженных системах для обработки больших объёмов данных</w:t>
+      </w:r>
+      <w:r>
+        <w:rPr>
+          <w:rFonts w:ascii="Times New Roman" w:hAnsi="Times New Roman" w:cs="Times New Roman"/>
+          <w:bCs/>
+          <w:sz w:val="28"/>
+          <w:szCs w:val="28"/>
+        </w:rPr>
+        <w:t xml:space="preserve">. </w:t>
+      </w:r>
+      <w:r>
+        <w:rPr>
+          <w:rFonts w:ascii="Times New Roman" w:hAnsi="Times New Roman" w:cs="Times New Roman"/>
+          <w:bCs/>
+          <w:sz w:val="28"/>
+          <w:szCs w:val="28"/>
+        </w:rPr>
+        <w:t>Следовательно,</w:t>
+      </w:r>
+      <w:r>
+        <w:rPr>
+          <w:rFonts w:ascii="Times New Roman" w:hAnsi="Times New Roman" w:cs="Times New Roman"/>
+          <w:bCs/>
+          <w:sz w:val="28"/>
+          <w:szCs w:val="28"/>
+        </w:rPr>
+        <w:t xml:space="preserve"> значение скорости обработки текстов обретает критическое значение</w:t>
+      </w:r>
+      <w:r>
+        <w:rPr>
+          <w:rFonts w:ascii="Times New Roman" w:hAnsi="Times New Roman" w:cs="Times New Roman"/>
+          <w:bCs/>
+          <w:sz w:val="28"/>
+          <w:szCs w:val="28"/>
+        </w:rPr>
+        <w:t xml:space="preserve"> для систем с высокой нагрузкой и большим массивом данных</w:t>
+      </w:r>
+      <w:r>
+        <w:rPr>
+          <w:rFonts w:ascii="Times New Roman" w:hAnsi="Times New Roman" w:cs="Times New Roman"/>
+          <w:bCs/>
+          <w:sz w:val="28"/>
+          <w:szCs w:val="28"/>
+        </w:rPr>
+        <w:t>.</w:t>
       </w:r>
       <w:r>
         <w:rPr>
@@ -4292,7 +4852,7 @@
           <w:szCs w:val="32"/>
         </w:rPr>
       </w:pPr>
-      <w:bookmarkStart w:id="2" w:name="_Toc229399146"/>
+      <w:bookmarkStart w:id="2" w:name="_Toc229491663"/>
       <w:r>
         <w:rPr>
           <w:rFonts w:ascii="Times New Roman" w:hAnsi="Times New Roman" w:cs="Times New Roman"/>
@@ -4320,7 +4880,7 @@
           <w:szCs w:val="28"/>
         </w:rPr>
       </w:pPr>
-      <w:bookmarkStart w:id="3" w:name="_Toc229399147"/>
+      <w:bookmarkStart w:id="3" w:name="_Toc229491664"/>
       <w:r>
         <w:rPr>
           <w:rFonts w:ascii="Times New Roman" w:hAnsi="Times New Roman" w:cs="Times New Roman"/>
@@ -4653,7 +5213,97 @@
           <w:sz w:val="28"/>
           <w:szCs w:val="28"/>
         </w:rPr>
-        <w:t>). Под именованными сущностями понимают фрагменты текста, соответствующие определённым категориям объектов реального мира. К классическим типам сущностей относят имена людей, названия организаций и географические объекты. Например, в предложении «Иван приехал в Нижегородскую область» можно выделить сущности «Персона» и «Регион».</w:t>
+        <w:t>). Под именованными сущностями понимают фрагменты текста, соответствующие определённым категориям объектов реального мира. К классическим типам сущностей относят имена людей, названия организаций и географические объекты. Например, в предложении «</w:t>
+      </w:r>
+      <w:r>
+        <w:rPr>
+          <w:rFonts w:ascii="Times New Roman" w:hAnsi="Times New Roman" w:cs="Times New Roman"/>
+          <w:bCs/>
+          <w:sz w:val="28"/>
+          <w:szCs w:val="28"/>
+        </w:rPr>
+        <w:t>Сергей переехал</w:t>
+      </w:r>
+      <w:r>
+        <w:rPr>
+          <w:rFonts w:ascii="Times New Roman" w:hAnsi="Times New Roman" w:cs="Times New Roman"/>
+          <w:bCs/>
+          <w:sz w:val="28"/>
+          <w:szCs w:val="28"/>
+        </w:rPr>
+        <w:t xml:space="preserve"> в </w:t>
+      </w:r>
+      <w:r>
+        <w:rPr>
+          <w:rFonts w:ascii="Times New Roman" w:hAnsi="Times New Roman" w:cs="Times New Roman"/>
+          <w:bCs/>
+          <w:sz w:val="28"/>
+          <w:szCs w:val="28"/>
+        </w:rPr>
+        <w:t>Москву</w:t>
+      </w:r>
+      <w:r>
+        <w:rPr>
+          <w:rFonts w:ascii="Times New Roman" w:hAnsi="Times New Roman" w:cs="Times New Roman"/>
+          <w:bCs/>
+          <w:sz w:val="28"/>
+          <w:szCs w:val="28"/>
+        </w:rPr>
+        <w:t xml:space="preserve">» можно </w:t>
+      </w:r>
+      <w:r>
+        <w:rPr>
+          <w:rFonts w:ascii="Times New Roman" w:hAnsi="Times New Roman" w:cs="Times New Roman"/>
+          <w:bCs/>
+          <w:sz w:val="28"/>
+          <w:szCs w:val="28"/>
+        </w:rPr>
+        <w:t>извлечь такие</w:t>
+      </w:r>
+      <w:r>
+        <w:rPr>
+          <w:rFonts w:ascii="Times New Roman" w:hAnsi="Times New Roman" w:cs="Times New Roman"/>
+          <w:bCs/>
+          <w:sz w:val="28"/>
+          <w:szCs w:val="28"/>
+        </w:rPr>
+        <w:t xml:space="preserve"> сущности</w:t>
+      </w:r>
+      <w:r>
+        <w:rPr>
+          <w:rFonts w:ascii="Times New Roman" w:hAnsi="Times New Roman" w:cs="Times New Roman"/>
+          <w:bCs/>
+          <w:sz w:val="28"/>
+          <w:szCs w:val="28"/>
+        </w:rPr>
+        <w:t>, как</w:t>
+      </w:r>
+      <w:r>
+        <w:rPr>
+          <w:rFonts w:ascii="Times New Roman" w:hAnsi="Times New Roman" w:cs="Times New Roman"/>
+          <w:bCs/>
+          <w:sz w:val="28"/>
+          <w:szCs w:val="28"/>
+        </w:rPr>
+        <w:t xml:space="preserve"> «Персона» и «</w:t>
+      </w:r>
+      <w:r>
+        <w:rPr>
+          <w:rFonts w:ascii="Times New Roman" w:hAnsi="Times New Roman" w:cs="Times New Roman"/>
+          <w:bCs/>
+          <w:sz w:val="28"/>
+          <w:szCs w:val="28"/>
+        </w:rPr>
+        <w:t>Город</w:t>
+      </w:r>
+      <w:r>
+        <w:rPr>
+          <w:rFonts w:ascii="Times New Roman" w:hAnsi="Times New Roman" w:cs="Times New Roman"/>
+          <w:bCs/>
+          <w:sz w:val="28"/>
+          <w:szCs w:val="28"/>
+        </w:rPr>
+        <w:t>».</w:t>
       </w:r>
     </w:p>
     <w:p>
@@ -4675,7 +5325,61 @@
           <w:sz w:val="28"/>
           <w:szCs w:val="28"/>
         </w:rPr>
-        <w:t>С развитием технологий обработки текстов перечень категорий названных сущностей расширился. В современном мире к ним также относятся временные выражения, величины, процентные значения и другие типы данных. Кроме того, набор сущностей может рассуждать в зависимости от предметной области: например, в медицинских текстах указаны названия заболеваний, лекарственных препаратов и методов воздействия.</w:t>
+        <w:t xml:space="preserve">С развитием технологий обработки текстов перечень категорий названных сущностей расширился. В современном мире к ним также относятся временные выражения, величины, процентные значения и другие типы данных. Кроме того, набор сущностей может </w:t>
+      </w:r>
+      <w:r>
+        <w:rPr>
+          <w:rFonts w:ascii="Times New Roman" w:hAnsi="Times New Roman" w:cs="Times New Roman"/>
+          <w:bCs/>
+          <w:sz w:val="28"/>
+          <w:szCs w:val="28"/>
+        </w:rPr>
+        <w:t>расширяться</w:t>
+      </w:r>
+      <w:r>
+        <w:rPr>
+          <w:rFonts w:ascii="Times New Roman" w:hAnsi="Times New Roman" w:cs="Times New Roman"/>
+          <w:bCs/>
+          <w:sz w:val="28"/>
+          <w:szCs w:val="28"/>
+        </w:rPr>
+        <w:t xml:space="preserve"> </w:t>
+      </w:r>
+      <w:r>
+        <w:rPr>
+          <w:rFonts w:ascii="Times New Roman" w:hAnsi="Times New Roman" w:cs="Times New Roman"/>
+          <w:bCs/>
+          <w:sz w:val="28"/>
+          <w:szCs w:val="28"/>
+        </w:rPr>
+        <w:t xml:space="preserve">в </w:t>
+      </w:r>
+      <w:r>
+        <w:rPr>
+          <w:rFonts w:ascii="Times New Roman" w:hAnsi="Times New Roman" w:cs="Times New Roman"/>
+          <w:bCs/>
+          <w:sz w:val="28"/>
+          <w:szCs w:val="28"/>
+        </w:rPr>
+        <w:t xml:space="preserve">зависимости от предметной области: например, в медицинских текстах указаны названия заболеваний, лекарственных препаратов и методов </w:t>
+      </w:r>
+      <w:r>
+        <w:rPr>
+          <w:rFonts w:ascii="Times New Roman" w:hAnsi="Times New Roman" w:cs="Times New Roman"/>
+          <w:bCs/>
+          <w:sz w:val="28"/>
+          <w:szCs w:val="28"/>
+        </w:rPr>
+        <w:t>лечения</w:t>
+      </w:r>
+      <w:r>
+        <w:rPr>
+          <w:rFonts w:ascii="Times New Roman" w:hAnsi="Times New Roman" w:cs="Times New Roman"/>
+          <w:bCs/>
+          <w:sz w:val="28"/>
+          <w:szCs w:val="28"/>
+        </w:rPr>
+        <w:t>.</w:t>
       </w:r>
     </w:p>
     <w:p>
@@ -4696,7 +5400,25 @@
           <w:sz w:val="28"/>
           <w:szCs w:val="28"/>
         </w:rPr>
-        <w:t xml:space="preserve">Задача определения именованных сущностей состоит в том, чтобы определить границы в тексте и классифицировать их по типу. При этом возникают дополнительные трудности, связанные с уникальностью. Во-первых, не всегда очевидно, какие слова входят в состав сущности, особенно </w:t>
+        <w:t xml:space="preserve">Задача определения именованных сущностей </w:t>
+      </w:r>
+      <w:r>
+        <w:rPr>
+          <w:rFonts w:ascii="Times New Roman" w:hAnsi="Times New Roman" w:cs="Times New Roman"/>
+          <w:bCs/>
+          <w:sz w:val="28"/>
+          <w:szCs w:val="28"/>
+        </w:rPr>
+        <w:t>заключается</w:t>
+      </w:r>
+      <w:r>
+        <w:rPr>
+          <w:rFonts w:ascii="Times New Roman" w:hAnsi="Times New Roman" w:cs="Times New Roman"/>
+          <w:bCs/>
+          <w:sz w:val="28"/>
+          <w:szCs w:val="28"/>
+        </w:rPr>
+        <w:t xml:space="preserve"> в том, чтобы определить границы в тексте и классифицировать их по типу. При этом возникают дополнительные трудности, связанные с уникальностью. Во-</w:t>
       </w:r>
       <w:r>
         <w:rPr>
@@ -4706,7 +5428,7 @@
           <w:szCs w:val="28"/>
         </w:rPr>
         <w:lastRenderedPageBreak/>
-        <w:t xml:space="preserve">если она состоит из нескольких компонентов. Это приводит к проблеме выделения вложенных сущностей, когда один фрагмент текста может одновременно относиться к </w:t>
+        <w:t xml:space="preserve">первых, не всегда очевидно, какие слова входят в состав сущности, особенно если она состоит из нескольких компонентов. Это приводит к проблеме выделения вложенных сущностей, когда один фрагмент текста может одновременно относиться к </w:t>
       </w:r>
       <w:r>
         <w:rPr>
@@ -4920,7 +5642,7 @@
           <w:szCs w:val="28"/>
         </w:rPr>
       </w:pPr>
-      <w:bookmarkStart w:id="4" w:name="_Toc229399148"/>
+      <w:bookmarkStart w:id="4" w:name="_Toc229491665"/>
       <w:r>
         <w:rPr>
           <w:rFonts w:ascii="Times New Roman" w:hAnsi="Times New Roman" w:cs="Times New Roman"/>
@@ -5125,7 +5847,7 @@
           <w:sz w:val="28"/>
           <w:szCs w:val="28"/>
         </w:rPr>
-        <w:t xml:space="preserve"> адреса записываются с отклонениями от установленного формата: допускаются перестановки компонентов, сокращения, пропуски элементов, а также использование неформализованных обозначений. В результате </w:t>
+        <w:t xml:space="preserve"> адреса записываются с отклонениями от установленного формата: допускаются перестановки компонентов, сокращения, пропуски элементов, а </w:t>
       </w:r>
       <w:r>
         <w:rPr>
@@ -5135,7 +5857,7 @@
           <w:szCs w:val="28"/>
         </w:rPr>
         <w:lastRenderedPageBreak/>
-        <w:t>наблюдается высокая вариативность представления адресной информации, что существенно усложняет задачу её автоматического извлечения и структурирования.</w:t>
+        <w:t>также использование неформализованных обозначений. В результате наблюдается высокая вариативность представления адресной информации, что существенно усложняет задачу её автоматического извлечения и структурирования.</w:t>
       </w:r>
       <w:r>
         <w:rPr>
@@ -5184,7 +5906,25 @@
           <w:sz w:val="28"/>
           <w:szCs w:val="28"/>
         </w:rPr>
-        <w:t xml:space="preserve"> позволяет выделить ряд характерных особенностей русскоязычных адресов.</w:t>
+        <w:t xml:space="preserve"> позволяет выделить ряд характерных особенностей русскоязычных адресов</w:t>
+      </w:r>
+      <w:r>
+        <w:rPr>
+          <w:rFonts w:ascii="Times New Roman" w:hAnsi="Times New Roman" w:cs="Times New Roman"/>
+          <w:color w:val="000000"/>
+          <w:sz w:val="28"/>
+          <w:szCs w:val="28"/>
+        </w:rPr>
+        <w:t>, которые необходимо учитывать при разборе текстов</w:t>
+      </w:r>
+      <w:r>
+        <w:rPr>
+          <w:rFonts w:ascii="Times New Roman" w:hAnsi="Times New Roman" w:cs="Times New Roman"/>
+          <w:color w:val="000000"/>
+          <w:sz w:val="28"/>
+          <w:szCs w:val="28"/>
+        </w:rPr>
+        <w:t>.</w:t>
       </w:r>
     </w:p>
     <w:p>
@@ -5515,7 +6255,7 @@
           <w:sz w:val="28"/>
           <w:szCs w:val="28"/>
         </w:rPr>
-        <w:t xml:space="preserve"> При этом в рамках одного приложения одни и те же сущности могут встречаться как в </w:t>
+        <w:t xml:space="preserve"> При этом в рамках одного </w:t>
       </w:r>
       <w:r>
         <w:rPr>
@@ -5524,7 +6264,7 @@
           <w:szCs w:val="28"/>
         </w:rPr>
         <w:lastRenderedPageBreak/>
-        <w:t>сокращённой, так и в полной форме, что требует дополнительной нормализации.</w:t>
+        <w:t>приложения одни и те же сущности могут встречаться как в сокращённой, так и в полной форме, что требует дополнительной нормализации.</w:t>
       </w:r>
     </w:p>
     <w:p>
@@ -5729,7 +6469,25 @@
           <w:sz w:val="28"/>
           <w:szCs w:val="28"/>
         </w:rPr>
-        <w:t xml:space="preserve">В датасете среди адресов встречаются элементы, не относящиеся к классической схеме адресов «улица </w:t>
+        <w:t xml:space="preserve">В </w:t>
+      </w:r>
+      <w:r>
+        <w:rPr>
+          <w:rFonts w:ascii="Times New Roman" w:hAnsi="Times New Roman" w:cs="Times New Roman"/>
+          <w:color w:val="000000"/>
+          <w:sz w:val="28"/>
+          <w:szCs w:val="28"/>
+        </w:rPr>
+        <w:t>наборе данных</w:t>
+      </w:r>
+      <w:r>
+        <w:rPr>
+          <w:rFonts w:ascii="Times New Roman" w:hAnsi="Times New Roman" w:cs="Times New Roman"/>
+          <w:color w:val="000000"/>
+          <w:sz w:val="28"/>
+          <w:szCs w:val="28"/>
+        </w:rPr>
+        <w:t xml:space="preserve"> среди адресов встречаются элементы, не относящиеся к классической схеме адресов «улица </w:t>
       </w:r>
       <w:r>
         <w:rPr>
@@ -5806,7 +6564,7 @@
           <w:sz w:val="28"/>
           <w:szCs w:val="28"/>
         </w:rPr>
-        <w:t xml:space="preserve"> Такие случаи требуют расширение модели адресных сущностей.</w:t>
+        <w:t xml:space="preserve"> </w:t>
       </w:r>
     </w:p>
     <w:p>
@@ -5832,7 +6590,7 @@
           <w:sz w:val="28"/>
           <w:szCs w:val="28"/>
         </w:rPr>
-        <w:t>Морфологическая изменчивость</w:t>
+        <w:t>Использование падежей</w:t>
       </w:r>
     </w:p>
     <w:p>
@@ -5853,15 +6611,78 @@
           <w:sz w:val="28"/>
           <w:szCs w:val="28"/>
         </w:rPr>
-        <w:t xml:space="preserve">Компоненты адреса могут изменяться в зависимости от грамматического контекста: «Свердловская область» </w:t>
-      </w:r>
-      <w:r>
-        <w:rPr>
-          <w:rFonts w:ascii="Times New Roman" w:hAnsi="Times New Roman" w:cs="Times New Roman"/>
-          <w:sz w:val="28"/>
-          <w:szCs w:val="28"/>
-        </w:rPr>
-        <w:t>—</w:t>
+        <w:t>Одни и те же элементы</w:t>
+      </w:r>
+      <w:r>
+        <w:rPr>
+          <w:rFonts w:ascii="Times New Roman" w:hAnsi="Times New Roman" w:cs="Times New Roman"/>
+          <w:color w:val="000000"/>
+          <w:sz w:val="28"/>
+          <w:szCs w:val="28"/>
+        </w:rPr>
+        <w:t xml:space="preserve"> адреса могут </w:t>
+      </w:r>
+      <w:r>
+        <w:rPr>
+          <w:rFonts w:ascii="Times New Roman" w:hAnsi="Times New Roman" w:cs="Times New Roman"/>
+          <w:color w:val="000000"/>
+          <w:sz w:val="28"/>
+          <w:szCs w:val="28"/>
+        </w:rPr>
+        <w:t>встречаться</w:t>
+      </w:r>
+      <w:r>
+        <w:rPr>
+          <w:rFonts w:ascii="Times New Roman" w:hAnsi="Times New Roman" w:cs="Times New Roman"/>
+          <w:color w:val="000000"/>
+          <w:sz w:val="28"/>
+          <w:szCs w:val="28"/>
+        </w:rPr>
+        <w:t xml:space="preserve"> в </w:t>
+      </w:r>
+      <w:r>
+        <w:rPr>
+          <w:rFonts w:ascii="Times New Roman" w:hAnsi="Times New Roman" w:cs="Times New Roman"/>
+          <w:color w:val="000000"/>
+          <w:sz w:val="28"/>
+          <w:szCs w:val="28"/>
+        </w:rPr>
+        <w:t>разных формах</w:t>
+      </w:r>
+      <w:r>
+        <w:rPr>
+          <w:rFonts w:ascii="Times New Roman" w:hAnsi="Times New Roman" w:cs="Times New Roman"/>
+          <w:color w:val="000000"/>
+          <w:sz w:val="28"/>
+          <w:szCs w:val="28"/>
+        </w:rPr>
+        <w:t>:</w:t>
+      </w:r>
+      <w:r>
+        <w:rPr>
+          <w:rFonts w:ascii="Times New Roman" w:hAnsi="Times New Roman" w:cs="Times New Roman"/>
+          <w:color w:val="000000"/>
+          <w:sz w:val="28"/>
+          <w:szCs w:val="28"/>
+        </w:rPr>
+        <w:t xml:space="preserve"> например, </w:t>
+      </w:r>
+      <w:r>
+        <w:rPr>
+          <w:rFonts w:ascii="Times New Roman" w:hAnsi="Times New Roman" w:cs="Times New Roman"/>
+          <w:color w:val="000000"/>
+          <w:sz w:val="28"/>
+          <w:szCs w:val="28"/>
+        </w:rPr>
+        <w:t xml:space="preserve"> «Свердловская область» </w:t>
+      </w:r>
+      <w:r>
+        <w:rPr>
+          <w:rFonts w:ascii="Times New Roman" w:hAnsi="Times New Roman" w:cs="Times New Roman"/>
+          <w:sz w:val="28"/>
+          <w:szCs w:val="28"/>
+        </w:rPr>
+        <w:t xml:space="preserve">и </w:t>
       </w:r>
       <w:r>
         <w:rPr>
@@ -5877,29 +6698,28 @@
           <w:sz w:val="28"/>
           <w:szCs w:val="28"/>
         </w:rPr>
-        <w:t>—</w:t>
-      </w:r>
-      <w:r>
-        <w:rPr>
-          <w:rFonts w:ascii="Times New Roman" w:hAnsi="Times New Roman" w:cs="Times New Roman"/>
-          <w:sz w:val="28"/>
-          <w:szCs w:val="28"/>
-        </w:rPr>
-        <w:t xml:space="preserve"> «улице Ленина». Следовательно, для корректного извлечения сущностей необходимо учитывать морфологические формы слов.</w:t>
-      </w:r>
-      <w:r>
-        <w:rPr>
-          <w:rFonts w:ascii="Times New Roman" w:hAnsi="Times New Roman" w:cs="Times New Roman"/>
-          <w:sz w:val="28"/>
-          <w:szCs w:val="28"/>
-        </w:rPr>
-        <w:t xml:space="preserve"> </w:t>
+        <w:t>и</w:t>
+      </w:r>
+      <w:r>
+        <w:rPr>
+          <w:rFonts w:ascii="Times New Roman" w:hAnsi="Times New Roman" w:cs="Times New Roman"/>
+          <w:sz w:val="28"/>
+          <w:szCs w:val="28"/>
+        </w:rPr>
+        <w:t xml:space="preserve"> «улице Ленина». </w:t>
+      </w:r>
+      <w:r>
+        <w:rPr>
+          <w:rFonts w:ascii="Times New Roman" w:hAnsi="Times New Roman" w:cs="Times New Roman"/>
+          <w:sz w:val="28"/>
+          <w:szCs w:val="28"/>
+        </w:rPr>
+        <w:t>Из-за этого при разборе текста необходимо учитывать падежные формы и другие грамматические особенности слов.</w:t>
       </w:r>
     </w:p>
     <w:p>
       <w:pPr>
         <w:spacing w:line="360" w:lineRule="auto"/>
-        <w:ind w:firstLine="708"/>
         <w:jc w:val="both"/>
         <w:rPr>
           <w:rFonts w:ascii="Times New Roman" w:hAnsi="Times New Roman" w:cs="Times New Roman"/>
@@ -5907,23 +6727,17 @@
           <w:szCs w:val="28"/>
         </w:rPr>
       </w:pPr>
-      <w:r>
-        <w:rPr>
-          <w:rFonts w:ascii="Times New Roman" w:hAnsi="Times New Roman" w:cs="Times New Roman"/>
-          <w:sz w:val="28"/>
-          <w:szCs w:val="28"/>
-        </w:rPr>
-        <w:t xml:space="preserve">Таким образом, несмотря на наличие нормативно заданной структуры, реальные адреса в русскоязычных текстах обладают высокой степенью </w:t>
-      </w:r>
-      <w:r>
-        <w:rPr>
-          <w:rFonts w:ascii="Times New Roman" w:hAnsi="Times New Roman" w:cs="Times New Roman"/>
-          <w:sz w:val="28"/>
-          <w:szCs w:val="28"/>
-        </w:rPr>
-        <w:lastRenderedPageBreak/>
-        <w:t>вариативности и слабо структурированы. Это обуславливает необходимость использования гибких методов анализа, способных учитывать различные варианты записи адресной информации, таких как контекстно-свободные грамматики и алгоритмы синтаксического разбора.</w:t>
-      </w:r>
+    </w:p>
+    <w:p>
+      <w:pPr>
+        <w:spacing w:line="360" w:lineRule="auto"/>
+        <w:jc w:val="both"/>
+        <w:rPr>
+          <w:rFonts w:ascii="Times New Roman" w:hAnsi="Times New Roman" w:cs="Times New Roman"/>
+          <w:sz w:val="28"/>
+          <w:szCs w:val="28"/>
+        </w:rPr>
+      </w:pPr>
     </w:p>
     <w:p>
       <w:pPr>
@@ -5943,7 +6757,7 @@
           <w:szCs w:val="28"/>
         </w:rPr>
       </w:pPr>
-      <w:bookmarkStart w:id="5" w:name="_Toc229399149"/>
+      <w:bookmarkStart w:id="5" w:name="_Toc229491666"/>
       <w:r>
         <w:rPr>
           <w:rFonts w:ascii="Times New Roman" w:hAnsi="Times New Roman" w:cs="Times New Roman"/>
@@ -5951,6 +6765,7 @@
           <w:sz w:val="28"/>
           <w:szCs w:val="28"/>
         </w:rPr>
+        <w:lastRenderedPageBreak/>
         <w:t>Методы решения задачи извлечения именованных сущностей</w:t>
       </w:r>
       <w:bookmarkEnd w:id="5"/>
@@ -5972,7 +6787,97 @@
           <w:sz w:val="28"/>
           <w:szCs w:val="28"/>
         </w:rPr>
-        <w:t>Существующие подходы к решению задачи извлечения именованных сущностей можно разделить на 2 основные группы: методы, основанные на правилах, и методы машинного обучения</w:t>
+        <w:t>Современные</w:t>
+      </w:r>
+      <w:r>
+        <w:rPr>
+          <w:rFonts w:ascii="Times New Roman" w:hAnsi="Times New Roman" w:cs="Times New Roman"/>
+          <w:sz w:val="28"/>
+          <w:szCs w:val="28"/>
+        </w:rPr>
+        <w:t xml:space="preserve"> подходы </w:t>
+      </w:r>
+      <w:r>
+        <w:rPr>
+          <w:rFonts w:ascii="Times New Roman" w:hAnsi="Times New Roman" w:cs="Times New Roman"/>
+          <w:sz w:val="28"/>
+          <w:szCs w:val="28"/>
+        </w:rPr>
+        <w:t xml:space="preserve">извлечения именованных сущностей </w:t>
+      </w:r>
+      <w:r>
+        <w:rPr>
+          <w:rFonts w:ascii="Times New Roman" w:hAnsi="Times New Roman" w:cs="Times New Roman"/>
+          <w:sz w:val="28"/>
+          <w:szCs w:val="28"/>
+        </w:rPr>
+        <w:t xml:space="preserve">из текстов </w:t>
+      </w:r>
+      <w:r>
+        <w:rPr>
+          <w:rFonts w:ascii="Times New Roman" w:hAnsi="Times New Roman" w:cs="Times New Roman"/>
+          <w:sz w:val="28"/>
+          <w:szCs w:val="28"/>
+        </w:rPr>
+        <w:t>можно разделить на 2 основные группы: методы, основанные на правилах</w:t>
+      </w:r>
+      <w:r>
+        <w:rPr>
+          <w:rFonts w:ascii="Times New Roman" w:hAnsi="Times New Roman" w:cs="Times New Roman"/>
+          <w:sz w:val="28"/>
+          <w:szCs w:val="28"/>
+        </w:rPr>
+        <w:t xml:space="preserve"> (</w:t>
+      </w:r>
+      <w:r>
+        <w:rPr>
+          <w:rFonts w:ascii="Times New Roman" w:hAnsi="Times New Roman" w:cs="Times New Roman"/>
+          <w:sz w:val="28"/>
+          <w:szCs w:val="28"/>
+          <w:lang w:val="en-US"/>
+        </w:rPr>
+        <w:t>rule</w:t>
+      </w:r>
+      <w:r>
+        <w:rPr>
+          <w:rFonts w:ascii="Times New Roman" w:hAnsi="Times New Roman" w:cs="Times New Roman"/>
+          <w:sz w:val="28"/>
+          <w:szCs w:val="28"/>
+        </w:rPr>
+        <w:t>-</w:t>
+      </w:r>
+      <w:r>
+        <w:rPr>
+          <w:rFonts w:ascii="Times New Roman" w:hAnsi="Times New Roman" w:cs="Times New Roman"/>
+          <w:sz w:val="28"/>
+          <w:szCs w:val="28"/>
+          <w:lang w:val="en-US"/>
+        </w:rPr>
+        <w:t>based</w:t>
+      </w:r>
+      <w:r>
+        <w:rPr>
+          <w:rFonts w:ascii="Times New Roman" w:hAnsi="Times New Roman" w:cs="Times New Roman"/>
+          <w:sz w:val="28"/>
+          <w:szCs w:val="28"/>
+        </w:rPr>
+        <w:t xml:space="preserve"> </w:t>
+      </w:r>
+      <w:r>
+        <w:rPr>
+          <w:rFonts w:ascii="Times New Roman" w:hAnsi="Times New Roman" w:cs="Times New Roman"/>
+          <w:sz w:val="28"/>
+          <w:szCs w:val="28"/>
+        </w:rPr>
+        <w:t>методы)</w:t>
+      </w:r>
+      <w:r>
+        <w:rPr>
+          <w:rFonts w:ascii="Times New Roman" w:hAnsi="Times New Roman" w:cs="Times New Roman"/>
+          <w:sz w:val="28"/>
+          <w:szCs w:val="28"/>
+        </w:rPr>
+        <w:t>, и методы машинного обучения</w:t>
       </w:r>
       <w:r>
         <w:rPr>
@@ -6091,71 +6996,71 @@
           <w:sz w:val="28"/>
           <w:szCs w:val="28"/>
         </w:rPr>
-        <w:t xml:space="preserve">Данный класс методов предлагает </w:t>
-      </w:r>
-      <w:r>
-        <w:rPr>
-          <w:rFonts w:ascii="Times New Roman" w:hAnsi="Times New Roman" w:cs="Times New Roman"/>
-          <w:sz w:val="28"/>
-          <w:szCs w:val="28"/>
-        </w:rPr>
-        <w:t xml:space="preserve">использовать </w:t>
-      </w:r>
-      <w:r>
-        <w:rPr>
-          <w:rFonts w:ascii="Times New Roman" w:hAnsi="Times New Roman" w:cs="Times New Roman"/>
-          <w:sz w:val="28"/>
-          <w:szCs w:val="28"/>
-        </w:rPr>
-        <w:t xml:space="preserve">системы с </w:t>
-      </w:r>
-      <w:r>
-        <w:rPr>
-          <w:rFonts w:ascii="Times New Roman" w:hAnsi="Times New Roman" w:cs="Times New Roman"/>
-          <w:sz w:val="28"/>
-          <w:szCs w:val="28"/>
-        </w:rPr>
-        <w:t>заранее заданны</w:t>
-      </w:r>
-      <w:r>
-        <w:rPr>
-          <w:rFonts w:ascii="Times New Roman" w:hAnsi="Times New Roman" w:cs="Times New Roman"/>
-          <w:sz w:val="28"/>
-          <w:szCs w:val="28"/>
-        </w:rPr>
-        <w:t>ми</w:t>
-      </w:r>
-      <w:r>
-        <w:rPr>
-          <w:rFonts w:ascii="Times New Roman" w:hAnsi="Times New Roman" w:cs="Times New Roman"/>
-          <w:sz w:val="28"/>
-          <w:szCs w:val="28"/>
-        </w:rPr>
-        <w:t xml:space="preserve"> правил</w:t>
-      </w:r>
-      <w:r>
-        <w:rPr>
-          <w:rFonts w:ascii="Times New Roman" w:hAnsi="Times New Roman" w:cs="Times New Roman"/>
-          <w:sz w:val="28"/>
-          <w:szCs w:val="28"/>
-        </w:rPr>
-        <w:t>ами</w:t>
-      </w:r>
-      <w:r>
-        <w:rPr>
-          <w:rFonts w:ascii="Times New Roman" w:hAnsi="Times New Roman" w:cs="Times New Roman"/>
-          <w:sz w:val="28"/>
-          <w:szCs w:val="28"/>
-        </w:rPr>
-        <w:t>, словар</w:t>
-      </w:r>
-      <w:r>
-        <w:rPr>
-          <w:rFonts w:ascii="Times New Roman" w:hAnsi="Times New Roman" w:cs="Times New Roman"/>
-          <w:sz w:val="28"/>
-          <w:szCs w:val="28"/>
-        </w:rPr>
-        <w:t>ями</w:t>
+        <w:t>Представленный</w:t>
+      </w:r>
+      <w:r>
+        <w:rPr>
+          <w:rFonts w:ascii="Times New Roman" w:hAnsi="Times New Roman" w:cs="Times New Roman"/>
+          <w:sz w:val="28"/>
+          <w:szCs w:val="28"/>
+        </w:rPr>
+        <w:t xml:space="preserve"> </w:t>
+      </w:r>
+      <w:r>
+        <w:rPr>
+          <w:rFonts w:ascii="Times New Roman" w:hAnsi="Times New Roman" w:cs="Times New Roman"/>
+          <w:sz w:val="28"/>
+          <w:szCs w:val="28"/>
+        </w:rPr>
+        <w:t>подход</w:t>
+      </w:r>
+      <w:r>
+        <w:rPr>
+          <w:rFonts w:ascii="Times New Roman" w:hAnsi="Times New Roman" w:cs="Times New Roman"/>
+          <w:sz w:val="28"/>
+          <w:szCs w:val="28"/>
+        </w:rPr>
+        <w:t xml:space="preserve"> подразумевает</w:t>
+      </w:r>
+      <w:r>
+        <w:rPr>
+          <w:rFonts w:ascii="Times New Roman" w:hAnsi="Times New Roman" w:cs="Times New Roman"/>
+          <w:sz w:val="28"/>
+          <w:szCs w:val="28"/>
+        </w:rPr>
+        <w:t xml:space="preserve"> </w:t>
+      </w:r>
+      <w:r>
+        <w:rPr>
+          <w:rFonts w:ascii="Times New Roman" w:hAnsi="Times New Roman" w:cs="Times New Roman"/>
+          <w:sz w:val="28"/>
+          <w:szCs w:val="28"/>
+        </w:rPr>
+        <w:t>использование</w:t>
+      </w:r>
+      <w:r>
+        <w:rPr>
+          <w:rFonts w:ascii="Times New Roman" w:hAnsi="Times New Roman" w:cs="Times New Roman"/>
+          <w:sz w:val="28"/>
+          <w:szCs w:val="28"/>
+        </w:rPr>
+        <w:t xml:space="preserve"> заранее заданных</w:t>
+      </w:r>
+      <w:r>
+        <w:rPr>
+          <w:rFonts w:ascii="Times New Roman" w:hAnsi="Times New Roman" w:cs="Times New Roman"/>
+          <w:sz w:val="28"/>
+          <w:szCs w:val="28"/>
+        </w:rPr>
+        <w:t xml:space="preserve"> правил, словар</w:t>
+      </w:r>
+      <w:r>
+        <w:rPr>
+          <w:rFonts w:ascii="Times New Roman" w:hAnsi="Times New Roman" w:cs="Times New Roman"/>
+          <w:sz w:val="28"/>
+          <w:szCs w:val="28"/>
+        </w:rPr>
+        <w:t>ей</w:t>
       </w:r>
       <w:r>
         <w:rPr>
@@ -6171,31 +7076,151 @@
           <w:sz w:val="28"/>
           <w:szCs w:val="28"/>
         </w:rPr>
-        <w:t>ами</w:t>
-      </w:r>
-      <w:r>
-        <w:rPr>
-          <w:rFonts w:ascii="Times New Roman" w:hAnsi="Times New Roman" w:cs="Times New Roman"/>
-          <w:sz w:val="28"/>
-          <w:szCs w:val="28"/>
-        </w:rPr>
-        <w:t xml:space="preserve"> для извлечения сущностей из текстов. Правила могут описываться с помощью регулярных выражений, синтаксических конструкций или грамматик.</w:t>
-      </w:r>
-      <w:r>
-        <w:rPr>
-          <w:rFonts w:ascii="Times New Roman" w:hAnsi="Times New Roman" w:cs="Times New Roman"/>
-          <w:sz w:val="28"/>
-          <w:szCs w:val="28"/>
-        </w:rPr>
-        <w:t xml:space="preserve"> </w:t>
-      </w:r>
-      <w:r>
-        <w:rPr>
-          <w:rFonts w:ascii="Times New Roman" w:hAnsi="Times New Roman" w:cs="Times New Roman"/>
-          <w:sz w:val="28"/>
-          <w:szCs w:val="28"/>
-        </w:rPr>
-        <w:t>Подобные методы требуют значительных трудозатрат на этапе разработки, поскольку правила формируются вручную и должны учитывать особенности предметной области.</w:t>
+        <w:t>ов</w:t>
+      </w:r>
+      <w:r>
+        <w:rPr>
+          <w:rFonts w:ascii="Times New Roman" w:hAnsi="Times New Roman" w:cs="Times New Roman"/>
+          <w:sz w:val="28"/>
+          <w:szCs w:val="28"/>
+        </w:rPr>
+        <w:t xml:space="preserve"> для поиска сущностей из текстов. В качестве правил могут использоваться </w:t>
+      </w:r>
+      <w:r>
+        <w:rPr>
+          <w:rFonts w:ascii="Times New Roman" w:hAnsi="Times New Roman" w:cs="Times New Roman"/>
+          <w:sz w:val="28"/>
+          <w:szCs w:val="28"/>
+        </w:rPr>
+        <w:t>грамматик</w:t>
+      </w:r>
+      <w:r>
+        <w:rPr>
+          <w:rFonts w:ascii="Times New Roman" w:hAnsi="Times New Roman" w:cs="Times New Roman"/>
+          <w:sz w:val="28"/>
+          <w:szCs w:val="28"/>
+        </w:rPr>
+        <w:t>и</w:t>
+      </w:r>
+      <w:r>
+        <w:rPr>
+          <w:rFonts w:ascii="Times New Roman" w:hAnsi="Times New Roman" w:cs="Times New Roman"/>
+          <w:sz w:val="28"/>
+          <w:szCs w:val="28"/>
+        </w:rPr>
+        <w:t>, синтаксически</w:t>
+      </w:r>
+      <w:r>
+        <w:rPr>
+          <w:rFonts w:ascii="Times New Roman" w:hAnsi="Times New Roman" w:cs="Times New Roman"/>
+          <w:sz w:val="28"/>
+          <w:szCs w:val="28"/>
+        </w:rPr>
+        <w:t>е</w:t>
+      </w:r>
+      <w:r>
+        <w:rPr>
+          <w:rFonts w:ascii="Times New Roman" w:hAnsi="Times New Roman" w:cs="Times New Roman"/>
+          <w:sz w:val="28"/>
+          <w:szCs w:val="28"/>
+        </w:rPr>
+        <w:t xml:space="preserve"> конструкци</w:t>
+      </w:r>
+      <w:r>
+        <w:rPr>
+          <w:rFonts w:ascii="Times New Roman" w:hAnsi="Times New Roman" w:cs="Times New Roman"/>
+          <w:sz w:val="28"/>
+          <w:szCs w:val="28"/>
+        </w:rPr>
+        <w:t>и</w:t>
+      </w:r>
+      <w:r>
+        <w:rPr>
+          <w:rFonts w:ascii="Times New Roman" w:hAnsi="Times New Roman" w:cs="Times New Roman"/>
+          <w:sz w:val="28"/>
+          <w:szCs w:val="28"/>
+        </w:rPr>
+        <w:t xml:space="preserve"> или </w:t>
+      </w:r>
+      <w:r>
+        <w:rPr>
+          <w:rFonts w:ascii="Times New Roman" w:hAnsi="Times New Roman" w:cs="Times New Roman"/>
+          <w:sz w:val="28"/>
+          <w:szCs w:val="28"/>
+        </w:rPr>
+        <w:t>регулярные выражения</w:t>
+      </w:r>
+      <w:r>
+        <w:rPr>
+          <w:rFonts w:ascii="Times New Roman" w:hAnsi="Times New Roman" w:cs="Times New Roman"/>
+          <w:sz w:val="28"/>
+          <w:szCs w:val="28"/>
+        </w:rPr>
+        <w:t>.</w:t>
+      </w:r>
+      <w:r>
+        <w:rPr>
+          <w:rFonts w:ascii="Times New Roman" w:hAnsi="Times New Roman" w:cs="Times New Roman"/>
+          <w:sz w:val="28"/>
+          <w:szCs w:val="28"/>
+        </w:rPr>
+        <w:t xml:space="preserve"> Тем не менее, п</w:t>
+      </w:r>
+      <w:r>
+        <w:rPr>
+          <w:rFonts w:ascii="Times New Roman" w:hAnsi="Times New Roman" w:cs="Times New Roman"/>
+          <w:sz w:val="28"/>
+          <w:szCs w:val="28"/>
+        </w:rPr>
+        <w:t xml:space="preserve">одобные методы требуют </w:t>
+      </w:r>
+      <w:r>
+        <w:rPr>
+          <w:rFonts w:ascii="Times New Roman" w:hAnsi="Times New Roman" w:cs="Times New Roman"/>
+          <w:sz w:val="28"/>
+          <w:szCs w:val="28"/>
+        </w:rPr>
+        <w:t>ручного формирования</w:t>
+      </w:r>
+      <w:r>
+        <w:rPr>
+          <w:rFonts w:ascii="Times New Roman" w:hAnsi="Times New Roman" w:cs="Times New Roman"/>
+          <w:sz w:val="28"/>
+          <w:szCs w:val="28"/>
+        </w:rPr>
+        <w:t xml:space="preserve"> таких правил</w:t>
+      </w:r>
+      <w:r>
+        <w:rPr>
+          <w:rFonts w:ascii="Times New Roman" w:hAnsi="Times New Roman" w:cs="Times New Roman"/>
+          <w:sz w:val="28"/>
+          <w:szCs w:val="28"/>
+        </w:rPr>
+        <w:t xml:space="preserve"> и </w:t>
+      </w:r>
+      <w:r>
+        <w:rPr>
+          <w:rFonts w:ascii="Times New Roman" w:hAnsi="Times New Roman" w:cs="Times New Roman"/>
+          <w:sz w:val="28"/>
+          <w:szCs w:val="28"/>
+        </w:rPr>
+        <w:t xml:space="preserve">значительных трудозатрат на этапе разработки, поскольку правила должны учитывать особенности </w:t>
+      </w:r>
+      <w:r>
+        <w:rPr>
+          <w:rFonts w:ascii="Times New Roman" w:hAnsi="Times New Roman" w:cs="Times New Roman"/>
+          <w:sz w:val="28"/>
+          <w:szCs w:val="28"/>
+        </w:rPr>
+        <w:t xml:space="preserve">конкретной </w:t>
+      </w:r>
+      <w:r>
+        <w:rPr>
+          <w:rFonts w:ascii="Times New Roman" w:hAnsi="Times New Roman" w:cs="Times New Roman"/>
+          <w:sz w:val="28"/>
+          <w:szCs w:val="28"/>
+        </w:rPr>
+        <w:t>предметной области.</w:t>
       </w:r>
     </w:p>
     <w:p>
@@ -6215,7 +7240,73 @@
           <w:sz w:val="28"/>
           <w:szCs w:val="28"/>
         </w:rPr>
-        <w:t xml:space="preserve">Основными преимуществами таких методов являются высокая интерпретируемость и предсказуемость результатов благодаря длительной разработке и низкой обобщающей способности </w:t>
+        <w:t>Главными</w:t>
+      </w:r>
+      <w:r>
+        <w:rPr>
+          <w:rFonts w:ascii="Times New Roman" w:hAnsi="Times New Roman" w:cs="Times New Roman"/>
+          <w:sz w:val="28"/>
+          <w:szCs w:val="28"/>
+        </w:rPr>
+        <w:t xml:space="preserve"> преимуществами </w:t>
+      </w:r>
+      <w:r>
+        <w:rPr>
+          <w:rFonts w:ascii="Times New Roman" w:hAnsi="Times New Roman" w:cs="Times New Roman"/>
+          <w:sz w:val="28"/>
+          <w:szCs w:val="28"/>
+          <w:lang w:val="en-US"/>
+        </w:rPr>
+        <w:t>rule</w:t>
+      </w:r>
+      <w:r>
+        <w:rPr>
+          <w:rFonts w:ascii="Times New Roman" w:hAnsi="Times New Roman" w:cs="Times New Roman"/>
+          <w:sz w:val="28"/>
+          <w:szCs w:val="28"/>
+        </w:rPr>
+        <w:t>-</w:t>
+      </w:r>
+      <w:r>
+        <w:rPr>
+          <w:rFonts w:ascii="Times New Roman" w:hAnsi="Times New Roman" w:cs="Times New Roman"/>
+          <w:sz w:val="28"/>
+          <w:szCs w:val="28"/>
+          <w:lang w:val="en-US"/>
+        </w:rPr>
+        <w:t>based</w:t>
+      </w:r>
+      <w:r>
+        <w:rPr>
+          <w:rFonts w:ascii="Times New Roman" w:hAnsi="Times New Roman" w:cs="Times New Roman"/>
+          <w:sz w:val="28"/>
+          <w:szCs w:val="28"/>
+        </w:rPr>
+        <w:t xml:space="preserve"> методов</w:t>
+      </w:r>
+      <w:r>
+        <w:rPr>
+          <w:rFonts w:ascii="Times New Roman" w:hAnsi="Times New Roman" w:cs="Times New Roman"/>
+          <w:sz w:val="28"/>
+          <w:szCs w:val="28"/>
+        </w:rPr>
+        <w:t xml:space="preserve"> являются высокая интерпретируемость </w:t>
+      </w:r>
+      <w:r>
+        <w:rPr>
+          <w:rFonts w:ascii="Times New Roman" w:hAnsi="Times New Roman" w:cs="Times New Roman"/>
+          <w:sz w:val="28"/>
+          <w:szCs w:val="28"/>
+        </w:rPr>
+        <w:t>за счёт длительной разработки</w:t>
+      </w:r>
+      <w:r>
+        <w:rPr>
+          <w:rFonts w:ascii="Times New Roman" w:hAnsi="Times New Roman" w:cs="Times New Roman"/>
+          <w:sz w:val="28"/>
+          <w:szCs w:val="28"/>
+        </w:rPr>
+        <w:t xml:space="preserve"> и низкой обобщающей способности </w:t>
       </w:r>
       <w:r>
         <w:rPr>
@@ -6286,23 +7377,71 @@
           <w:sz w:val="28"/>
           <w:szCs w:val="28"/>
         </w:rPr>
-        <w:t xml:space="preserve">Каждое решение системы может быть </w:t>
-      </w:r>
-      <w:r>
-        <w:rPr>
-          <w:rFonts w:ascii="Times New Roman" w:hAnsi="Times New Roman" w:cs="Times New Roman"/>
-          <w:sz w:val="28"/>
-          <w:szCs w:val="28"/>
-        </w:rPr>
-        <w:t xml:space="preserve">объяснено через набор определённых правил, а детерминированность алгоритмов обеспечивает высокую предсказуемость, повторяемость и точность результата, исключая случайные ошибки или шумы. Однако недостатком представленных методов является </w:t>
-      </w:r>
-      <w:r>
-        <w:rPr>
-          <w:rFonts w:ascii="Times New Roman" w:hAnsi="Times New Roman" w:cs="Times New Roman"/>
-          <w:sz w:val="28"/>
-          <w:szCs w:val="28"/>
-        </w:rPr>
-        <w:t>сложность поддержки при расширении предметной области.</w:t>
+        <w:t xml:space="preserve">Каждое </w:t>
+      </w:r>
+      <w:r>
+        <w:rPr>
+          <w:rFonts w:ascii="Times New Roman" w:hAnsi="Times New Roman" w:cs="Times New Roman"/>
+          <w:sz w:val="28"/>
+          <w:szCs w:val="28"/>
+        </w:rPr>
+        <w:t>полученное решение</w:t>
+      </w:r>
+      <w:r>
+        <w:rPr>
+          <w:rFonts w:ascii="Times New Roman" w:hAnsi="Times New Roman" w:cs="Times New Roman"/>
+          <w:sz w:val="28"/>
+          <w:szCs w:val="28"/>
+        </w:rPr>
+        <w:t xml:space="preserve"> может быть </w:t>
+      </w:r>
+      <w:r>
+        <w:rPr>
+          <w:rFonts w:ascii="Times New Roman" w:hAnsi="Times New Roman" w:cs="Times New Roman"/>
+          <w:sz w:val="28"/>
+          <w:szCs w:val="28"/>
+        </w:rPr>
+        <w:t>объяснено набор</w:t>
+      </w:r>
+      <w:r>
+        <w:rPr>
+          <w:rFonts w:ascii="Times New Roman" w:hAnsi="Times New Roman" w:cs="Times New Roman"/>
+          <w:sz w:val="28"/>
+          <w:szCs w:val="28"/>
+        </w:rPr>
+        <w:t>ом</w:t>
+      </w:r>
+      <w:r>
+        <w:rPr>
+          <w:rFonts w:ascii="Times New Roman" w:hAnsi="Times New Roman" w:cs="Times New Roman"/>
+          <w:sz w:val="28"/>
+          <w:szCs w:val="28"/>
+        </w:rPr>
+        <w:t xml:space="preserve"> определённых правил, а детерминированность алгоритмов обеспечивает высокую предсказуемость, повторяемость и </w:t>
+      </w:r>
+      <w:r>
+        <w:rPr>
+          <w:rFonts w:ascii="Times New Roman" w:hAnsi="Times New Roman" w:cs="Times New Roman"/>
+          <w:sz w:val="28"/>
+          <w:szCs w:val="28"/>
+        </w:rPr>
+        <w:t>стабильность</w:t>
+      </w:r>
+      <w:r>
+        <w:rPr>
+          <w:rFonts w:ascii="Times New Roman" w:hAnsi="Times New Roman" w:cs="Times New Roman"/>
+          <w:sz w:val="28"/>
+          <w:szCs w:val="28"/>
+        </w:rPr>
+        <w:t xml:space="preserve"> результата, исключая случайные о</w:t>
+      </w:r>
+      <w:r>
+        <w:rPr>
+          <w:rFonts w:ascii="Times New Roman" w:hAnsi="Times New Roman" w:cs="Times New Roman"/>
+          <w:sz w:val="28"/>
+          <w:szCs w:val="28"/>
+        </w:rPr>
+        <w:t>шибки или шумы.</w:t>
       </w:r>
     </w:p>
     <w:p>
@@ -6340,16 +7479,63 @@
           <w:sz w:val="28"/>
           <w:szCs w:val="28"/>
         </w:rPr>
-        <w:t xml:space="preserve">Вторая группа методов основана на применении статистических и нейросетевых моделей. Их можно разделить </w:t>
-      </w:r>
-      <w:r>
-        <w:rPr>
-          <w:rFonts w:ascii="Times New Roman" w:hAnsi="Times New Roman" w:cs="Times New Roman"/>
-          <w:sz w:val="28"/>
-          <w:szCs w:val="28"/>
-        </w:rPr>
-        <w:lastRenderedPageBreak/>
-        <w:t xml:space="preserve">на методы с ручным извлечением признаков </w:t>
+        <w:t>Эти методы основаны</w:t>
+      </w:r>
+      <w:r>
+        <w:rPr>
+          <w:rFonts w:ascii="Times New Roman" w:hAnsi="Times New Roman" w:cs="Times New Roman"/>
+          <w:sz w:val="28"/>
+          <w:szCs w:val="28"/>
+        </w:rPr>
+        <w:t xml:space="preserve"> на применении статистических и нейросетевых моделей</w:t>
+      </w:r>
+      <w:r>
+        <w:rPr>
+          <w:rFonts w:ascii="Times New Roman" w:hAnsi="Times New Roman" w:cs="Times New Roman"/>
+          <w:sz w:val="28"/>
+          <w:szCs w:val="28"/>
+        </w:rPr>
+        <w:t xml:space="preserve"> для автоматического выделения сущностей из текстов</w:t>
+      </w:r>
+      <w:r>
+        <w:rPr>
+          <w:rFonts w:ascii="Times New Roman" w:hAnsi="Times New Roman" w:cs="Times New Roman"/>
+          <w:sz w:val="28"/>
+          <w:szCs w:val="28"/>
+        </w:rPr>
+        <w:t>.</w:t>
+      </w:r>
+      <w:r>
+        <w:rPr>
+          <w:rFonts w:ascii="Times New Roman" w:hAnsi="Times New Roman" w:cs="Times New Roman"/>
+          <w:sz w:val="28"/>
+          <w:szCs w:val="28"/>
+        </w:rPr>
+        <w:t xml:space="preserve"> </w:t>
+      </w:r>
+      <w:r>
+        <w:rPr>
+          <w:rFonts w:ascii="Times New Roman" w:hAnsi="Times New Roman" w:cs="Times New Roman"/>
+          <w:sz w:val="28"/>
+          <w:szCs w:val="28"/>
+        </w:rPr>
+        <w:t>И</w:t>
+      </w:r>
+      <w:r>
+        <w:rPr>
+          <w:rFonts w:ascii="Times New Roman" w:hAnsi="Times New Roman" w:cs="Times New Roman"/>
+          <w:sz w:val="28"/>
+          <w:szCs w:val="28"/>
+        </w:rPr>
+        <w:t>х</w:t>
+      </w:r>
+      <w:r>
+        <w:rPr>
+          <w:rFonts w:ascii="Times New Roman" w:hAnsi="Times New Roman" w:cs="Times New Roman"/>
+          <w:sz w:val="28"/>
+          <w:szCs w:val="28"/>
+        </w:rPr>
+        <w:t xml:space="preserve"> можно разделить на методы с ручным извлечением признаков </w:t>
       </w:r>
       <w:r>
         <w:rPr>
@@ -6424,15 +7610,86 @@
           <w:sz w:val="28"/>
           <w:szCs w:val="28"/>
         </w:rPr>
-        <w:t xml:space="preserve">модели (модели полного цикла), работающие напрямую с текстом </w:t>
-      </w:r>
-      <w:r>
-        <w:rPr>
-          <w:rFonts w:ascii="Times New Roman" w:hAnsi="Times New Roman" w:cs="Times New Roman"/>
-          <w:sz w:val="28"/>
-          <w:szCs w:val="28"/>
-        </w:rPr>
-        <w:t>[3]</w:t>
+        <w:t>модели (модели полного цикла</w:t>
+      </w:r>
+      <w:r>
+        <w:rPr>
+          <w:rFonts w:ascii="Times New Roman" w:hAnsi="Times New Roman" w:cs="Times New Roman"/>
+          <w:sz w:val="28"/>
+          <w:szCs w:val="28"/>
+        </w:rPr>
+        <w:t>)</w:t>
+      </w:r>
+      <w:r>
+        <w:rPr>
+          <w:rFonts w:ascii="Times New Roman" w:hAnsi="Times New Roman" w:cs="Times New Roman"/>
+          <w:sz w:val="28"/>
+          <w:szCs w:val="28"/>
+        </w:rPr>
+        <w:t xml:space="preserve"> </w:t>
+      </w:r>
+      <w:r>
+        <w:rPr>
+          <w:rFonts w:ascii="Times New Roman" w:hAnsi="Times New Roman" w:cs="Times New Roman"/>
+          <w:sz w:val="28"/>
+          <w:szCs w:val="28"/>
+        </w:rPr>
+        <w:t>[</w:t>
+      </w:r>
+      <w:r>
+        <w:rPr>
+          <w:rFonts w:ascii="Times New Roman" w:hAnsi="Times New Roman" w:cs="Times New Roman"/>
+          <w:sz w:val="28"/>
+          <w:szCs w:val="28"/>
+        </w:rPr>
+        <w:fldChar w:fldCharType="begin"/>
+      </w:r>
+      <w:r>
+        <w:rPr>
+          <w:rFonts w:ascii="Times New Roman" w:hAnsi="Times New Roman" w:cs="Times New Roman"/>
+          <w:sz w:val="28"/>
+          <w:szCs w:val="28"/>
+        </w:rPr>
+        <w:instrText xml:space="preserve"> REF _Ref229398860 \r \h </w:instrText>
+      </w:r>
+      <w:r>
+        <w:rPr>
+          <w:rFonts w:ascii="Times New Roman" w:hAnsi="Times New Roman" w:cs="Times New Roman"/>
+          <w:sz w:val="28"/>
+          <w:szCs w:val="28"/>
+        </w:rPr>
+      </w:r>
+      <w:r>
+        <w:rPr>
+          <w:rFonts w:ascii="Times New Roman" w:hAnsi="Times New Roman" w:cs="Times New Roman"/>
+          <w:sz w:val="28"/>
+          <w:szCs w:val="28"/>
+        </w:rPr>
+        <w:fldChar w:fldCharType="separate"/>
+      </w:r>
+      <w:r>
+        <w:rPr>
+          <w:rFonts w:ascii="Times New Roman" w:hAnsi="Times New Roman" w:cs="Times New Roman"/>
+          <w:sz w:val="28"/>
+          <w:szCs w:val="28"/>
+        </w:rPr>
+        <w:t>3</w:t>
+      </w:r>
+      <w:r>
+        <w:rPr>
+          <w:rFonts w:ascii="Times New Roman" w:hAnsi="Times New Roman" w:cs="Times New Roman"/>
+          <w:sz w:val="28"/>
+          <w:szCs w:val="28"/>
+        </w:rPr>
+        <w:fldChar w:fldCharType="end"/>
+      </w:r>
+      <w:r>
+        <w:rPr>
+          <w:rFonts w:ascii="Times New Roman" w:hAnsi="Times New Roman" w:cs="Times New Roman"/>
+          <w:sz w:val="28"/>
+          <w:szCs w:val="28"/>
+        </w:rPr>
+        <w:t>]</w:t>
       </w:r>
       <w:r>
         <w:rPr>
@@ -6460,47 +7717,24 @@
           <w:sz w:val="28"/>
           <w:szCs w:val="28"/>
         </w:rPr>
-        <w:t xml:space="preserve">Модели первой </w:t>
-      </w:r>
-      <w:r>
-        <w:rPr>
-          <w:rFonts w:ascii="Times New Roman" w:hAnsi="Times New Roman" w:cs="Times New Roman"/>
-          <w:sz w:val="28"/>
-          <w:szCs w:val="28"/>
-        </w:rPr>
-        <w:t>группы</w:t>
-      </w:r>
-      <w:r>
-        <w:rPr>
-          <w:rFonts w:ascii="Times New Roman" w:hAnsi="Times New Roman" w:cs="Times New Roman"/>
-          <w:sz w:val="28"/>
-          <w:szCs w:val="28"/>
-        </w:rPr>
-        <w:t xml:space="preserve"> используют признаки, полученные с помо</w:t>
-      </w:r>
-      <w:r>
-        <w:rPr>
-          <w:rFonts w:ascii="Times New Roman" w:hAnsi="Times New Roman" w:cs="Times New Roman"/>
-          <w:sz w:val="28"/>
-          <w:szCs w:val="28"/>
-        </w:rPr>
-        <w:t xml:space="preserve">щью лингвистического анализа: частеречевые теги, синтаксические зависимости, </w:t>
-      </w:r>
-      <w:r>
-        <w:rPr>
-          <w:rFonts w:ascii="Times New Roman" w:hAnsi="Times New Roman" w:cs="Times New Roman"/>
-          <w:sz w:val="28"/>
-          <w:szCs w:val="28"/>
-        </w:rPr>
-        <w:t>словарные признаки и внешние базы знаний.</w:t>
-      </w:r>
-      <w:r>
-        <w:rPr>
-          <w:rFonts w:ascii="Times New Roman" w:hAnsi="Times New Roman" w:cs="Times New Roman"/>
-          <w:sz w:val="28"/>
-          <w:szCs w:val="28"/>
-        </w:rPr>
-        <w:t xml:space="preserve"> Такие признаки позволяют учитывать структурные свойства языка, однако требуют предварительной обработки и настройки. </w:t>
+        <w:t>Первая группа методов использует</w:t>
+      </w:r>
+      <w:r>
+        <w:rPr>
+          <w:rFonts w:ascii="Times New Roman" w:hAnsi="Times New Roman" w:cs="Times New Roman"/>
+          <w:sz w:val="28"/>
+          <w:szCs w:val="28"/>
+        </w:rPr>
+        <w:t xml:space="preserve"> подготовленные лингвистические элементы: части речи, синтаксические особенности, словарные элементы и внешние базовые знания. Такие модели позволяют использовать сложный </w:t>
+      </w:r>
+      <w:r>
+        <w:rPr>
+          <w:rFonts w:ascii="Times New Roman" w:hAnsi="Times New Roman" w:cs="Times New Roman"/>
+          <w:sz w:val="28"/>
+          <w:szCs w:val="28"/>
+        </w:rPr>
+        <w:lastRenderedPageBreak/>
+        <w:t xml:space="preserve">язык, однако требуют предварительной обработки текста и настройки параметров пространства. </w:t>
       </w:r>
     </w:p>
     <w:p>
@@ -6519,120 +7753,107 @@
           <w:rFonts w:ascii="Times New Roman" w:hAnsi="Times New Roman" w:cs="Times New Roman"/>
           <w:sz w:val="28"/>
           <w:szCs w:val="28"/>
-        </w:rPr>
-        <w:t xml:space="preserve">Модели второй группы, </w:t>
-      </w:r>
-      <w:r>
-        <w:rPr>
-          <w:rFonts w:ascii="Times New Roman" w:hAnsi="Times New Roman" w:cs="Times New Roman"/>
-          <w:sz w:val="28"/>
-          <w:szCs w:val="28"/>
-        </w:rPr>
-        <w:t>построенные на основе</w:t>
-      </w:r>
-      <w:r>
-        <w:rPr>
-          <w:rFonts w:ascii="Times New Roman" w:hAnsi="Times New Roman" w:cs="Times New Roman"/>
-          <w:sz w:val="28"/>
-          <w:szCs w:val="28"/>
-        </w:rPr>
-        <w:t xml:space="preserve"> нейросетев</w:t>
-      </w:r>
-      <w:r>
-        <w:rPr>
-          <w:rFonts w:ascii="Times New Roman" w:hAnsi="Times New Roman" w:cs="Times New Roman"/>
-          <w:sz w:val="28"/>
-          <w:szCs w:val="28"/>
-        </w:rPr>
-        <w:t>ой</w:t>
-      </w:r>
-      <w:r>
-        <w:rPr>
-          <w:rFonts w:ascii="Times New Roman" w:hAnsi="Times New Roman" w:cs="Times New Roman"/>
-          <w:sz w:val="28"/>
-          <w:szCs w:val="28"/>
-        </w:rPr>
-        <w:t xml:space="preserve"> архитектуры, </w:t>
-      </w:r>
-      <w:r>
-        <w:rPr>
-          <w:rFonts w:ascii="Times New Roman" w:hAnsi="Times New Roman" w:cs="Times New Roman"/>
-          <w:sz w:val="28"/>
-          <w:szCs w:val="28"/>
-        </w:rPr>
-        <w:t xml:space="preserve">для работы с текстом </w:t>
-      </w:r>
-      <w:r>
-        <w:rPr>
-          <w:rFonts w:ascii="Times New Roman" w:hAnsi="Times New Roman" w:cs="Times New Roman"/>
-          <w:sz w:val="28"/>
-          <w:szCs w:val="28"/>
-        </w:rPr>
-        <w:t xml:space="preserve">и извлечения именованных сущностей </w:t>
-      </w:r>
-      <w:r>
-        <w:rPr>
-          <w:rFonts w:ascii="Times New Roman" w:hAnsi="Times New Roman" w:cs="Times New Roman"/>
-          <w:sz w:val="28"/>
-          <w:szCs w:val="28"/>
-        </w:rPr>
-        <w:t>использую</w:t>
-      </w:r>
-      <w:r>
-        <w:rPr>
-          <w:rFonts w:ascii="Times New Roman" w:hAnsi="Times New Roman" w:cs="Times New Roman"/>
-          <w:sz w:val="28"/>
-          <w:szCs w:val="28"/>
-        </w:rPr>
-        <w:t>т</w:t>
-      </w:r>
-      <w:r>
-        <w:rPr>
-          <w:rFonts w:ascii="Times New Roman" w:hAnsi="Times New Roman" w:cs="Times New Roman"/>
-          <w:sz w:val="28"/>
-          <w:szCs w:val="28"/>
-        </w:rPr>
-        <w:t xml:space="preserve"> векторное представление слов</w:t>
-      </w:r>
-      <w:r>
-        <w:rPr>
-          <w:rFonts w:ascii="Times New Roman" w:hAnsi="Times New Roman" w:cs="Times New Roman"/>
-          <w:sz w:val="28"/>
-          <w:szCs w:val="28"/>
-        </w:rPr>
-        <w:t xml:space="preserve"> и предобученные модели</w:t>
-      </w:r>
-      <w:r>
-        <w:rPr>
-          <w:rFonts w:ascii="Times New Roman" w:hAnsi="Times New Roman" w:cs="Times New Roman"/>
-          <w:sz w:val="28"/>
-          <w:szCs w:val="28"/>
-        </w:rPr>
-        <w:t xml:space="preserve">. </w:t>
-      </w:r>
-      <w:r>
-        <w:rPr>
-          <w:rFonts w:ascii="Times New Roman" w:hAnsi="Times New Roman" w:cs="Times New Roman"/>
-          <w:sz w:val="28"/>
-          <w:szCs w:val="28"/>
-        </w:rPr>
-        <w:t>Т</w:t>
-      </w:r>
-      <w:r>
-        <w:rPr>
-          <w:rFonts w:ascii="Times New Roman" w:hAnsi="Times New Roman" w:cs="Times New Roman"/>
-          <w:sz w:val="28"/>
-          <w:szCs w:val="28"/>
-        </w:rPr>
-        <w:t>акже применяются архитектуры, работающие на уровне символов, что особенно важно для языков с богатой морфологией, таких как русский. Комбинации нейронных сетей (например, Bi-LSTM) с вероятностными моделями (CRF) позволяют достигать высокого каче</w:t>
-      </w:r>
-      <w:r>
-        <w:rPr>
-          <w:rFonts w:ascii="Times New Roman" w:hAnsi="Times New Roman" w:cs="Times New Roman"/>
-          <w:sz w:val="28"/>
-          <w:szCs w:val="28"/>
-        </w:rPr>
-        <w:t xml:space="preserve">ства распознавания сущностей </w:t>
+          <w:lang w:val="en-US"/>
+        </w:rPr>
+        <w:t>End</w:t>
+      </w:r>
+      <w:r>
+        <w:rPr>
+          <w:rFonts w:ascii="Times New Roman" w:hAnsi="Times New Roman" w:cs="Times New Roman"/>
+          <w:sz w:val="28"/>
+          <w:szCs w:val="28"/>
+        </w:rPr>
+        <w:t>-</w:t>
+      </w:r>
+      <w:r>
+        <w:rPr>
+          <w:rFonts w:ascii="Times New Roman" w:hAnsi="Times New Roman" w:cs="Times New Roman"/>
+          <w:sz w:val="28"/>
+          <w:szCs w:val="28"/>
+          <w:lang w:val="en-US"/>
+        </w:rPr>
+        <w:t>to</w:t>
+      </w:r>
+      <w:r>
+        <w:rPr>
+          <w:rFonts w:ascii="Times New Roman" w:hAnsi="Times New Roman" w:cs="Times New Roman"/>
+          <w:sz w:val="28"/>
+          <w:szCs w:val="28"/>
+        </w:rPr>
+        <w:t>-</w:t>
+      </w:r>
+      <w:r>
+        <w:rPr>
+          <w:rFonts w:ascii="Times New Roman" w:hAnsi="Times New Roman" w:cs="Times New Roman"/>
+          <w:sz w:val="28"/>
+          <w:szCs w:val="28"/>
+          <w:lang w:val="en-US"/>
+        </w:rPr>
+        <w:t>end</w:t>
+      </w:r>
+      <w:r>
+        <w:rPr>
+          <w:rFonts w:ascii="Times New Roman" w:hAnsi="Times New Roman" w:cs="Times New Roman"/>
+          <w:sz w:val="28"/>
+          <w:szCs w:val="28"/>
+        </w:rPr>
+        <w:t xml:space="preserve"> </w:t>
+      </w:r>
+      <w:r>
+        <w:rPr>
+          <w:rFonts w:ascii="Times New Roman" w:hAnsi="Times New Roman" w:cs="Times New Roman"/>
+          <w:sz w:val="28"/>
+          <w:szCs w:val="28"/>
+        </w:rPr>
+        <w:t>модели работают непосредственно с текстом, и</w:t>
+      </w:r>
+      <w:r>
+        <w:rPr>
+          <w:rFonts w:ascii="Times New Roman" w:hAnsi="Times New Roman" w:cs="Times New Roman"/>
+          <w:sz w:val="28"/>
+          <w:szCs w:val="28"/>
+        </w:rPr>
+        <w:t>спользуя векторное представление</w:t>
+      </w:r>
+      <w:r>
+        <w:rPr>
+          <w:rFonts w:ascii="Times New Roman" w:hAnsi="Times New Roman" w:cs="Times New Roman"/>
+          <w:sz w:val="28"/>
+          <w:szCs w:val="28"/>
+        </w:rPr>
+        <w:t xml:space="preserve"> слов и предобученные языковые модели. Для русского языка особое значение имеют конструкции, наблюдающие морфологические особенности и работающие не только на уровне слов, но и на уровне символов. </w:t>
+      </w:r>
+      <w:r>
+        <w:rPr>
+          <w:rFonts w:ascii="Times New Roman" w:hAnsi="Times New Roman" w:cs="Times New Roman"/>
+          <w:sz w:val="28"/>
+          <w:szCs w:val="28"/>
+        </w:rPr>
+        <w:t>Кроме этого, н</w:t>
+      </w:r>
+      <w:r>
+        <w:rPr>
+          <w:rFonts w:ascii="Times New Roman" w:hAnsi="Times New Roman" w:cs="Times New Roman"/>
+          <w:sz w:val="28"/>
+          <w:szCs w:val="28"/>
+        </w:rPr>
+        <w:t>а практике распространены комбинированные модели, объединяющие нейронные сети и вероятностные</w:t>
+      </w:r>
+      <w:r>
+        <w:rPr>
+          <w:rFonts w:ascii="Times New Roman" w:hAnsi="Times New Roman" w:cs="Times New Roman"/>
+          <w:sz w:val="28"/>
+          <w:szCs w:val="28"/>
+        </w:rPr>
+        <w:t xml:space="preserve"> методы, например Bi-LSTM и CRF</w:t>
+      </w:r>
+      <w:r>
+        <w:rPr>
+          <w:rFonts w:ascii="Times New Roman" w:hAnsi="Times New Roman" w:cs="Times New Roman"/>
+          <w:sz w:val="28"/>
+          <w:szCs w:val="28"/>
+        </w:rPr>
+        <w:t xml:space="preserve"> </w:t>
       </w:r>
       <w:r>
         <w:rPr>
@@ -6723,7 +7944,15 @@
           <w:sz w:val="28"/>
           <w:szCs w:val="28"/>
         </w:rPr>
-        <w:t>В последние годы широкое распространение в задаче извлечения сущностей получили крупные языковые модели (</w:t>
+        <w:t>В последние годы для решения задач извлечения сущностей всё чаще применяются крупные языковы</w:t>
+      </w:r>
+      <w:r>
+        <w:rPr>
+          <w:rFonts w:ascii="Times New Roman" w:hAnsi="Times New Roman" w:cs="Times New Roman"/>
+          <w:sz w:val="28"/>
+          <w:szCs w:val="28"/>
+        </w:rPr>
+        <w:t>е модели (</w:t>
       </w:r>
       <w:r>
         <w:rPr>
@@ -6774,24 +8003,151 @@
           <w:sz w:val="28"/>
           <w:szCs w:val="28"/>
         </w:rPr>
-        <w:t xml:space="preserve">, </w:t>
-      </w:r>
-      <w:r>
-        <w:rPr>
-          <w:rFonts w:ascii="Times New Roman" w:hAnsi="Times New Roman" w:cs="Times New Roman"/>
-          <w:sz w:val="28"/>
-          <w:szCs w:val="28"/>
-          <w:lang w:val="en-US"/>
-        </w:rPr>
-        <w:t>LLM</w:t>
-      </w:r>
-      <w:r>
-        <w:rPr>
-          <w:rFonts w:ascii="Times New Roman" w:hAnsi="Times New Roman" w:cs="Times New Roman"/>
-          <w:sz w:val="28"/>
-          <w:szCs w:val="28"/>
-        </w:rPr>
-        <w:t>), которые способны с высокой точностью извлекать из текстов нужные для пользователя именованные сущности. Однако такие модели обладают рядом существенных ограничений: высокой вычислительной стоимостью, зависимостью от контекста и низкой интерпретируемостью. Кроме того, их применение в задача</w:t>
+        <w:t xml:space="preserve">, LLM). Такие модели способны </w:t>
+      </w:r>
+      <w:r>
+        <w:rPr>
+          <w:rFonts w:ascii="Times New Roman" w:hAnsi="Times New Roman" w:cs="Times New Roman"/>
+          <w:sz w:val="28"/>
+          <w:szCs w:val="28"/>
+        </w:rPr>
+        <w:t>с большой точностью извлекать</w:t>
+      </w:r>
+      <w:r>
+        <w:rPr>
+          <w:rFonts w:ascii="Times New Roman" w:hAnsi="Times New Roman" w:cs="Times New Roman"/>
+          <w:sz w:val="28"/>
+          <w:szCs w:val="28"/>
+        </w:rPr>
+        <w:t xml:space="preserve"> из </w:t>
+      </w:r>
+      <w:r>
+        <w:rPr>
+          <w:rFonts w:ascii="Times New Roman" w:hAnsi="Times New Roman" w:cs="Times New Roman"/>
+          <w:sz w:val="28"/>
+          <w:szCs w:val="28"/>
+        </w:rPr>
+        <w:t>текста нужные сущности, при этом, не используя</w:t>
+      </w:r>
+      <w:r>
+        <w:rPr>
+          <w:rFonts w:ascii="Times New Roman" w:hAnsi="Times New Roman" w:cs="Times New Roman"/>
+          <w:sz w:val="28"/>
+          <w:szCs w:val="28"/>
+        </w:rPr>
+        <w:t xml:space="preserve"> специаль</w:t>
+      </w:r>
+      <w:r>
+        <w:rPr>
+          <w:rFonts w:ascii="Times New Roman" w:hAnsi="Times New Roman" w:cs="Times New Roman"/>
+          <w:sz w:val="28"/>
+          <w:szCs w:val="28"/>
+        </w:rPr>
+        <w:t>ные</w:t>
+      </w:r>
+      <w:r>
+        <w:rPr>
+          <w:rFonts w:ascii="Times New Roman" w:hAnsi="Times New Roman" w:cs="Times New Roman"/>
+          <w:sz w:val="28"/>
+          <w:szCs w:val="28"/>
+        </w:rPr>
+        <w:t xml:space="preserve"> правил</w:t>
+      </w:r>
+      <w:r>
+        <w:rPr>
+          <w:rFonts w:ascii="Times New Roman" w:hAnsi="Times New Roman" w:cs="Times New Roman"/>
+          <w:sz w:val="28"/>
+          <w:szCs w:val="28"/>
+        </w:rPr>
+        <w:t>а</w:t>
+      </w:r>
+      <w:r>
+        <w:rPr>
+          <w:rFonts w:ascii="Times New Roman" w:hAnsi="Times New Roman" w:cs="Times New Roman"/>
+          <w:sz w:val="28"/>
+          <w:szCs w:val="28"/>
+        </w:rPr>
+        <w:t xml:space="preserve">. Однако их использование связано с рядом ограничений, среди которых </w:t>
+      </w:r>
+      <w:r>
+        <w:rPr>
+          <w:rFonts w:ascii="Times New Roman" w:hAnsi="Times New Roman" w:cs="Times New Roman"/>
+          <w:sz w:val="28"/>
+          <w:szCs w:val="28"/>
+        </w:rPr>
+        <w:t xml:space="preserve">можно </w:t>
+      </w:r>
+      <w:r>
+        <w:rPr>
+          <w:rFonts w:ascii="Times New Roman" w:hAnsi="Times New Roman" w:cs="Times New Roman"/>
+          <w:sz w:val="28"/>
+          <w:szCs w:val="28"/>
+        </w:rPr>
+        <w:t>отметить</w:t>
+      </w:r>
+      <w:r>
+        <w:rPr>
+          <w:rFonts w:ascii="Times New Roman" w:hAnsi="Times New Roman" w:cs="Times New Roman"/>
+          <w:sz w:val="28"/>
+          <w:szCs w:val="28"/>
+        </w:rPr>
+        <w:t xml:space="preserve"> высокую вычислительную</w:t>
+      </w:r>
+      <w:r>
+        <w:rPr>
+          <w:rFonts w:ascii="Times New Roman" w:hAnsi="Times New Roman" w:cs="Times New Roman"/>
+          <w:sz w:val="28"/>
+          <w:szCs w:val="28"/>
+        </w:rPr>
+        <w:t xml:space="preserve"> стоим</w:t>
+      </w:r>
+      <w:r>
+        <w:rPr>
+          <w:rFonts w:ascii="Times New Roman" w:hAnsi="Times New Roman" w:cs="Times New Roman"/>
+          <w:sz w:val="28"/>
+          <w:szCs w:val="28"/>
+        </w:rPr>
+        <w:t>ость, зависимость качества работы</w:t>
+      </w:r>
+      <w:r>
+        <w:rPr>
+          <w:rFonts w:ascii="Times New Roman" w:hAnsi="Times New Roman" w:cs="Times New Roman"/>
+          <w:sz w:val="28"/>
+          <w:szCs w:val="28"/>
+        </w:rPr>
+        <w:t xml:space="preserve"> от контекста и </w:t>
+      </w:r>
+      <w:r>
+        <w:rPr>
+          <w:rFonts w:ascii="Times New Roman" w:hAnsi="Times New Roman" w:cs="Times New Roman"/>
+          <w:sz w:val="28"/>
+          <w:szCs w:val="28"/>
+        </w:rPr>
+        <w:t>низк</w:t>
+      </w:r>
+      <w:r>
+        <w:rPr>
+          <w:rFonts w:ascii="Times New Roman" w:hAnsi="Times New Roman" w:cs="Times New Roman"/>
+          <w:sz w:val="28"/>
+          <w:szCs w:val="28"/>
+        </w:rPr>
+        <w:t>ую</w:t>
+      </w:r>
+      <w:r>
+        <w:rPr>
+          <w:rFonts w:ascii="Times New Roman" w:hAnsi="Times New Roman" w:cs="Times New Roman"/>
+          <w:sz w:val="28"/>
+          <w:szCs w:val="28"/>
+        </w:rPr>
+        <w:t xml:space="preserve"> интерпретируемость результатов. </w:t>
+      </w:r>
+      <w:r>
+        <w:rPr>
+          <w:rFonts w:ascii="Times New Roman" w:hAnsi="Times New Roman" w:cs="Times New Roman"/>
+          <w:sz w:val="28"/>
+          <w:szCs w:val="28"/>
+        </w:rPr>
+        <w:t>Кроме того, их применение в задача</w:t>
       </w:r>
       <w:r>
         <w:rPr>
@@ -6827,7 +8183,7 @@
           <w:szCs w:val="28"/>
         </w:rPr>
       </w:pPr>
-      <w:bookmarkStart w:id="6" w:name="_Toc229399150"/>
+      <w:bookmarkStart w:id="6" w:name="_Toc229491667"/>
       <w:r>
         <w:rPr>
           <w:rFonts w:ascii="Times New Roman" w:hAnsi="Times New Roman" w:cs="Times New Roman"/>
@@ -6908,16 +8264,7 @@
           <w:sz w:val="28"/>
           <w:szCs w:val="28"/>
         </w:rPr>
-        <w:t xml:space="preserve">ормальных грамматик. В таких методах структура сущности задаётся с помощью контекстно-свободных грамматик, позволяющие описывать сложные и вложенные конструкции. Грамматические методы </w:t>
-      </w:r>
-      <w:r>
-        <w:rPr>
-          <w:rFonts w:ascii="Times New Roman" w:hAnsi="Times New Roman" w:cs="Times New Roman"/>
-          <w:sz w:val="28"/>
-          <w:szCs w:val="28"/>
-        </w:rPr>
-        <w:lastRenderedPageBreak/>
-        <w:t>отлично подходят для задачи извлечения адресной информации, где структура может быть формализована, но допускает множество вариантов записи. Кроме того, в отличие от методов на основе машинного обучения,  такие подходы обеспечивают детерминированный и контролируемый процесс разбора текстов.</w:t>
+        <w:t>ормальных грамматик. В таких методах структура сущности задаётся с помощью контекстно-свободных грамматик, позволяющие описывать сложные и вложенные конструкции. Грамматические методы отлично подходят для задачи извлечения адресной информации, где структура может быть формализована, но допускает множество вариантов записи. Кроме того, в отличие от методов на основе машинного обучения,  такие подходы обеспечивают детерминированный и контролируемый процесс разбора текстов.</w:t>
       </w:r>
     </w:p>
     <w:p>
@@ -6938,6 +8285,7 @@
           <w:sz w:val="28"/>
           <w:szCs w:val="28"/>
         </w:rPr>
+        <w:lastRenderedPageBreak/>
         <w:t xml:space="preserve">Одной из наиболее известных и открытых реализаций данного подхода для русского языка является библиотека </w:t>
       </w:r>
       <w:r>
@@ -7194,23 +8542,7 @@
           <w:sz w:val="28"/>
           <w:szCs w:val="28"/>
         </w:rPr>
-        <w:t>рису</w:t>
-      </w:r>
-      <w:r>
-        <w:rPr>
-          <w:rFonts w:ascii="Times New Roman" w:hAnsi="Times New Roman" w:cs="Times New Roman"/>
-          <w:sz w:val="28"/>
-          <w:szCs w:val="28"/>
-        </w:rPr>
-        <w:t>н</w:t>
-      </w:r>
-      <w:r>
-        <w:rPr>
-          <w:rFonts w:ascii="Times New Roman" w:hAnsi="Times New Roman" w:cs="Times New Roman"/>
-          <w:sz w:val="28"/>
-          <w:szCs w:val="28"/>
-        </w:rPr>
-        <w:t>ке</w:t>
+        <w:t>рисунке</w:t>
       </w:r>
       <w:r>
         <w:rPr>
@@ -7346,7 +8678,6 @@
           <w:rFonts w:ascii="Times New Roman" w:hAnsi="Times New Roman" w:cs="Times New Roman"/>
           <w:sz w:val="28"/>
           <w:szCs w:val="28"/>
-          <w:lang w:val="en-US"/>
         </w:rPr>
       </w:pPr>
       <w:bookmarkStart w:id="7" w:name="_Ref229403906"/>
@@ -7417,7 +8748,6 @@
           <w:rFonts w:ascii="Times New Roman" w:hAnsi="Times New Roman" w:cs="Times New Roman"/>
           <w:sz w:val="28"/>
           <w:szCs w:val="28"/>
-          <w:lang w:val="en-US"/>
         </w:rPr>
       </w:pPr>
     </w:p>
@@ -7440,7 +8770,6 @@
           <w:sz w:val="28"/>
           <w:szCs w:val="28"/>
         </w:rPr>
-        <w:lastRenderedPageBreak/>
         <w:t xml:space="preserve">К преимуществам данной библиотеки можно отнести: </w:t>
       </w:r>
     </w:p>
@@ -7565,6 +8894,7 @@
           <w:sz w:val="28"/>
           <w:szCs w:val="28"/>
         </w:rPr>
+        <w:lastRenderedPageBreak/>
         <w:t>Однако библиотека имеет некоторые недостатки:</w:t>
       </w:r>
     </w:p>
@@ -8096,7 +9426,7 @@
           <w:szCs w:val="32"/>
         </w:rPr>
       </w:pPr>
-      <w:bookmarkStart w:id="8" w:name="_Toc229399151"/>
+      <w:bookmarkStart w:id="8" w:name="_Toc229491668"/>
       <w:r>
         <w:rPr>
           <w:rFonts w:ascii="Times New Roman" w:hAnsi="Times New Roman" w:cs="Times New Roman"/>
@@ -8122,7 +9452,7 @@
           <w:szCs w:val="28"/>
         </w:rPr>
       </w:pPr>
-      <w:bookmarkStart w:id="9" w:name="_Toc229399152"/>
+      <w:bookmarkStart w:id="9" w:name="_Toc229491669"/>
       <w:r>
         <w:rPr>
           <w:rFonts w:ascii="Times New Roman" w:hAnsi="Times New Roman" w:cs="Times New Roman"/>
@@ -8178,7 +9508,55 @@
           <w:sz w:val="28"/>
           <w:szCs w:val="28"/>
         </w:rPr>
-        <w:t>Для описания структуры сложных текстовых сущностей, таких как почтовые адреса, можно использовать формальные языки и грамматики. В рамках данной работы применяется контекстно-свободная грамматика</w:t>
+        <w:t xml:space="preserve">Для описания структуры сложных текстовых сущностей, таких как почтовые адреса, </w:t>
+      </w:r>
+      <w:r>
+        <w:rPr>
+          <w:rFonts w:ascii="Times New Roman" w:hAnsi="Times New Roman" w:cs="Times New Roman"/>
+          <w:sz w:val="28"/>
+          <w:szCs w:val="28"/>
+        </w:rPr>
+        <w:t>могут применяться формальные языки и грамматики вместе с методами синтаксического анализа</w:t>
+      </w:r>
+      <w:r>
+        <w:rPr>
+          <w:rFonts w:ascii="Times New Roman" w:hAnsi="Times New Roman" w:cs="Times New Roman"/>
+          <w:sz w:val="28"/>
+          <w:szCs w:val="28"/>
+        </w:rPr>
+        <w:t xml:space="preserve">. В </w:t>
+      </w:r>
+      <w:r>
+        <w:rPr>
+          <w:rFonts w:ascii="Times New Roman" w:hAnsi="Times New Roman" w:cs="Times New Roman"/>
+          <w:sz w:val="28"/>
+          <w:szCs w:val="28"/>
+        </w:rPr>
+        <w:t>данной работе</w:t>
+      </w:r>
+      <w:r>
+        <w:rPr>
+          <w:rFonts w:ascii="Times New Roman" w:hAnsi="Times New Roman" w:cs="Times New Roman"/>
+          <w:sz w:val="28"/>
+          <w:szCs w:val="28"/>
+        </w:rPr>
+        <w:t xml:space="preserve"> </w:t>
+      </w:r>
+      <w:r>
+        <w:rPr>
+          <w:rFonts w:ascii="Times New Roman" w:hAnsi="Times New Roman" w:cs="Times New Roman"/>
+          <w:sz w:val="28"/>
+          <w:szCs w:val="28"/>
+        </w:rPr>
+        <w:t>используется</w:t>
+      </w:r>
+      <w:r>
+        <w:rPr>
+          <w:rFonts w:ascii="Times New Roman" w:hAnsi="Times New Roman" w:cs="Times New Roman"/>
+          <w:sz w:val="28"/>
+          <w:szCs w:val="28"/>
+        </w:rPr>
+        <w:t xml:space="preserve"> контекстно-свободная грамматика</w:t>
       </w:r>
       <w:r>
         <w:rPr>
@@ -8194,7 +9572,31 @@
           <w:sz w:val="28"/>
           <w:szCs w:val="28"/>
         </w:rPr>
-        <w:t>, которая позволяет задавать правила построения последовательностей символо</w:t>
+        <w:t>, позволяющая</w:t>
+      </w:r>
+      <w:r>
+        <w:rPr>
+          <w:rFonts w:ascii="Times New Roman" w:hAnsi="Times New Roman" w:cs="Times New Roman"/>
+          <w:sz w:val="28"/>
+          <w:szCs w:val="28"/>
+        </w:rPr>
+        <w:t xml:space="preserve"> задавать правила </w:t>
+      </w:r>
+      <w:r>
+        <w:rPr>
+          <w:rFonts w:ascii="Times New Roman" w:hAnsi="Times New Roman" w:cs="Times New Roman"/>
+          <w:sz w:val="28"/>
+          <w:szCs w:val="28"/>
+        </w:rPr>
+        <w:t>формирования</w:t>
+      </w:r>
+      <w:r>
+        <w:rPr>
+          <w:rFonts w:ascii="Times New Roman" w:hAnsi="Times New Roman" w:cs="Times New Roman"/>
+          <w:sz w:val="28"/>
+          <w:szCs w:val="28"/>
+        </w:rPr>
+        <w:t xml:space="preserve"> последовательностей символо</w:t>
       </w:r>
       <w:r>
         <w:rPr>
@@ -8878,15 +10280,7 @@
           <w:sz w:val="28"/>
           <w:szCs w:val="28"/>
         </w:rPr>
-        <w:t>рису</w:t>
-      </w:r>
-      <w:r>
-        <w:rPr>
-          <w:rFonts w:ascii="Times New Roman" w:hAnsi="Times New Roman" w:cs="Times New Roman"/>
-          <w:sz w:val="28"/>
-          <w:szCs w:val="28"/>
-        </w:rPr>
-        <w:t>н</w:t>
+        <w:t>рисун</w:t>
       </w:r>
       <w:r>
         <w:rPr>
@@ -9472,7 +10866,7 @@
           <w:szCs w:val="28"/>
         </w:rPr>
       </w:pPr>
-      <w:bookmarkStart w:id="11" w:name="_Toc229399153"/>
+      <w:bookmarkStart w:id="11" w:name="_Toc229491670"/>
       <w:r>
         <w:rPr>
           <w:rFonts w:ascii="Times New Roman" w:hAnsi="Times New Roman" w:cs="Times New Roman"/>
@@ -9567,7 +10961,15 @@
           <w:sz w:val="28"/>
           <w:szCs w:val="28"/>
         </w:rPr>
-        <w:t>универсальный алгоритм синтаксического анализа, предназначенный для работы с контекстно-свободн</w:t>
+        <w:t xml:space="preserve">это </w:t>
+      </w:r>
+      <w:r>
+        <w:rPr>
+          <w:rFonts w:ascii="Times New Roman" w:hAnsi="Times New Roman" w:cs="Times New Roman"/>
+          <w:sz w:val="28"/>
+          <w:szCs w:val="28"/>
+        </w:rPr>
+        <w:t>алгоритм синтаксического анализа, предназначенный для работы с контекстно-свободн</w:t>
       </w:r>
       <w:r>
         <w:rPr>
@@ -9607,7 +11009,15 @@
           <w:sz w:val="28"/>
           <w:szCs w:val="28"/>
         </w:rPr>
-        <w:t>для определения принадлежности входной строки яз</w:t>
+        <w:t>в качестве способа</w:t>
+      </w:r>
+      <w:r>
+        <w:rPr>
+          <w:rFonts w:ascii="Times New Roman" w:hAnsi="Times New Roman" w:cs="Times New Roman"/>
+          <w:sz w:val="28"/>
+          <w:szCs w:val="28"/>
+        </w:rPr>
+        <w:t xml:space="preserve"> определения принадлежности входной строки яз</w:t>
       </w:r>
       <w:r>
         <w:rPr>
@@ -9623,7 +11033,39 @@
           <w:sz w:val="28"/>
           <w:szCs w:val="28"/>
         </w:rPr>
-        <w:t xml:space="preserve">. Алгоритм является одним из наиболее гибких алгоритмов разбора, поскольку </w:t>
+        <w:t xml:space="preserve">. Алгоритм является </w:t>
+      </w:r>
+      <w:r>
+        <w:rPr>
+          <w:rFonts w:ascii="Times New Roman" w:hAnsi="Times New Roman" w:cs="Times New Roman"/>
+          <w:sz w:val="28"/>
+          <w:szCs w:val="28"/>
+        </w:rPr>
+        <w:t>универсальным</w:t>
+      </w:r>
+      <w:r>
+        <w:rPr>
+          <w:rFonts w:ascii="Times New Roman" w:hAnsi="Times New Roman" w:cs="Times New Roman"/>
+          <w:sz w:val="28"/>
+          <w:szCs w:val="28"/>
+        </w:rPr>
+        <w:t xml:space="preserve"> алгор</w:t>
+      </w:r>
+      <w:r>
+        <w:rPr>
+          <w:rFonts w:ascii="Times New Roman" w:hAnsi="Times New Roman" w:cs="Times New Roman"/>
+          <w:sz w:val="28"/>
+          <w:szCs w:val="28"/>
+        </w:rPr>
+        <w:t>итмом</w:t>
+      </w:r>
+      <w:r>
+        <w:rPr>
+          <w:rFonts w:ascii="Times New Roman" w:hAnsi="Times New Roman" w:cs="Times New Roman"/>
+          <w:sz w:val="28"/>
+          <w:szCs w:val="28"/>
+        </w:rPr>
+        <w:t xml:space="preserve"> разбора, поскольку </w:t>
       </w:r>
       <w:r>
         <w:rPr>
@@ -11963,31 +13405,32 @@
           <w:szCs w:val="28"/>
         </w:rPr>
         <w:tab/>
-        <w:t xml:space="preserve">Одним из преимуществ алгоритма Эрли является его </w:t>
-      </w:r>
-      <w:r>
-        <w:rPr>
-          <w:rFonts w:ascii="Times New Roman" w:hAnsi="Times New Roman" w:cs="Times New Roman"/>
-          <w:sz w:val="28"/>
-          <w:szCs w:val="28"/>
-        </w:rPr>
-        <w:t>широкая применимость</w:t>
-      </w:r>
-      <w:r>
-        <w:rPr>
-          <w:rFonts w:ascii="Times New Roman" w:hAnsi="Times New Roman" w:cs="Times New Roman"/>
-          <w:sz w:val="28"/>
-          <w:szCs w:val="28"/>
-        </w:rPr>
-        <w:t xml:space="preserve">. Алгоритм можно использовать как распознаватель, определяющий принадлежность строки языку, так и анализатор, строящему деревья разбора. Такой подход особенно важен в задачах обработки естественного языка, где требуется не только обнаружение определённых сущностей в строке, но и восстановление их внутренней структуры </w:t>
-      </w:r>
-      <w:r>
-        <w:rPr>
-          <w:rFonts w:ascii="Times New Roman" w:hAnsi="Times New Roman" w:cs="Times New Roman"/>
-          <w:sz w:val="28"/>
-          <w:szCs w:val="28"/>
-        </w:rPr>
-        <w:t>[</w:t>
+        <w:t>Практическим примером использования алгоритма Эрли может служить его реализация в библиотеке</w:t>
+      </w:r>
+      <w:r>
+        <w:rPr>
+          <w:rFonts w:ascii="Times New Roman" w:hAnsi="Times New Roman" w:cs="Times New Roman"/>
+          <w:sz w:val="28"/>
+          <w:szCs w:val="28"/>
+        </w:rPr>
+        <w:t xml:space="preserve"> </w:t>
+      </w:r>
+      <w:r>
+        <w:rPr>
+          <w:rFonts w:ascii="Times New Roman" w:hAnsi="Times New Roman" w:cs="Times New Roman"/>
+          <w:sz w:val="28"/>
+          <w:szCs w:val="28"/>
+          <w:lang w:val="en-US"/>
+        </w:rPr>
+        <w:t>Yargy</w:t>
+      </w:r>
+      <w:r>
+        <w:rPr>
+          <w:rFonts w:ascii="Times New Roman" w:hAnsi="Times New Roman" w:cs="Times New Roman"/>
+          <w:sz w:val="28"/>
+          <w:szCs w:val="28"/>
+        </w:rPr>
+        <w:t xml:space="preserve"> [</w:t>
       </w:r>
       <w:r>
         <w:rPr>
@@ -12003,7 +13446,7 @@
           <w:sz w:val="28"/>
           <w:szCs w:val="28"/>
         </w:rPr>
-        <w:instrText xml:space="preserve"> REF _Ref229398844 \r \h </w:instrText>
+        <w:instrText xml:space="preserve"> REF _Ref229398814 \r \h </w:instrText>
       </w:r>
       <w:r>
         <w:rPr>
@@ -12026,7 +13469,7 @@
           <w:sz w:val="28"/>
           <w:szCs w:val="28"/>
         </w:rPr>
-        <w:t>2</w:t>
+        <w:t>1</w:t>
       </w:r>
       <w:r>
         <w:rPr>
@@ -12050,7 +13493,31 @@
           <w:sz w:val="28"/>
           <w:szCs w:val="28"/>
         </w:rPr>
-        <w:t>.</w:t>
+        <w:t xml:space="preserve"> </w:t>
+      </w:r>
+      <w:r>
+        <w:rPr>
+          <w:rFonts w:ascii="Times New Roman" w:hAnsi="Times New Roman" w:cs="Times New Roman"/>
+          <w:sz w:val="28"/>
+          <w:szCs w:val="28"/>
+        </w:rPr>
+        <w:t>в качестве основы синтаксического анализа контекстно-свободных грамматик</w:t>
+      </w:r>
+      <w:r>
+        <w:rPr>
+          <w:rFonts w:ascii="Times New Roman" w:hAnsi="Times New Roman" w:cs="Times New Roman"/>
+          <w:sz w:val="28"/>
+          <w:szCs w:val="28"/>
+        </w:rPr>
+        <w:t xml:space="preserve">. </w:t>
+      </w:r>
+      <w:r>
+        <w:rPr>
+          <w:rFonts w:ascii="Times New Roman" w:hAnsi="Times New Roman" w:cs="Times New Roman"/>
+          <w:sz w:val="28"/>
+          <w:szCs w:val="28"/>
+        </w:rPr>
+        <w:t>Это позволяет работать со сложными и неоднородными структурами русскоязычных почтовых адресов без дополнительного преобразования грамматики.</w:t>
       </w:r>
     </w:p>
     <w:p>
@@ -12063,119 +13530,6 @@
           <w:szCs w:val="28"/>
         </w:rPr>
       </w:pPr>
-      <w:r>
-        <w:rPr>
-          <w:rFonts w:ascii="Times New Roman" w:hAnsi="Times New Roman" w:cs="Times New Roman"/>
-          <w:sz w:val="28"/>
-          <w:szCs w:val="28"/>
-        </w:rPr>
-        <w:tab/>
-        <w:t xml:space="preserve">В частности, алгоритм Эрли используется в библиотеке </w:t>
-      </w:r>
-      <w:r>
-        <w:rPr>
-          <w:rFonts w:ascii="Times New Roman" w:hAnsi="Times New Roman" w:cs="Times New Roman"/>
-          <w:sz w:val="28"/>
-          <w:szCs w:val="28"/>
-          <w:lang w:val="en-US"/>
-        </w:rPr>
-        <w:t>Yargy</w:t>
-      </w:r>
-      <w:r>
-        <w:rPr>
-          <w:rFonts w:ascii="Times New Roman" w:hAnsi="Times New Roman" w:cs="Times New Roman"/>
-          <w:sz w:val="28"/>
-          <w:szCs w:val="28"/>
-        </w:rPr>
-        <w:t xml:space="preserve"> [</w:t>
-      </w:r>
-      <w:r>
-        <w:rPr>
-          <w:rFonts w:ascii="Times New Roman" w:hAnsi="Times New Roman" w:cs="Times New Roman"/>
-          <w:sz w:val="28"/>
-          <w:szCs w:val="28"/>
-        </w:rPr>
-        <w:fldChar w:fldCharType="begin"/>
-      </w:r>
-      <w:r>
-        <w:rPr>
-          <w:rFonts w:ascii="Times New Roman" w:hAnsi="Times New Roman" w:cs="Times New Roman"/>
-          <w:sz w:val="28"/>
-          <w:szCs w:val="28"/>
-        </w:rPr>
-        <w:instrText xml:space="preserve"> REF _Ref229398814 \r \h </w:instrText>
-      </w:r>
-      <w:r>
-        <w:rPr>
-          <w:rFonts w:ascii="Times New Roman" w:hAnsi="Times New Roman" w:cs="Times New Roman"/>
-          <w:sz w:val="28"/>
-          <w:szCs w:val="28"/>
-        </w:rPr>
-      </w:r>
-      <w:r>
-        <w:rPr>
-          <w:rFonts w:ascii="Times New Roman" w:hAnsi="Times New Roman" w:cs="Times New Roman"/>
-          <w:sz w:val="28"/>
-          <w:szCs w:val="28"/>
-        </w:rPr>
-        <w:fldChar w:fldCharType="separate"/>
-      </w:r>
-      <w:r>
-        <w:rPr>
-          <w:rFonts w:ascii="Times New Roman" w:hAnsi="Times New Roman" w:cs="Times New Roman"/>
-          <w:sz w:val="28"/>
-          <w:szCs w:val="28"/>
-        </w:rPr>
-        <w:t>1</w:t>
-      </w:r>
-      <w:r>
-        <w:rPr>
-          <w:rFonts w:ascii="Times New Roman" w:hAnsi="Times New Roman" w:cs="Times New Roman"/>
-          <w:sz w:val="28"/>
-          <w:szCs w:val="28"/>
-        </w:rPr>
-        <w:fldChar w:fldCharType="end"/>
-      </w:r>
-      <w:r>
-        <w:rPr>
-          <w:rFonts w:ascii="Times New Roman" w:hAnsi="Times New Roman" w:cs="Times New Roman"/>
-          <w:sz w:val="28"/>
-          <w:szCs w:val="28"/>
-        </w:rPr>
-        <w:t>]</w:t>
-      </w:r>
-      <w:r>
-        <w:rPr>
-          <w:rFonts w:ascii="Times New Roman" w:hAnsi="Times New Roman" w:cs="Times New Roman"/>
-          <w:sz w:val="28"/>
-          <w:szCs w:val="28"/>
-        </w:rPr>
-        <w:t xml:space="preserve"> для разбора текстов на основе контекстно-свободных грамматик. Это позволяет эффективно обрабатывать без </w:t>
-      </w:r>
-      <w:r>
-        <w:rPr>
-          <w:rFonts w:ascii="Times New Roman" w:hAnsi="Times New Roman" w:cs="Times New Roman"/>
-          <w:sz w:val="28"/>
-          <w:szCs w:val="28"/>
-        </w:rPr>
-        <w:t>предварительного преобразования грамматик</w:t>
-      </w:r>
-      <w:r>
-        <w:rPr>
-          <w:rFonts w:ascii="Times New Roman" w:hAnsi="Times New Roman" w:cs="Times New Roman"/>
-          <w:sz w:val="28"/>
-          <w:szCs w:val="28"/>
-        </w:rPr>
-        <w:t>и</w:t>
-      </w:r>
-      <w:r>
-        <w:rPr>
-          <w:rFonts w:ascii="Times New Roman" w:hAnsi="Times New Roman" w:cs="Times New Roman"/>
-          <w:sz w:val="28"/>
-          <w:szCs w:val="28"/>
-        </w:rPr>
-        <w:t xml:space="preserve"> сложные и вариативные структуры, характерные для русскоязычных почтовых адресов.</w:t>
-      </w:r>
     </w:p>
     <w:p>
       <w:pPr>
@@ -12195,7 +13549,7 @@
           <w:szCs w:val="28"/>
         </w:rPr>
       </w:pPr>
-      <w:bookmarkStart w:id="12" w:name="_Toc229399154"/>
+      <w:bookmarkStart w:id="12" w:name="_Toc229491671"/>
       <w:r>
         <w:rPr>
           <w:rFonts w:ascii="Times New Roman" w:hAnsi="Times New Roman" w:cs="Times New Roman"/>
@@ -12203,7 +13557,6 @@
           <w:sz w:val="28"/>
           <w:szCs w:val="28"/>
         </w:rPr>
-        <w:lastRenderedPageBreak/>
         <w:t xml:space="preserve">Архитектура </w:t>
       </w:r>
       <w:r>
@@ -12213,7 +13566,7 @@
           <w:sz w:val="28"/>
           <w:szCs w:val="28"/>
         </w:rPr>
-        <w:t xml:space="preserve">системы парсера </w:t>
+        <w:t>библиотек</w:t>
       </w:r>
       <w:r>
         <w:rPr>
@@ -12222,7 +13575,7 @@
           <w:sz w:val="28"/>
           <w:szCs w:val="28"/>
         </w:rPr>
-        <w:t xml:space="preserve">в </w:t>
+        <w:t xml:space="preserve"> </w:t>
       </w:r>
       <w:r>
         <w:rPr>
@@ -12282,7 +13635,15 @@
           <w:sz w:val="28"/>
           <w:szCs w:val="28"/>
         </w:rPr>
-        <w:t xml:space="preserve">Архитектура системы синтаксического анализатора, используемой в </w:t>
+        <w:t>Архитектура системы синтаксическ</w:t>
+      </w:r>
+      <w:r>
+        <w:rPr>
+          <w:rFonts w:ascii="Times New Roman" w:hAnsi="Times New Roman" w:cs="Times New Roman"/>
+          <w:sz w:val="28"/>
+          <w:szCs w:val="28"/>
+        </w:rPr>
+        <w:t xml:space="preserve">ого анализатора в </w:t>
       </w:r>
       <w:r>
         <w:rPr>
@@ -12362,7 +13723,88 @@
           <w:sz w:val="28"/>
           <w:szCs w:val="28"/>
         </w:rPr>
-        <w:t xml:space="preserve">, построена по модульному принципу и отражает классический конвейер обработки текста в задачах извлечения именованных сущностей. Данная архитектура была воспроизведена в разработанной библиотеке </w:t>
+        <w:t xml:space="preserve"> </w:t>
+      </w:r>
+      <w:r>
+        <w:rPr>
+          <w:rFonts w:ascii="Times New Roman" w:hAnsi="Times New Roman" w:cs="Times New Roman"/>
+          <w:sz w:val="28"/>
+          <w:szCs w:val="28"/>
+        </w:rPr>
+        <w:t xml:space="preserve">построена </w:t>
+      </w:r>
+      <w:r>
+        <w:rPr>
+          <w:rFonts w:ascii="Times New Roman" w:hAnsi="Times New Roman" w:cs="Times New Roman"/>
+          <w:sz w:val="28"/>
+          <w:szCs w:val="28"/>
+        </w:rPr>
+        <w:t>как набор взаимосвязанных компонентов</w:t>
+      </w:r>
+      <w:r>
+        <w:rPr>
+          <w:rFonts w:ascii="Times New Roman" w:hAnsi="Times New Roman" w:cs="Times New Roman"/>
+          <w:sz w:val="28"/>
+          <w:szCs w:val="28"/>
+        </w:rPr>
+        <w:t>, выполняющи</w:t>
+      </w:r>
+      <w:r>
+        <w:rPr>
+          <w:rFonts w:ascii="Times New Roman" w:hAnsi="Times New Roman" w:cs="Times New Roman"/>
+          <w:sz w:val="28"/>
+          <w:szCs w:val="28"/>
+        </w:rPr>
+        <w:t>х</w:t>
+      </w:r>
+      <w:r>
+        <w:rPr>
+          <w:rFonts w:ascii="Times New Roman" w:hAnsi="Times New Roman" w:cs="Times New Roman"/>
+          <w:sz w:val="28"/>
+          <w:szCs w:val="28"/>
+        </w:rPr>
+        <w:t xml:space="preserve"> разные этапы обработки текста</w:t>
+      </w:r>
+      <w:r>
+        <w:rPr>
+          <w:rFonts w:ascii="Times New Roman" w:hAnsi="Times New Roman" w:cs="Times New Roman"/>
+          <w:sz w:val="28"/>
+          <w:szCs w:val="28"/>
+        </w:rPr>
+        <w:t xml:space="preserve">. </w:t>
+      </w:r>
+      <w:r>
+        <w:rPr>
+          <w:rFonts w:ascii="Times New Roman" w:hAnsi="Times New Roman" w:cs="Times New Roman"/>
+          <w:sz w:val="28"/>
+          <w:szCs w:val="28"/>
+        </w:rPr>
+        <w:t xml:space="preserve">Аналогичный подход был </w:t>
+      </w:r>
+      <w:r>
+        <w:rPr>
+          <w:rFonts w:ascii="Times New Roman" w:hAnsi="Times New Roman" w:cs="Times New Roman"/>
+          <w:sz w:val="28"/>
+          <w:szCs w:val="28"/>
+        </w:rPr>
+        <w:t>использован при</w:t>
+      </w:r>
+      <w:r>
+        <w:rPr>
+          <w:rFonts w:ascii="Times New Roman" w:hAnsi="Times New Roman" w:cs="Times New Roman"/>
+          <w:sz w:val="28"/>
+          <w:szCs w:val="28"/>
+        </w:rPr>
+        <w:t xml:space="preserve"> </w:t>
+      </w:r>
+      <w:r>
+        <w:rPr>
+          <w:rFonts w:ascii="Times New Roman" w:hAnsi="Times New Roman" w:cs="Times New Roman"/>
+          <w:sz w:val="28"/>
+          <w:szCs w:val="28"/>
+        </w:rPr>
+        <w:lastRenderedPageBreak/>
+        <w:t xml:space="preserve">разработанной библиотеке </w:t>
       </w:r>
       <w:r>
         <w:rPr>
@@ -12483,16 +13925,43 @@
           <w:sz w:val="28"/>
           <w:szCs w:val="28"/>
         </w:rPr>
-        <w:t xml:space="preserve">В основе архитектуры библиотек лежит последовательный процесс обработки входного текста, состоящий из нескольких этапов: токенизация, морфологический анализ, применение грамматических правил и синтаксический разбор с интерпретацией результата. Такой подход позволяет разделить ответственность между компонентами </w:t>
-      </w:r>
-      <w:r>
-        <w:rPr>
-          <w:rFonts w:ascii="Times New Roman" w:hAnsi="Times New Roman" w:cs="Times New Roman"/>
-          <w:color w:val="000000" w:themeColor="text1"/>
-          <w:sz w:val="28"/>
-          <w:szCs w:val="28"/>
-        </w:rPr>
-        <w:t>системы и упростить её расширение и оптимизацию.</w:t>
+        <w:t xml:space="preserve">Обработка текста в </w:t>
+      </w:r>
+      <w:r>
+        <w:rPr>
+          <w:rFonts w:ascii="Times New Roman" w:hAnsi="Times New Roman" w:cs="Times New Roman"/>
+          <w:color w:val="000000" w:themeColor="text1"/>
+          <w:sz w:val="28"/>
+          <w:szCs w:val="28"/>
+        </w:rPr>
+        <w:t xml:space="preserve">представленных </w:t>
+      </w:r>
+      <w:r>
+        <w:rPr>
+          <w:rFonts w:ascii="Times New Roman" w:hAnsi="Times New Roman" w:cs="Times New Roman"/>
+          <w:color w:val="000000" w:themeColor="text1"/>
+          <w:sz w:val="28"/>
+          <w:szCs w:val="28"/>
+        </w:rPr>
+        <w:t xml:space="preserve">библиотеках идет последовательно и включает несколько этапов: токенизацию входной строки, морфологический анализ токенов, применение грамматических правил и построение результата синтаксического разбора. Такое </w:t>
+      </w:r>
+      <w:r>
+        <w:rPr>
+          <w:rFonts w:ascii="Times New Roman" w:hAnsi="Times New Roman" w:cs="Times New Roman"/>
+          <w:color w:val="000000" w:themeColor="text1"/>
+          <w:sz w:val="28"/>
+          <w:szCs w:val="28"/>
+        </w:rPr>
+        <w:t>разделение упрощает сопровождение системы</w:t>
+      </w:r>
+      <w:r>
+        <w:rPr>
+          <w:rFonts w:ascii="Times New Roman" w:hAnsi="Times New Roman" w:cs="Times New Roman"/>
+          <w:color w:val="000000" w:themeColor="text1"/>
+          <w:sz w:val="28"/>
+          <w:szCs w:val="28"/>
+        </w:rPr>
+        <w:t xml:space="preserve"> и делает архитектуру более гибкой.</w:t>
       </w:r>
     </w:p>
     <w:p>
@@ -12514,41 +13983,11 @@
           <w:sz w:val="28"/>
           <w:szCs w:val="28"/>
         </w:rPr>
-        <w:t>Система синтаксического анализа включает следующие ключевые модули:</w:t>
-      </w:r>
-    </w:p>
-    <w:p>
-      <w:pPr>
-        <w:pStyle w:val="afa"/>
-        <w:numPr>
-          <w:ilvl w:val="0"/>
-          <w:numId w:val="11"/>
-        </w:numPr>
-        <w:spacing w:line="360" w:lineRule="auto"/>
-        <w:jc w:val="both"/>
-        <w:rPr>
-          <w:rFonts w:ascii="Times New Roman" w:hAnsi="Times New Roman" w:cs="Times New Roman"/>
-          <w:b/>
-          <w:color w:val="000000" w:themeColor="text1"/>
-          <w:sz w:val="28"/>
-          <w:szCs w:val="28"/>
-        </w:rPr>
-      </w:pPr>
-      <w:r>
-        <w:rPr>
-          <w:rFonts w:ascii="Times New Roman" w:hAnsi="Times New Roman" w:cs="Times New Roman"/>
-          <w:b/>
-          <w:color w:val="000000" w:themeColor="text1"/>
-          <w:sz w:val="28"/>
-          <w:szCs w:val="28"/>
-          <w:lang w:val="en-US"/>
-        </w:rPr>
-        <w:t>Token</w:t>
-      </w:r>
-      <w:r>
-        <w:rPr>
-          <w:rFonts w:ascii="Times New Roman" w:hAnsi="Times New Roman" w:cs="Times New Roman"/>
-          <w:b/>
+        <w:t>В архитектуре библиотеки можно выделить несколько основных компонентов. Модуль Token используется для разбиения текста на токены и хранения информации о них. Морфологический анализ выполняется модулем Morph, который определяет грамматические характеристики слов и их нормальные формы.</w:t>
+      </w:r>
+      <w:r>
+        <w:rPr>
+          <w:rFonts w:ascii="Times New Roman" w:hAnsi="Times New Roman" w:cs="Times New Roman"/>
           <w:color w:val="000000" w:themeColor="text1"/>
           <w:sz w:val="28"/>
           <w:szCs w:val="28"/>
@@ -12558,436 +13997,29 @@
       <w:r>
         <w:rPr>
           <w:rFonts w:ascii="Times New Roman" w:hAnsi="Times New Roman" w:cs="Times New Roman"/>
-          <w:sz w:val="28"/>
-          <w:szCs w:val="28"/>
-        </w:rPr>
-        <w:t>—</w:t>
-      </w:r>
-      <w:r>
-        <w:rPr>
-          <w:rFonts w:ascii="Times New Roman" w:hAnsi="Times New Roman" w:cs="Times New Roman"/>
-          <w:sz w:val="28"/>
-          <w:szCs w:val="28"/>
-        </w:rPr>
-        <w:t xml:space="preserve"> </w:t>
-      </w:r>
-      <w:r>
-        <w:rPr>
-          <w:rFonts w:ascii="Times New Roman" w:hAnsi="Times New Roman" w:cs="Times New Roman"/>
-          <w:sz w:val="28"/>
-          <w:szCs w:val="28"/>
-        </w:rPr>
-        <w:t>отвечает за разбиение входного текста на токены и хранении информации о них (тип, позиция и значение);</w:t>
-      </w:r>
-    </w:p>
-    <w:p>
-      <w:pPr>
-        <w:pStyle w:val="afa"/>
-        <w:numPr>
-          <w:ilvl w:val="0"/>
-          <w:numId w:val="11"/>
-        </w:numPr>
-        <w:spacing w:line="360" w:lineRule="auto"/>
-        <w:jc w:val="both"/>
-        <w:rPr>
-          <w:rFonts w:ascii="Times New Roman" w:hAnsi="Times New Roman" w:cs="Times New Roman"/>
-          <w:b/>
-          <w:color w:val="000000" w:themeColor="text1"/>
-          <w:sz w:val="28"/>
-          <w:szCs w:val="28"/>
-        </w:rPr>
-      </w:pPr>
-      <w:r>
-        <w:rPr>
-          <w:rFonts w:ascii="Times New Roman" w:hAnsi="Times New Roman" w:cs="Times New Roman"/>
-          <w:b/>
-          <w:color w:val="000000" w:themeColor="text1"/>
-          <w:sz w:val="28"/>
-          <w:szCs w:val="28"/>
-          <w:lang w:val="en-US"/>
-        </w:rPr>
-        <w:t>Morph</w:t>
-      </w:r>
-      <w:r>
-        <w:rPr>
-          <w:rFonts w:ascii="Times New Roman" w:hAnsi="Times New Roman" w:cs="Times New Roman"/>
-          <w:b/>
-          <w:color w:val="000000" w:themeColor="text1"/>
-          <w:sz w:val="28"/>
-          <w:szCs w:val="28"/>
-        </w:rPr>
-        <w:t xml:space="preserve"> </w:t>
-      </w:r>
-      <w:r>
-        <w:rPr>
-          <w:rFonts w:ascii="Times New Roman" w:hAnsi="Times New Roman" w:cs="Times New Roman"/>
-          <w:sz w:val="28"/>
-          <w:szCs w:val="28"/>
-        </w:rPr>
-        <w:t>—</w:t>
-      </w:r>
-      <w:r>
-        <w:rPr>
-          <w:rFonts w:ascii="Times New Roman" w:hAnsi="Times New Roman" w:cs="Times New Roman"/>
-          <w:sz w:val="28"/>
-          <w:szCs w:val="28"/>
-        </w:rPr>
-        <w:t xml:space="preserve"> </w:t>
-      </w:r>
-      <w:r>
-        <w:rPr>
-          <w:rFonts w:ascii="Times New Roman" w:hAnsi="Times New Roman" w:cs="Times New Roman"/>
-          <w:sz w:val="28"/>
-          <w:szCs w:val="28"/>
-        </w:rPr>
-        <w:t>выполняет морфологический анализ токенов, включая нормализацию и определение грамматических характеристик;</w:t>
-      </w:r>
-    </w:p>
-    <w:p>
-      <w:pPr>
-        <w:pStyle w:val="afa"/>
-        <w:numPr>
-          <w:ilvl w:val="0"/>
-          <w:numId w:val="11"/>
-        </w:numPr>
-        <w:spacing w:line="360" w:lineRule="auto"/>
-        <w:jc w:val="both"/>
-        <w:rPr>
-          <w:rFonts w:ascii="Times New Roman" w:hAnsi="Times New Roman" w:cs="Times New Roman"/>
-          <w:b/>
-          <w:color w:val="000000" w:themeColor="text1"/>
-          <w:sz w:val="28"/>
-          <w:szCs w:val="28"/>
-        </w:rPr>
-      </w:pPr>
-      <w:r>
-        <w:rPr>
-          <w:rFonts w:ascii="Times New Roman" w:hAnsi="Times New Roman" w:cs="Times New Roman"/>
-          <w:b/>
-          <w:color w:val="000000" w:themeColor="text1"/>
-          <w:sz w:val="28"/>
-          <w:szCs w:val="28"/>
-          <w:lang w:val="en-US"/>
-        </w:rPr>
-        <w:t>Rule</w:t>
-      </w:r>
-      <w:r>
-        <w:rPr>
-          <w:rFonts w:ascii="Times New Roman" w:hAnsi="Times New Roman" w:cs="Times New Roman"/>
-          <w:b/>
-          <w:color w:val="000000" w:themeColor="text1"/>
-          <w:sz w:val="28"/>
-          <w:szCs w:val="28"/>
-        </w:rPr>
-        <w:t xml:space="preserve"> </w:t>
-      </w:r>
-      <w:r>
-        <w:rPr>
-          <w:rFonts w:ascii="Times New Roman" w:hAnsi="Times New Roman" w:cs="Times New Roman"/>
-          <w:sz w:val="28"/>
-          <w:szCs w:val="28"/>
-        </w:rPr>
-        <w:t>—</w:t>
-      </w:r>
-      <w:r>
-        <w:rPr>
-          <w:rFonts w:ascii="Times New Roman" w:hAnsi="Times New Roman" w:cs="Times New Roman"/>
-          <w:sz w:val="28"/>
-          <w:szCs w:val="28"/>
-        </w:rPr>
-        <w:t xml:space="preserve"> </w:t>
-      </w:r>
-      <w:r>
-        <w:rPr>
-          <w:rFonts w:ascii="Times New Roman" w:hAnsi="Times New Roman" w:cs="Times New Roman"/>
-          <w:sz w:val="28"/>
-          <w:szCs w:val="28"/>
-        </w:rPr>
-        <w:t>содержит описание (правила разбора) контекстно-свободных грамматик, используемых для задания шаблонов сущностей;</w:t>
-      </w:r>
-    </w:p>
-    <w:p>
-      <w:pPr>
-        <w:pStyle w:val="afa"/>
-        <w:numPr>
-          <w:ilvl w:val="0"/>
-          <w:numId w:val="11"/>
-        </w:numPr>
-        <w:spacing w:line="360" w:lineRule="auto"/>
-        <w:jc w:val="both"/>
-        <w:rPr>
-          <w:rFonts w:ascii="Times New Roman" w:hAnsi="Times New Roman" w:cs="Times New Roman"/>
-          <w:b/>
-          <w:color w:val="000000" w:themeColor="text1"/>
-          <w:sz w:val="28"/>
-          <w:szCs w:val="28"/>
-        </w:rPr>
-      </w:pPr>
-      <w:r>
-        <w:rPr>
-          <w:rFonts w:ascii="Times New Roman" w:hAnsi="Times New Roman" w:cs="Times New Roman"/>
-          <w:b/>
-          <w:color w:val="000000" w:themeColor="text1"/>
-          <w:sz w:val="28"/>
-          <w:szCs w:val="28"/>
-          <w:lang w:val="en-US"/>
-        </w:rPr>
-        <w:t>Predicates</w:t>
-      </w:r>
-      <w:r>
-        <w:rPr>
-          <w:rFonts w:ascii="Times New Roman" w:hAnsi="Times New Roman" w:cs="Times New Roman"/>
-          <w:b/>
-          <w:color w:val="000000" w:themeColor="text1"/>
-          <w:sz w:val="28"/>
-          <w:szCs w:val="28"/>
-        </w:rPr>
-        <w:t xml:space="preserve"> </w:t>
-      </w:r>
-      <w:r>
-        <w:rPr>
-          <w:rFonts w:ascii="Times New Roman" w:hAnsi="Times New Roman" w:cs="Times New Roman"/>
-          <w:sz w:val="28"/>
-          <w:szCs w:val="28"/>
-        </w:rPr>
-        <w:t>—</w:t>
-      </w:r>
-      <w:r>
-        <w:rPr>
-          <w:rFonts w:ascii="Times New Roman" w:hAnsi="Times New Roman" w:cs="Times New Roman"/>
-          <w:sz w:val="28"/>
-          <w:szCs w:val="28"/>
-        </w:rPr>
-        <w:t xml:space="preserve"> </w:t>
-      </w:r>
-      <w:r>
-        <w:rPr>
-          <w:rFonts w:ascii="Times New Roman" w:hAnsi="Times New Roman" w:cs="Times New Roman"/>
-          <w:sz w:val="28"/>
-          <w:szCs w:val="28"/>
-        </w:rPr>
-        <w:t>реализует предикаты, применяемые к токенам (например, для проверки принадлежности словарю или соответствие морфологическим признакам);</w:t>
-      </w:r>
-    </w:p>
-    <w:p>
-      <w:pPr>
-        <w:pStyle w:val="afa"/>
-        <w:numPr>
-          <w:ilvl w:val="0"/>
-          <w:numId w:val="11"/>
-        </w:numPr>
-        <w:spacing w:line="360" w:lineRule="auto"/>
-        <w:jc w:val="both"/>
-        <w:rPr>
-          <w:rFonts w:ascii="Times New Roman" w:hAnsi="Times New Roman" w:cs="Times New Roman"/>
-          <w:b/>
-          <w:color w:val="000000" w:themeColor="text1"/>
-          <w:sz w:val="28"/>
-          <w:szCs w:val="28"/>
-        </w:rPr>
-      </w:pPr>
-      <w:r>
-        <w:rPr>
-          <w:rFonts w:ascii="Times New Roman" w:hAnsi="Times New Roman" w:cs="Times New Roman"/>
-          <w:b/>
-          <w:color w:val="000000" w:themeColor="text1"/>
-          <w:sz w:val="28"/>
-          <w:szCs w:val="28"/>
-          <w:lang w:val="en-US"/>
-        </w:rPr>
-        <w:t>Parser</w:t>
-      </w:r>
-      <w:r>
-        <w:rPr>
-          <w:rFonts w:ascii="Times New Roman" w:hAnsi="Times New Roman" w:cs="Times New Roman"/>
-          <w:b/>
-          <w:color w:val="000000" w:themeColor="text1"/>
-          <w:sz w:val="28"/>
-          <w:szCs w:val="28"/>
-        </w:rPr>
-        <w:t xml:space="preserve"> </w:t>
-      </w:r>
-      <w:r>
-        <w:rPr>
-          <w:rFonts w:ascii="Times New Roman" w:hAnsi="Times New Roman" w:cs="Times New Roman"/>
-          <w:sz w:val="28"/>
-          <w:szCs w:val="28"/>
-        </w:rPr>
-        <w:t>—</w:t>
-      </w:r>
-      <w:r>
-        <w:rPr>
-          <w:rFonts w:ascii="Times New Roman" w:hAnsi="Times New Roman" w:cs="Times New Roman"/>
-          <w:sz w:val="28"/>
-          <w:szCs w:val="28"/>
-        </w:rPr>
-        <w:t xml:space="preserve"> реализует алгоритм Эрли, выполняющий синтаксический разбор входной последовательности;</w:t>
-      </w:r>
-    </w:p>
-    <w:p>
-      <w:pPr>
-        <w:pStyle w:val="afa"/>
-        <w:numPr>
-          <w:ilvl w:val="0"/>
-          <w:numId w:val="11"/>
-        </w:numPr>
-        <w:spacing w:line="360" w:lineRule="auto"/>
-        <w:jc w:val="both"/>
-        <w:rPr>
-          <w:rFonts w:ascii="Times New Roman" w:hAnsi="Times New Roman" w:cs="Times New Roman"/>
-          <w:b/>
-          <w:color w:val="000000" w:themeColor="text1"/>
-          <w:sz w:val="28"/>
-          <w:szCs w:val="28"/>
-        </w:rPr>
-      </w:pPr>
-      <w:r>
-        <w:rPr>
-          <w:rFonts w:ascii="Times New Roman" w:hAnsi="Times New Roman" w:cs="Times New Roman"/>
-          <w:b/>
-          <w:color w:val="000000" w:themeColor="text1"/>
-          <w:sz w:val="28"/>
-          <w:szCs w:val="28"/>
-          <w:lang w:val="en-US"/>
-        </w:rPr>
-        <w:lastRenderedPageBreak/>
-        <w:t>Pipeline</w:t>
-      </w:r>
-      <w:r>
-        <w:rPr>
-          <w:rFonts w:ascii="Times New Roman" w:hAnsi="Times New Roman" w:cs="Times New Roman"/>
-          <w:b/>
-          <w:color w:val="000000" w:themeColor="text1"/>
-          <w:sz w:val="28"/>
-          <w:szCs w:val="28"/>
-        </w:rPr>
-        <w:t xml:space="preserve"> </w:t>
-      </w:r>
-      <w:r>
-        <w:rPr>
-          <w:rFonts w:ascii="Times New Roman" w:hAnsi="Times New Roman" w:cs="Times New Roman"/>
-          <w:sz w:val="28"/>
-          <w:szCs w:val="28"/>
-        </w:rPr>
-        <w:t>—</w:t>
-      </w:r>
-      <w:r>
-        <w:rPr>
-          <w:rFonts w:ascii="Times New Roman" w:hAnsi="Times New Roman" w:cs="Times New Roman"/>
-          <w:sz w:val="28"/>
-          <w:szCs w:val="28"/>
-        </w:rPr>
-        <w:t xml:space="preserve"> содержит словарь для создания сложных комбинированных правил разбора грамматики;</w:t>
-      </w:r>
-    </w:p>
-    <w:p>
-      <w:pPr>
-        <w:pStyle w:val="afa"/>
-        <w:numPr>
-          <w:ilvl w:val="0"/>
-          <w:numId w:val="11"/>
-        </w:numPr>
-        <w:spacing w:line="360" w:lineRule="auto"/>
-        <w:jc w:val="both"/>
-        <w:rPr>
-          <w:rFonts w:ascii="Times New Roman" w:hAnsi="Times New Roman" w:cs="Times New Roman"/>
-          <w:b/>
-          <w:color w:val="000000" w:themeColor="text1"/>
-          <w:sz w:val="28"/>
-          <w:szCs w:val="28"/>
-        </w:rPr>
-      </w:pPr>
-      <w:r>
-        <w:rPr>
-          <w:rFonts w:ascii="Times New Roman" w:hAnsi="Times New Roman" w:cs="Times New Roman"/>
-          <w:b/>
-          <w:color w:val="000000" w:themeColor="text1"/>
-          <w:sz w:val="28"/>
-          <w:szCs w:val="28"/>
-          <w:lang w:val="en-US"/>
-        </w:rPr>
-        <w:t>Interpretation</w:t>
-      </w:r>
-      <w:r>
-        <w:rPr>
-          <w:rFonts w:ascii="Times New Roman" w:hAnsi="Times New Roman" w:cs="Times New Roman"/>
-          <w:b/>
-          <w:color w:val="000000" w:themeColor="text1"/>
-          <w:sz w:val="28"/>
-          <w:szCs w:val="28"/>
-        </w:rPr>
-        <w:t xml:space="preserve"> </w:t>
-      </w:r>
-      <w:r>
-        <w:rPr>
-          <w:rFonts w:ascii="Times New Roman" w:hAnsi="Times New Roman" w:cs="Times New Roman"/>
-          <w:sz w:val="28"/>
-          <w:szCs w:val="28"/>
-        </w:rPr>
-        <w:t>—</w:t>
-      </w:r>
-      <w:r>
-        <w:rPr>
-          <w:rFonts w:ascii="Times New Roman" w:hAnsi="Times New Roman" w:cs="Times New Roman"/>
-          <w:sz w:val="28"/>
-          <w:szCs w:val="28"/>
-        </w:rPr>
-        <w:t xml:space="preserve"> отвечает за преобразование результатов разбора в структурированные объекты;</w:t>
-      </w:r>
-    </w:p>
-    <w:p>
-      <w:pPr>
-        <w:pStyle w:val="afa"/>
-        <w:numPr>
-          <w:ilvl w:val="0"/>
-          <w:numId w:val="11"/>
-        </w:numPr>
-        <w:spacing w:line="360" w:lineRule="auto"/>
-        <w:jc w:val="both"/>
-        <w:rPr>
-          <w:rFonts w:ascii="Times New Roman" w:hAnsi="Times New Roman" w:cs="Times New Roman"/>
-          <w:b/>
-          <w:color w:val="000000" w:themeColor="text1"/>
-          <w:sz w:val="28"/>
-          <w:szCs w:val="28"/>
-        </w:rPr>
-      </w:pPr>
-      <w:r>
-        <w:rPr>
-          <w:rFonts w:ascii="Times New Roman" w:hAnsi="Times New Roman" w:cs="Times New Roman"/>
-          <w:b/>
-          <w:color w:val="000000" w:themeColor="text1"/>
-          <w:sz w:val="28"/>
-          <w:szCs w:val="28"/>
-          <w:lang w:val="en-US"/>
-        </w:rPr>
-        <w:t>Relations</w:t>
-      </w:r>
-      <w:r>
-        <w:rPr>
-          <w:rFonts w:ascii="Times New Roman" w:hAnsi="Times New Roman" w:cs="Times New Roman"/>
-          <w:b/>
-          <w:color w:val="000000" w:themeColor="text1"/>
-          <w:sz w:val="28"/>
-          <w:szCs w:val="28"/>
-        </w:rPr>
-        <w:t xml:space="preserve"> </w:t>
-      </w:r>
-      <w:r>
-        <w:rPr>
-          <w:rFonts w:ascii="Times New Roman" w:hAnsi="Times New Roman" w:cs="Times New Roman"/>
-          <w:sz w:val="28"/>
-          <w:szCs w:val="28"/>
-        </w:rPr>
-        <w:t>—</w:t>
-      </w:r>
-      <w:r>
-        <w:rPr>
-          <w:rFonts w:ascii="Times New Roman" w:hAnsi="Times New Roman" w:cs="Times New Roman"/>
-          <w:sz w:val="28"/>
-          <w:szCs w:val="28"/>
-        </w:rPr>
-        <w:t xml:space="preserve"> содержит методы для определения связи между элементами грамматических конструкций.</w:t>
+          <w:color w:val="000000" w:themeColor="text1"/>
+          <w:sz w:val="28"/>
+          <w:szCs w:val="28"/>
+        </w:rPr>
+        <w:t>Описание контекстно-свободных грамматик вынесено в модуль Rule. Для проверки свойств токенов используются предикаты (Predicates), позволяющие задавать ограничения по словарям и грамматическим признакам.</w:t>
+      </w:r>
+      <w:r>
+        <w:rPr>
+          <w:rFonts w:ascii="Times New Roman" w:hAnsi="Times New Roman" w:cs="Times New Roman"/>
+          <w:color w:val="000000" w:themeColor="text1"/>
+          <w:sz w:val="28"/>
+          <w:szCs w:val="28"/>
+        </w:rPr>
+        <w:t xml:space="preserve"> С</w:t>
+      </w:r>
+      <w:r>
+        <w:rPr>
+          <w:rFonts w:ascii="Times New Roman" w:hAnsi="Times New Roman" w:cs="Times New Roman"/>
+          <w:color w:val="000000" w:themeColor="text1"/>
+          <w:sz w:val="28"/>
+          <w:szCs w:val="28"/>
+        </w:rPr>
+        <w:t>интаксический анализ реализуется модулем Parser, основанным на алгоритме Эрли. Дополнительно в библиотеке присутствует модуль Pipeline, предназначенный для построения сложных словарных конструкций и комбинированных правил.</w:t>
       </w:r>
     </w:p>
     <w:p>
@@ -13143,7 +14175,16 @@
           <w:sz w:val="28"/>
           <w:szCs w:val="28"/>
         </w:rPr>
-        <w:t xml:space="preserve">схожий с </w:t>
+        <w:t>близкий</w:t>
+      </w:r>
+      <w:r>
+        <w:rPr>
+          <w:rFonts w:ascii="Times New Roman" w:hAnsi="Times New Roman" w:cs="Times New Roman"/>
+          <w:color w:val="000000" w:themeColor="text1"/>
+          <w:sz w:val="28"/>
+          <w:szCs w:val="28"/>
+        </w:rPr>
+        <w:t xml:space="preserve"> с </w:t>
       </w:r>
       <w:r>
         <w:rPr>
@@ -13275,6 +14316,7 @@
           <w:szCs w:val="28"/>
           <w:lang w:val="en-US"/>
         </w:rPr>
+        <w:lastRenderedPageBreak/>
         <w:t>RENERT</w:t>
       </w:r>
       <w:r>
@@ -13556,6 +14598,26 @@
           <w:szCs w:val="28"/>
         </w:rPr>
         <w:t>обработки данных, высокая производительность и т.д.</w:t>
+      </w:r>
+    </w:p>
+    <w:p>
+      <w:pPr>
+        <w:spacing w:after="0" w:line="240" w:lineRule="auto"/>
+        <w:rPr>
+          <w:rFonts w:ascii="Times New Roman" w:hAnsi="Times New Roman" w:cs="Times New Roman"/>
+          <w:color w:val="000000" w:themeColor="text1"/>
+          <w:sz w:val="28"/>
+          <w:szCs w:val="28"/>
+        </w:rPr>
+      </w:pPr>
+      <w:r>
+        <w:rPr>
+          <w:rFonts w:ascii="Times New Roman" w:hAnsi="Times New Roman" w:cs="Times New Roman"/>
+          <w:color w:val="000000" w:themeColor="text1"/>
+          <w:sz w:val="28"/>
+          <w:szCs w:val="28"/>
+        </w:rPr>
+        <w:br w:type="page"/>
       </w:r>
     </w:p>
     <w:p>
@@ -13577,7 +14639,7 @@
           <w:szCs w:val="32"/>
         </w:rPr>
       </w:pPr>
-      <w:bookmarkStart w:id="13" w:name="_Toc229399155"/>
+      <w:bookmarkStart w:id="13" w:name="_Toc229491672"/>
       <w:r>
         <w:rPr>
           <w:rFonts w:ascii="Times New Roman" w:hAnsi="Times New Roman" w:cs="Times New Roman"/>
@@ -13836,7 +14898,7 @@
           <w:szCs w:val="28"/>
         </w:rPr>
       </w:pPr>
-      <w:bookmarkStart w:id="14" w:name="_Toc229399156"/>
+      <w:bookmarkStart w:id="14" w:name="_Toc229491673"/>
       <w:r>
         <w:rPr>
           <w:rFonts w:ascii="Times New Roman" w:hAnsi="Times New Roman" w:cs="Times New Roman"/>
@@ -14441,7 +15503,34 @@
           <w:sz w:val="28"/>
           <w:szCs w:val="28"/>
         </w:rPr>
-        <w:t xml:space="preserve">Помимо обеспечения безопасности и корректности работы, </w:t>
+        <w:t xml:space="preserve">Помимо </w:t>
+      </w:r>
+      <w:r>
+        <w:rPr>
+          <w:rFonts w:ascii="Times New Roman" w:hAnsi="Times New Roman" w:cs="Times New Roman"/>
+          <w:color w:val="000000" w:themeColor="text1"/>
+          <w:sz w:val="28"/>
+          <w:szCs w:val="28"/>
+        </w:rPr>
+        <w:t>безопасной работы с памятью</w:t>
+      </w:r>
+      <w:r>
+        <w:rPr>
+          <w:rFonts w:ascii="Times New Roman" w:hAnsi="Times New Roman" w:cs="Times New Roman"/>
+          <w:color w:val="000000" w:themeColor="text1"/>
+          <w:sz w:val="28"/>
+          <w:szCs w:val="28"/>
+        </w:rPr>
+        <w:t xml:space="preserve">, </w:t>
+      </w:r>
+      <w:r>
+        <w:rPr>
+          <w:rFonts w:ascii="Times New Roman" w:hAnsi="Times New Roman" w:cs="Times New Roman"/>
+          <w:color w:val="000000" w:themeColor="text1"/>
+          <w:sz w:val="28"/>
+          <w:szCs w:val="28"/>
+        </w:rPr>
+        <w:t xml:space="preserve">язык </w:t>
       </w:r>
       <w:r>
         <w:rPr>
@@ -14460,7 +15549,61 @@
           <w:sz w:val="28"/>
           <w:szCs w:val="28"/>
         </w:rPr>
-        <w:t xml:space="preserve"> обладает рядом практических преимуществ, которые делают его подходящим для разработки высокопроизводительных библиотек, таких как </w:t>
+        <w:t xml:space="preserve"> обладает рядом </w:t>
+      </w:r>
+      <w:r>
+        <w:rPr>
+          <w:rFonts w:ascii="Times New Roman" w:hAnsi="Times New Roman" w:cs="Times New Roman"/>
+          <w:color w:val="000000" w:themeColor="text1"/>
+          <w:sz w:val="28"/>
+          <w:szCs w:val="28"/>
+        </w:rPr>
+        <w:t>особенностей</w:t>
+      </w:r>
+      <w:r>
+        <w:rPr>
+          <w:rFonts w:ascii="Times New Roman" w:hAnsi="Times New Roman" w:cs="Times New Roman"/>
+          <w:color w:val="000000" w:themeColor="text1"/>
+          <w:sz w:val="28"/>
+          <w:szCs w:val="28"/>
+        </w:rPr>
+        <w:t xml:space="preserve">, которые делают его </w:t>
+      </w:r>
+      <w:r>
+        <w:rPr>
+          <w:rFonts w:ascii="Times New Roman" w:hAnsi="Times New Roman" w:cs="Times New Roman"/>
+          <w:color w:val="000000" w:themeColor="text1"/>
+          <w:sz w:val="28"/>
+          <w:szCs w:val="28"/>
+        </w:rPr>
+        <w:t>удобным</w:t>
+      </w:r>
+      <w:r>
+        <w:rPr>
+          <w:rFonts w:ascii="Times New Roman" w:hAnsi="Times New Roman" w:cs="Times New Roman"/>
+          <w:color w:val="000000" w:themeColor="text1"/>
+          <w:sz w:val="28"/>
+          <w:szCs w:val="28"/>
+        </w:rPr>
+        <w:t xml:space="preserve"> для разработки высокопроизводительных библиотек</w:t>
+      </w:r>
+      <w:r>
+        <w:rPr>
+          <w:rFonts w:ascii="Times New Roman" w:hAnsi="Times New Roman" w:cs="Times New Roman"/>
+          <w:color w:val="000000" w:themeColor="text1"/>
+          <w:sz w:val="28"/>
+          <w:szCs w:val="28"/>
+        </w:rPr>
+        <w:t xml:space="preserve"> обработки текстов</w:t>
+      </w:r>
+      <w:r>
+        <w:rPr>
+          <w:rFonts w:ascii="Times New Roman" w:hAnsi="Times New Roman" w:cs="Times New Roman"/>
+          <w:color w:val="000000" w:themeColor="text1"/>
+          <w:sz w:val="28"/>
+          <w:szCs w:val="28"/>
+        </w:rPr>
+        <w:t xml:space="preserve">, таких как </w:t>
       </w:r>
       <w:r>
         <w:rPr>
@@ -14495,7 +15638,7 @@
           <w:sz w:val="28"/>
           <w:szCs w:val="28"/>
         </w:rPr>
-        <w:t xml:space="preserve">Во-первых, язык программирования </w:t>
+        <w:t xml:space="preserve">Одним из важных преимуществ </w:t>
       </w:r>
       <w:r>
         <w:rPr>
@@ -14514,16 +15657,16 @@
           <w:sz w:val="28"/>
           <w:szCs w:val="28"/>
         </w:rPr>
-        <w:t xml:space="preserve"> обеспечивает производительность за счёт компиляции в машинный код и отсутствия накладных расходов, связанных со сборкой мусора</w:t>
-      </w:r>
-      <w:r>
-        <w:rPr>
-          <w:rFonts w:ascii="Times New Roman" w:hAnsi="Times New Roman" w:cs="Times New Roman"/>
-          <w:color w:val="000000" w:themeColor="text1"/>
-          <w:sz w:val="28"/>
-          <w:szCs w:val="28"/>
-        </w:rPr>
-        <w:t xml:space="preserve"> в ядре языка </w:t>
+        <w:t xml:space="preserve"> </w:t>
+      </w:r>
+      <w:r>
+        <w:rPr>
+          <w:rFonts w:ascii="Times New Roman" w:hAnsi="Times New Roman" w:cs="Times New Roman"/>
+          <w:color w:val="000000" w:themeColor="text1"/>
+          <w:sz w:val="28"/>
+          <w:szCs w:val="28"/>
+        </w:rPr>
+        <w:t xml:space="preserve">является высокая скорость выполнения программ, достигаемая за счёт компиляции в машинный код и отсутствия сборщика мусора в ядре языка </w:t>
       </w:r>
       <w:r>
         <w:rPr>
@@ -14603,125 +15746,16 @@
           <w:sz w:val="28"/>
           <w:szCs w:val="28"/>
         </w:rPr>
-        <w:t>. Это критически важно для задач обработки текстов, где необходимо хранить и анализировать большие объёмы данных с высокой скоростью, например при извлечении адресной информации из потоков документов.</w:t>
-      </w:r>
-      <w:r>
-        <w:rPr>
-          <w:rFonts w:ascii="Times New Roman" w:hAnsi="Times New Roman" w:cs="Times New Roman"/>
-          <w:color w:val="000000" w:themeColor="text1"/>
-          <w:sz w:val="28"/>
-          <w:szCs w:val="28"/>
-        </w:rPr>
-        <w:t xml:space="preserve"> </w:t>
-      </w:r>
-      <w:r>
-        <w:rPr>
-          <w:rFonts w:ascii="Times New Roman" w:hAnsi="Times New Roman" w:cs="Times New Roman"/>
-          <w:color w:val="000000" w:themeColor="text1"/>
-          <w:sz w:val="28"/>
-          <w:szCs w:val="28"/>
-        </w:rPr>
-        <w:t xml:space="preserve">Во-вторых, </w:t>
-      </w:r>
-      <w:r>
-        <w:rPr>
-          <w:rFonts w:ascii="Times New Roman" w:hAnsi="Times New Roman" w:cs="Times New Roman"/>
-          <w:color w:val="000000" w:themeColor="text1"/>
-          <w:sz w:val="28"/>
-          <w:szCs w:val="28"/>
-          <w:lang w:val="en-US"/>
-        </w:rPr>
-        <w:t>Rust</w:t>
-      </w:r>
-      <w:r>
-        <w:rPr>
-          <w:rFonts w:ascii="Times New Roman" w:hAnsi="Times New Roman" w:cs="Times New Roman"/>
-          <w:color w:val="000000" w:themeColor="text1"/>
-          <w:sz w:val="28"/>
-          <w:szCs w:val="28"/>
-        </w:rPr>
-        <w:t xml:space="preserve"> предоставляет развитые средства абстракции с нулевой </w:t>
-      </w:r>
-      <w:r>
-        <w:rPr>
-          <w:rFonts w:ascii="Times New Roman" w:hAnsi="Times New Roman" w:cs="Times New Roman"/>
-          <w:color w:val="000000" w:themeColor="text1"/>
-          <w:sz w:val="28"/>
-          <w:szCs w:val="28"/>
-        </w:rPr>
-        <w:t>стоимостью (</w:t>
-      </w:r>
-      <w:r>
-        <w:rPr>
-          <w:rFonts w:ascii="Times New Roman" w:hAnsi="Times New Roman" w:cs="Times New Roman"/>
-          <w:sz w:val="28"/>
-          <w:szCs w:val="28"/>
-        </w:rPr>
-        <w:t>zero-cost abstractions</w:t>
-      </w:r>
-      <w:r>
-        <w:rPr>
-          <w:rFonts w:ascii="Times New Roman" w:hAnsi="Times New Roman" w:cs="Times New Roman"/>
-          <w:color w:val="000000" w:themeColor="text1"/>
-          <w:sz w:val="28"/>
-          <w:szCs w:val="28"/>
-        </w:rPr>
-        <w:t>)</w:t>
-      </w:r>
-      <w:r>
-        <w:rPr>
-          <w:rFonts w:ascii="Times New Roman" w:hAnsi="Times New Roman" w:cs="Times New Roman"/>
-          <w:color w:val="000000" w:themeColor="text1"/>
-          <w:sz w:val="28"/>
-          <w:szCs w:val="28"/>
-        </w:rPr>
-        <w:t>, позволяющие строить</w:t>
-      </w:r>
-      <w:r>
-        <w:rPr>
-          <w:rFonts w:ascii="Times New Roman" w:hAnsi="Times New Roman" w:cs="Times New Roman"/>
-          <w:color w:val="000000" w:themeColor="text1"/>
-          <w:sz w:val="28"/>
-          <w:szCs w:val="28"/>
-        </w:rPr>
-        <w:t xml:space="preserve"> сложные архитектурные решения б</w:t>
-      </w:r>
-      <w:r>
-        <w:rPr>
-          <w:rFonts w:ascii="Times New Roman" w:hAnsi="Times New Roman" w:cs="Times New Roman"/>
-          <w:color w:val="000000" w:themeColor="text1"/>
-          <w:sz w:val="28"/>
-          <w:szCs w:val="28"/>
-        </w:rPr>
-        <w:t xml:space="preserve">ез потери производительности. Это даёт возможность </w:t>
-      </w:r>
-      <w:r>
-        <w:rPr>
-          <w:rFonts w:ascii="Times New Roman" w:hAnsi="Times New Roman" w:cs="Times New Roman"/>
-          <w:color w:val="000000" w:themeColor="text1"/>
-          <w:sz w:val="28"/>
-          <w:szCs w:val="28"/>
-        </w:rPr>
-        <w:t xml:space="preserve">реализовать модульную и расширяемую архитектуру парсера, аналогичную </w:t>
-      </w:r>
-      <w:r>
-        <w:rPr>
-          <w:rFonts w:ascii="Times New Roman" w:hAnsi="Times New Roman" w:cs="Times New Roman"/>
-          <w:color w:val="000000" w:themeColor="text1"/>
-          <w:sz w:val="28"/>
-          <w:szCs w:val="28"/>
-          <w:lang w:val="en-US"/>
-        </w:rPr>
-        <w:t>Yargy</w:t>
-      </w:r>
-      <w:r>
-        <w:rPr>
-          <w:rFonts w:ascii="Times New Roman" w:hAnsi="Times New Roman" w:cs="Times New Roman"/>
-          <w:color w:val="000000" w:themeColor="text1"/>
-          <w:sz w:val="28"/>
-          <w:szCs w:val="28"/>
-        </w:rPr>
-        <w:t>, сохраняя при этом высокую эффективность исполнения.</w:t>
+        <w:t xml:space="preserve">. </w:t>
+      </w:r>
+      <w:r>
+        <w:rPr>
+          <w:rFonts w:ascii="Times New Roman" w:hAnsi="Times New Roman" w:cs="Times New Roman"/>
+          <w:color w:val="000000" w:themeColor="text1"/>
+          <w:sz w:val="28"/>
+          <w:szCs w:val="28"/>
+        </w:rPr>
+        <w:t>Для задач синтаксического анализа это особенно важно, поскольку обработка текстов связана с большим объемом операций над строками, токенами и структурами разбора.</w:t>
       </w:r>
     </w:p>
     <w:p>
@@ -14743,7 +15777,16 @@
           <w:sz w:val="28"/>
           <w:szCs w:val="28"/>
         </w:rPr>
-        <w:t xml:space="preserve">Кроме того, </w:t>
+        <w:t xml:space="preserve"> </w:t>
+      </w:r>
+      <w:r>
+        <w:rPr>
+          <w:rFonts w:ascii="Times New Roman" w:hAnsi="Times New Roman" w:cs="Times New Roman"/>
+          <w:color w:val="000000" w:themeColor="text1"/>
+          <w:sz w:val="28"/>
+          <w:szCs w:val="28"/>
+        </w:rPr>
+        <w:t xml:space="preserve">Дополнительным преимуществом </w:t>
       </w:r>
       <w:r>
         <w:rPr>
@@ -14762,16 +15805,103 @@
           <w:sz w:val="28"/>
           <w:szCs w:val="28"/>
         </w:rPr>
-        <w:t xml:space="preserve"> обеспечивает удобные средства для построения безопасных и эффективных многопоточных решений, что позволяет масштабировать обработку данных и использовать </w:t>
-      </w:r>
-      <w:r>
-        <w:rPr>
-          <w:rFonts w:ascii="Times New Roman" w:hAnsi="Times New Roman" w:cs="Times New Roman"/>
-          <w:color w:val="000000" w:themeColor="text1"/>
-          <w:sz w:val="28"/>
-          <w:szCs w:val="28"/>
-        </w:rPr>
-        <w:t>возможности современных многоядерных процессоров без риска возникновения трудноуловимых ошибок.</w:t>
+        <w:t xml:space="preserve"> является поддержка </w:t>
+      </w:r>
+      <w:r>
+        <w:rPr>
+          <w:rFonts w:ascii="Times New Roman" w:hAnsi="Times New Roman" w:cs="Times New Roman"/>
+          <w:color w:val="000000" w:themeColor="text1"/>
+          <w:sz w:val="28"/>
+          <w:szCs w:val="28"/>
+          <w:lang w:val="en-US"/>
+        </w:rPr>
+        <w:t>zero</w:t>
+      </w:r>
+      <w:r>
+        <w:rPr>
+          <w:rFonts w:ascii="Times New Roman" w:hAnsi="Times New Roman" w:cs="Times New Roman"/>
+          <w:color w:val="000000" w:themeColor="text1"/>
+          <w:sz w:val="28"/>
+          <w:szCs w:val="28"/>
+        </w:rPr>
+        <w:t>-</w:t>
+      </w:r>
+      <w:r>
+        <w:rPr>
+          <w:rFonts w:ascii="Times New Roman" w:hAnsi="Times New Roman" w:cs="Times New Roman"/>
+          <w:color w:val="000000" w:themeColor="text1"/>
+          <w:sz w:val="28"/>
+          <w:szCs w:val="28"/>
+          <w:lang w:val="en-US"/>
+        </w:rPr>
+        <w:t>cost</w:t>
+      </w:r>
+      <w:r>
+        <w:rPr>
+          <w:rFonts w:ascii="Times New Roman" w:hAnsi="Times New Roman" w:cs="Times New Roman"/>
+          <w:color w:val="000000" w:themeColor="text1"/>
+          <w:sz w:val="28"/>
+          <w:szCs w:val="28"/>
+        </w:rPr>
+        <w:t xml:space="preserve"> abstractions — механизмов абстракции, практически не создающих дополнительных накладных расходов во время выполнения программы. Благодаря этому </w:t>
+      </w:r>
+      <w:r>
+        <w:rPr>
+          <w:rFonts w:ascii="Times New Roman" w:hAnsi="Times New Roman" w:cs="Times New Roman"/>
+          <w:color w:val="000000" w:themeColor="text1"/>
+          <w:sz w:val="28"/>
+          <w:szCs w:val="28"/>
+        </w:rPr>
+        <w:t>удалост</w:t>
+      </w:r>
+      <w:r>
+        <w:rPr>
+          <w:rFonts w:ascii="Times New Roman" w:hAnsi="Times New Roman" w:cs="Times New Roman"/>
+          <w:color w:val="000000" w:themeColor="text1"/>
+          <w:sz w:val="28"/>
+          <w:szCs w:val="28"/>
+        </w:rPr>
+        <w:t xml:space="preserve"> реализовать модульную архитектуру парсера и сохранить производительность даже при использовании сложных структур данных и контекстно-свободных грамматик. </w:t>
+      </w:r>
+    </w:p>
+    <w:p>
+      <w:pPr>
+        <w:spacing w:line="360" w:lineRule="auto"/>
+        <w:ind w:firstLine="708"/>
+        <w:jc w:val="both"/>
+        <w:rPr>
+          <w:rFonts w:ascii="Times New Roman" w:hAnsi="Times New Roman" w:cs="Times New Roman"/>
+          <w:color w:val="000000" w:themeColor="text1"/>
+          <w:sz w:val="28"/>
+          <w:szCs w:val="28"/>
+        </w:rPr>
+      </w:pPr>
+      <w:r>
+        <w:rPr>
+          <w:rFonts w:ascii="Times New Roman" w:hAnsi="Times New Roman" w:cs="Times New Roman"/>
+          <w:color w:val="000000" w:themeColor="text1"/>
+          <w:sz w:val="28"/>
+          <w:szCs w:val="28"/>
+        </w:rPr>
+        <w:t xml:space="preserve">Практическое значение для RENERT также имеет поддержка безопасной </w:t>
+      </w:r>
+      <w:r>
+        <w:rPr>
+          <w:rFonts w:ascii="Times New Roman" w:hAnsi="Times New Roman" w:cs="Times New Roman"/>
+          <w:color w:val="000000" w:themeColor="text1"/>
+          <w:sz w:val="28"/>
+          <w:szCs w:val="28"/>
+        </w:rPr>
+        <w:t>многопоточности</w:t>
+      </w:r>
+      <w:r>
+        <w:rPr>
+          <w:rFonts w:ascii="Times New Roman" w:hAnsi="Times New Roman" w:cs="Times New Roman"/>
+          <w:color w:val="000000" w:themeColor="text1"/>
+          <w:sz w:val="28"/>
+          <w:szCs w:val="28"/>
+        </w:rPr>
+        <w:t xml:space="preserve">. Возможность параллельной обработки данных позволяет эффективнее использовать многоядерные процессоры при анализе больших объёмов текстовой информации, а система владения и заимствования снижает вероятность ошибок, связанных с конкурентным доступом к памяти. </w:t>
       </w:r>
     </w:p>
     <w:p>
@@ -14921,7 +16051,7 @@
           <w:szCs w:val="28"/>
         </w:rPr>
       </w:pPr>
-      <w:bookmarkStart w:id="15" w:name="_Toc229399157"/>
+      <w:bookmarkStart w:id="15" w:name="_Toc229491674"/>
       <w:r>
         <w:rPr>
           <w:rFonts w:ascii="Times New Roman" w:hAnsi="Times New Roman" w:cs="Times New Roman"/>
@@ -15784,7 +16914,16 @@
           <w:sz w:val="28"/>
           <w:szCs w:val="28"/>
         </w:rPr>
-        <w:t xml:space="preserve"> над токенами, что позволяет задавать ограничения как по строковому значению </w:t>
+        <w:t xml:space="preserve"> над токенами, предоставляя возможность</w:t>
+      </w:r>
+      <w:r>
+        <w:rPr>
+          <w:rFonts w:ascii="Times New Roman" w:hAnsi="Times New Roman" w:cs="Times New Roman"/>
+          <w:color w:val="000000" w:themeColor="text1"/>
+          <w:sz w:val="28"/>
+          <w:szCs w:val="28"/>
+        </w:rPr>
+        <w:t xml:space="preserve"> задавать ограничения как по строковому значению </w:t>
       </w:r>
       <w:r>
         <w:rPr>
@@ -17191,7 +18330,34 @@
           <w:sz w:val="28"/>
           <w:szCs w:val="28"/>
         </w:rPr>
-        <w:t xml:space="preserve">. Поддерживаются нормализаторы значений: </w:t>
+        <w:t>. Также в этом модуле дост</w:t>
+      </w:r>
+      <w:r>
+        <w:rPr>
+          <w:rFonts w:ascii="Times New Roman" w:hAnsi="Times New Roman" w:cs="Times New Roman"/>
+          <w:color w:val="000000" w:themeColor="text1"/>
+          <w:sz w:val="28"/>
+          <w:szCs w:val="28"/>
+        </w:rPr>
+        <w:t>у</w:t>
+      </w:r>
+      <w:r>
+        <w:rPr>
+          <w:rFonts w:ascii="Times New Roman" w:hAnsi="Times New Roman" w:cs="Times New Roman"/>
+          <w:color w:val="000000" w:themeColor="text1"/>
+          <w:sz w:val="28"/>
+          <w:szCs w:val="28"/>
+        </w:rPr>
+        <w:t>пны методы нормализации</w:t>
+      </w:r>
+      <w:r>
+        <w:rPr>
+          <w:rFonts w:ascii="Times New Roman" w:hAnsi="Times New Roman" w:cs="Times New Roman"/>
+          <w:color w:val="000000" w:themeColor="text1"/>
+          <w:sz w:val="28"/>
+          <w:szCs w:val="28"/>
+        </w:rPr>
+        <w:t xml:space="preserve"> значений: </w:t>
       </w:r>
       <w:r>
         <w:rPr>
@@ -17289,7 +18455,7 @@
           <w:sz w:val="28"/>
           <w:szCs w:val="28"/>
         </w:rPr>
-        <w:t xml:space="preserve"> возвращает </w:t>
+        <w:t xml:space="preserve"> возвращает типизированную запись со списком пар «имя поля + </w:t>
       </w:r>
       <w:r>
         <w:rPr>
@@ -17299,16 +18465,34 @@
           <w:sz w:val="28"/>
           <w:szCs w:val="28"/>
         </w:rPr>
-        <w:t>ExtractedFact</w:t>
-      </w:r>
-      <w:r>
-        <w:rPr>
-          <w:rFonts w:ascii="Times New Roman" w:hAnsi="Times New Roman" w:cs="Times New Roman"/>
-          <w:color w:val="000000" w:themeColor="text1"/>
-          <w:sz w:val="28"/>
-          <w:szCs w:val="28"/>
-        </w:rPr>
-        <w:t xml:space="preserve"> — типизированную запись со списком пар «имя поля + </w:t>
+        <w:t>FactValue</w:t>
+      </w:r>
+      <w:r>
+        <w:rPr>
+          <w:rFonts w:ascii="Times New Roman" w:hAnsi="Times New Roman" w:cs="Times New Roman"/>
+          <w:color w:val="000000" w:themeColor="text1"/>
+          <w:sz w:val="28"/>
+          <w:szCs w:val="28"/>
+        </w:rPr>
+        <w:t xml:space="preserve">», именем факта </w:t>
+      </w:r>
+      <w:r>
+        <w:rPr>
+          <w:rFonts w:ascii="Times New Roman" w:hAnsi="Times New Roman" w:cs="Times New Roman"/>
+          <w:color w:val="000000" w:themeColor="text1"/>
+          <w:sz w:val="28"/>
+          <w:szCs w:val="28"/>
+        </w:rPr>
+        <w:t xml:space="preserve">и набором символьных диапазонов. Если пользователь хочет использовать эту запись для дальнейшей работы, то </w:t>
+      </w:r>
+      <w:r>
+        <w:rPr>
+          <w:rFonts w:ascii="Times New Roman" w:hAnsi="Times New Roman" w:cs="Times New Roman"/>
+          <w:color w:val="000000" w:themeColor="text1"/>
+          <w:sz w:val="28"/>
+          <w:szCs w:val="28"/>
+        </w:rPr>
+        <w:t xml:space="preserve">метод </w:t>
       </w:r>
       <w:r>
         <w:rPr>
@@ -17318,25 +18502,6 @@
           <w:sz w:val="28"/>
           <w:szCs w:val="28"/>
         </w:rPr>
-        <w:t>FactValue</w:t>
-      </w:r>
-      <w:r>
-        <w:rPr>
-          <w:rFonts w:ascii="Times New Roman" w:hAnsi="Times New Roman" w:cs="Times New Roman"/>
-          <w:color w:val="000000" w:themeColor="text1"/>
-          <w:sz w:val="28"/>
-          <w:szCs w:val="28"/>
-        </w:rPr>
-        <w:t xml:space="preserve">», именем факта и набором символьных диапазонов; метод </w:t>
-      </w:r>
-      <w:r>
-        <w:rPr>
-          <w:rFonts w:ascii="Times New Roman" w:hAnsi="Times New Roman" w:cs="Times New Roman"/>
-          <w:i/>
-          <w:color w:val="000000" w:themeColor="text1"/>
-          <w:sz w:val="28"/>
-          <w:szCs w:val="28"/>
-        </w:rPr>
         <w:t>to_json_value()</w:t>
       </w:r>
       <w:r>
@@ -17346,7 +18511,34 @@
           <w:sz w:val="28"/>
           <w:szCs w:val="28"/>
         </w:rPr>
-        <w:t xml:space="preserve"> отдаёт готовый объект {name, fields, spans}, пригодный для прямой сериализации в JSON, БД или внешний API.</w:t>
+        <w:t xml:space="preserve"> </w:t>
+      </w:r>
+      <w:r>
+        <w:rPr>
+          <w:rFonts w:ascii="Times New Roman" w:hAnsi="Times New Roman" w:cs="Times New Roman"/>
+          <w:color w:val="000000" w:themeColor="text1"/>
+          <w:sz w:val="28"/>
+          <w:szCs w:val="28"/>
+        </w:rPr>
+        <w:t>возвращает</w:t>
+      </w:r>
+      <w:r>
+        <w:rPr>
+          <w:rFonts w:ascii="Times New Roman" w:hAnsi="Times New Roman" w:cs="Times New Roman"/>
+          <w:color w:val="000000" w:themeColor="text1"/>
+          <w:sz w:val="28"/>
+          <w:szCs w:val="28"/>
+        </w:rPr>
+        <w:t xml:space="preserve"> объект</w:t>
+      </w:r>
+      <w:r>
+        <w:rPr>
+          <w:rFonts w:ascii="Times New Roman" w:hAnsi="Times New Roman" w:cs="Times New Roman"/>
+          <w:color w:val="000000" w:themeColor="text1"/>
+          <w:sz w:val="28"/>
+          <w:szCs w:val="28"/>
+        </w:rPr>
+        <w:t>, пригодный для прямой сериализации в JSON, БД или внешний API.</w:t>
       </w:r>
     </w:p>
     <w:p>
@@ -17368,7 +18560,7 @@
           <w:sz w:val="28"/>
           <w:szCs w:val="28"/>
         </w:rPr>
-        <w:t xml:space="preserve">Для корректной обработки русского языка библиотека также поддерживает систему отношений согласования (модуль </w:t>
+        <w:t xml:space="preserve">Для обработки русскоязычных текстов в библиотеке также реализован механизм согласования словоформ. Модуль </w:t>
       </w:r>
       <w:r>
         <w:rPr>
@@ -17387,106 +18579,25 @@
           <w:sz w:val="28"/>
           <w:szCs w:val="28"/>
         </w:rPr>
-        <w:t xml:space="preserve">). Готовые отношения </w:t>
-      </w:r>
-      <w:r>
-        <w:rPr>
-          <w:rFonts w:ascii="Times New Roman" w:hAnsi="Times New Roman" w:cs="Times New Roman"/>
-          <w:i/>
-          <w:color w:val="000000" w:themeColor="text1"/>
-          <w:sz w:val="28"/>
-          <w:szCs w:val="28"/>
-        </w:rPr>
-        <w:t>gender_relation(), number_relation(), case_relation()</w:t>
-      </w:r>
-      <w:r>
-        <w:rPr>
-          <w:rFonts w:ascii="Times New Roman" w:hAnsi="Times New Roman" w:cs="Times New Roman"/>
-          <w:color w:val="000000" w:themeColor="text1"/>
-          <w:sz w:val="28"/>
-          <w:szCs w:val="28"/>
-        </w:rPr>
-        <w:t xml:space="preserve"> и комбинированное </w:t>
-      </w:r>
-      <w:r>
-        <w:rPr>
-          <w:rFonts w:ascii="Times New Roman" w:hAnsi="Times New Roman" w:cs="Times New Roman"/>
-          <w:i/>
-          <w:color w:val="000000" w:themeColor="text1"/>
-          <w:sz w:val="28"/>
-          <w:szCs w:val="28"/>
-        </w:rPr>
-        <w:t>gnc_relation()</w:t>
-      </w:r>
-      <w:r>
-        <w:rPr>
-          <w:rFonts w:ascii="Times New Roman" w:hAnsi="Times New Roman" w:cs="Times New Roman"/>
-          <w:color w:val="000000" w:themeColor="text1"/>
-          <w:sz w:val="28"/>
-          <w:szCs w:val="28"/>
-        </w:rPr>
-        <w:t xml:space="preserve"> подключаются к термам через </w:t>
-      </w:r>
-      <w:r>
-        <w:rPr>
-          <w:rFonts w:ascii="Times New Roman" w:hAnsi="Times New Roman" w:cs="Times New Roman"/>
-          <w:i/>
-          <w:color w:val="000000" w:themeColor="text1"/>
-          <w:sz w:val="28"/>
-          <w:szCs w:val="28"/>
-        </w:rPr>
-        <w:t>.match_relation(</w:t>
-      </w:r>
-      <w:r>
-        <w:rPr>
-          <w:rFonts w:ascii="Times New Roman" w:hAnsi="Times New Roman" w:cs="Times New Roman"/>
-          <w:i/>
-          <w:color w:val="000000" w:themeColor="text1"/>
-          <w:sz w:val="28"/>
-          <w:szCs w:val="28"/>
-          <w:lang w:val="en-US"/>
-        </w:rPr>
-        <w:t>type</w:t>
-      </w:r>
-      <w:r>
-        <w:rPr>
-          <w:rFonts w:ascii="Times New Roman" w:hAnsi="Times New Roman" w:cs="Times New Roman"/>
-          <w:i/>
-          <w:color w:val="000000" w:themeColor="text1"/>
-          <w:sz w:val="28"/>
-          <w:szCs w:val="28"/>
-        </w:rPr>
-        <w:t>_</w:t>
-      </w:r>
-      <w:r>
-        <w:rPr>
-          <w:rFonts w:ascii="Times New Roman" w:hAnsi="Times New Roman" w:cs="Times New Roman"/>
-          <w:i/>
-          <w:color w:val="000000" w:themeColor="text1"/>
-          <w:sz w:val="28"/>
-          <w:szCs w:val="28"/>
-          <w:lang w:val="en-US"/>
-        </w:rPr>
-        <w:t>relation</w:t>
-      </w:r>
-      <w:r>
-        <w:rPr>
-          <w:rFonts w:ascii="Times New Roman" w:hAnsi="Times New Roman" w:cs="Times New Roman"/>
-          <w:i/>
-          <w:color w:val="000000" w:themeColor="text1"/>
-          <w:sz w:val="28"/>
-          <w:szCs w:val="28"/>
-        </w:rPr>
-        <w:t>)</w:t>
-      </w:r>
-      <w:r>
-        <w:rPr>
-          <w:rFonts w:ascii="Times New Roman" w:hAnsi="Times New Roman" w:cs="Times New Roman"/>
-          <w:color w:val="000000" w:themeColor="text1"/>
-          <w:sz w:val="28"/>
-          <w:szCs w:val="28"/>
-        </w:rPr>
-        <w:t xml:space="preserve"> и заставляют парсер отбрасывать варианты разбора, в которых соседние слова не согласуются по соответствующим граммемам. Это особенно важно при извлечении именованных сущностей, должностей и адресной информации, где формальное совпадение строк не гарантирует семантической корректности.</w:t>
+        <w:t xml:space="preserve"> </w:t>
+      </w:r>
+      <w:r>
+        <w:rPr>
+          <w:rFonts w:ascii="Times New Roman" w:hAnsi="Times New Roman" w:cs="Times New Roman"/>
+          <w:color w:val="000000" w:themeColor="text1"/>
+          <w:sz w:val="28"/>
+          <w:szCs w:val="28"/>
+        </w:rPr>
+        <w:t>содержит методы, позволяющие</w:t>
+      </w:r>
+      <w:r>
+        <w:rPr>
+          <w:rFonts w:ascii="Times New Roman" w:hAnsi="Times New Roman" w:cs="Times New Roman"/>
+          <w:color w:val="000000" w:themeColor="text1"/>
+          <w:sz w:val="28"/>
+          <w:szCs w:val="28"/>
+        </w:rPr>
+        <w:t xml:space="preserve"> проверять согласование слов по роду, числу и падежу. При разборе текста парсер исключает варианты, в которых соседние элементы грамматической конструкции не согласуются между собой по соответствующим морфологическим признакам.</w:t>
       </w:r>
     </w:p>
     <w:p>
@@ -17981,7 +19092,16 @@
           <w:sz w:val="28"/>
           <w:szCs w:val="28"/>
         </w:rPr>
-        <w:t>что бы и составляло одной из приоритетной задачи при реализации библиотеки</w:t>
+        <w:t>чем и являлось одной из приоритетной задачей</w:t>
+      </w:r>
+      <w:r>
+        <w:rPr>
+          <w:rFonts w:ascii="Times New Roman" w:hAnsi="Times New Roman" w:cs="Times New Roman"/>
+          <w:bCs/>
+          <w:sz w:val="28"/>
+          <w:szCs w:val="28"/>
+        </w:rPr>
+        <w:t xml:space="preserve"> при реализации библиотеки</w:t>
       </w:r>
       <w:r>
         <w:rPr>
@@ -18012,7 +19132,7 @@
           <w:szCs w:val="28"/>
         </w:rPr>
       </w:pPr>
-      <w:bookmarkStart w:id="19" w:name="_Toc229399158"/>
+      <w:bookmarkStart w:id="19" w:name="_Toc229491675"/>
       <w:r>
         <w:rPr>
           <w:rFonts w:ascii="Times New Roman" w:hAnsi="Times New Roman" w:cs="Times New Roman"/>
@@ -18116,7 +19236,43 @@
           <w:sz w:val="28"/>
           <w:szCs w:val="28"/>
         </w:rPr>
-        <w:t xml:space="preserve">, при котором для нетерминала раскрываются все возможные продукции грамматики. При использовании сложных и рекурсивных грамматик это приводит к существенному увеличению объёма вычислений и потребления памяти. Для уменьшения числа создаваемых состояний в RENERT применяется lookahead-фильтрация продукций. Перед добавлением нового состояния система проверяет, может ли соответствующая продукция начинаться с текущего токена входной последовательности. Продукции, заведомо не подходящие для дальнейшего разбора, отбрасываются ещё до создания новых состояний парсера. Дополнительно используется механизм мемоизации предсказаний, предотвращающий повторное раскрытие одинаковых правил в пределах одной колонки </w:t>
+        <w:t xml:space="preserve">, при котором для нетерминала раскрываются все возможные продукции грамматики. При использовании сложных и рекурсивных грамматик это приводит к существенному увеличению объёма вычислений и потребления памяти. Для уменьшения числа создаваемых состояний в RENERT применяется lookahead-фильтрация продукций. Перед добавлением нового состояния система проверяет, может ли соответствующая продукция начинаться с текущего токена входной последовательности. Продукции, заведомо не подходящие для дальнейшего разбора, отбрасываются ещё до создания новых состояний парсера. </w:t>
+      </w:r>
+      <w:r>
+        <w:rPr>
+          <w:rFonts w:ascii="Times New Roman" w:hAnsi="Times New Roman" w:cs="Times New Roman"/>
+          <w:color w:val="000000" w:themeColor="text1"/>
+          <w:sz w:val="28"/>
+          <w:szCs w:val="28"/>
+        </w:rPr>
+        <w:t>В тоже время</w:t>
+      </w:r>
+      <w:r>
+        <w:rPr>
+          <w:rFonts w:ascii="Times New Roman" w:hAnsi="Times New Roman" w:cs="Times New Roman"/>
+          <w:color w:val="000000" w:themeColor="text1"/>
+          <w:sz w:val="28"/>
+          <w:szCs w:val="28"/>
+        </w:rPr>
+        <w:t xml:space="preserve"> механизм мемоизац</w:t>
+      </w:r>
+      <w:r>
+        <w:rPr>
+          <w:rFonts w:ascii="Times New Roman" w:hAnsi="Times New Roman" w:cs="Times New Roman"/>
+          <w:color w:val="000000" w:themeColor="text1"/>
+          <w:sz w:val="28"/>
+          <w:szCs w:val="28"/>
+        </w:rPr>
+        <w:t>ии предсказаний  предотвращает</w:t>
+      </w:r>
+      <w:r>
+        <w:rPr>
+          <w:rFonts w:ascii="Times New Roman" w:hAnsi="Times New Roman" w:cs="Times New Roman"/>
+          <w:color w:val="000000" w:themeColor="text1"/>
+          <w:sz w:val="28"/>
+          <w:szCs w:val="28"/>
+        </w:rPr>
+        <w:t xml:space="preserve"> повторное раскрытие одинаковых правил в пределах одной колонки </w:t>
       </w:r>
       <w:r>
         <w:rPr>
@@ -18134,7 +19290,25 @@
           <w:sz w:val="28"/>
           <w:szCs w:val="28"/>
         </w:rPr>
-        <w:t>. Это позволяет существенно сократить количество промежуточных состояний при ра</w:t>
+        <w:t xml:space="preserve">. </w:t>
+      </w:r>
+      <w:r>
+        <w:rPr>
+          <w:rFonts w:ascii="Times New Roman" w:hAnsi="Times New Roman" w:cs="Times New Roman"/>
+          <w:color w:val="000000" w:themeColor="text1"/>
+          <w:sz w:val="28"/>
+          <w:szCs w:val="28"/>
+        </w:rPr>
+        <w:t>В результате существенно сокращается</w:t>
+      </w:r>
+      <w:r>
+        <w:rPr>
+          <w:rFonts w:ascii="Times New Roman" w:hAnsi="Times New Roman" w:cs="Times New Roman"/>
+          <w:color w:val="000000" w:themeColor="text1"/>
+          <w:sz w:val="28"/>
+          <w:szCs w:val="28"/>
+        </w:rPr>
+        <w:t xml:space="preserve"> количество промежуточных состояний при ра</w:t>
       </w:r>
       <w:r>
         <w:rPr>
@@ -18193,7 +19367,25 @@
           <w:sz w:val="28"/>
           <w:szCs w:val="28"/>
         </w:rPr>
-        <w:t xml:space="preserve"> используется индексирование родительских состояний, благодаря чему завершённый нетерминал обновляет только связанные с ним состояния, а не всю колонку чарта целиком. Такой подход снижает количество линейных проходов по структурам данных и уменьшает асимптотические затраты на завершение разбора. </w:t>
+        <w:t xml:space="preserve"> используется индексирование родительских состояний, благодаря чему завершённый нетерминал обновляет только связанные с ним состояния, а не всю колонку чарта целиком. </w:t>
+      </w:r>
+      <w:r>
+        <w:rPr>
+          <w:rFonts w:ascii="Times New Roman" w:hAnsi="Times New Roman" w:cs="Times New Roman"/>
+          <w:color w:val="000000" w:themeColor="text1"/>
+          <w:sz w:val="28"/>
+          <w:szCs w:val="28"/>
+        </w:rPr>
+        <w:t>Это помогает уменьшить</w:t>
+      </w:r>
+      <w:r>
+        <w:rPr>
+          <w:rFonts w:ascii="Times New Roman" w:hAnsi="Times New Roman" w:cs="Times New Roman"/>
+          <w:color w:val="000000" w:themeColor="text1"/>
+          <w:sz w:val="28"/>
+          <w:szCs w:val="28"/>
+        </w:rPr>
+        <w:t xml:space="preserve"> количество линейных проходов по структурам данных и уменьшает асимптотические затраты на завершение разбора. </w:t>
       </w:r>
     </w:p>
     <w:p>
@@ -18215,26 +19407,89 @@
           <w:sz w:val="28"/>
           <w:szCs w:val="28"/>
         </w:rPr>
+        <w:t>Также</w:t>
+      </w:r>
+      <w:r>
+        <w:rPr>
+          <w:rFonts w:ascii="Times New Roman" w:hAnsi="Times New Roman" w:cs="Times New Roman"/>
+          <w:color w:val="000000" w:themeColor="text1"/>
+          <w:sz w:val="28"/>
+          <w:szCs w:val="28"/>
+        </w:rPr>
+        <w:t xml:space="preserve"> в библиотеке реализована система дедупликации состояний парсера. Каждая колонка чарта хранит хеш-индекс уже существующих </w:t>
+      </w:r>
+      <w:r>
+        <w:rPr>
+          <w:rFonts w:ascii="Times New Roman" w:hAnsi="Times New Roman" w:cs="Times New Roman"/>
+          <w:color w:val="000000" w:themeColor="text1"/>
+          <w:sz w:val="28"/>
+          <w:szCs w:val="28"/>
+        </w:rPr>
         <w:lastRenderedPageBreak/>
-        <w:t xml:space="preserve">Дополнительно в библиотеке реализована система дедупликации состояний парсера. Каждая колонка чарта хранит хеш-индекс уже существующих состояний, что позволяет быстро обнаруживать и исключать дубликаты. При этом проверка выполняется в два этапа: сначала сравниваются хеш-значения, после чего при необходимости выполняется точная проверка эквивалентности состояний. Использование структурного sharing-а деревьев разбора позволяет </w:t>
-      </w:r>
-      <w:r>
-        <w:rPr>
-          <w:rFonts w:ascii="Times New Roman" w:hAnsi="Times New Roman" w:cs="Times New Roman"/>
-          <w:color w:val="000000" w:themeColor="text1"/>
-          <w:sz w:val="28"/>
-          <w:szCs w:val="28"/>
-        </w:rPr>
-        <w:t>снова использовать</w:t>
-      </w:r>
-      <w:r>
-        <w:rPr>
-          <w:rFonts w:ascii="Times New Roman" w:hAnsi="Times New Roman" w:cs="Times New Roman"/>
-          <w:color w:val="000000" w:themeColor="text1"/>
-          <w:sz w:val="28"/>
-          <w:szCs w:val="28"/>
-        </w:rPr>
-        <w:t xml:space="preserve"> уже построенные поддеревья между различными альтернативами грамматики без их повторного копирования. Это особенно важно при неоднозначных разборах, где одни и те же фрагменты дерева могут участвовать в нескольких вариантах синтаксического анализа. </w:t>
+        <w:t xml:space="preserve">состояний, что позволяет быстро обнаруживать и исключать дубликаты. </w:t>
+      </w:r>
+      <w:r>
+        <w:rPr>
+          <w:rFonts w:ascii="Times New Roman" w:hAnsi="Times New Roman" w:cs="Times New Roman"/>
+          <w:color w:val="000000" w:themeColor="text1"/>
+          <w:sz w:val="28"/>
+          <w:szCs w:val="28"/>
+        </w:rPr>
+        <w:t>П</w:t>
+      </w:r>
+      <w:r>
+        <w:rPr>
+          <w:rFonts w:ascii="Times New Roman" w:hAnsi="Times New Roman" w:cs="Times New Roman"/>
+          <w:color w:val="000000" w:themeColor="text1"/>
+          <w:sz w:val="28"/>
+          <w:szCs w:val="28"/>
+        </w:rPr>
+        <w:t xml:space="preserve">роверка выполняется в два этапа: сначала сравниваются хеш-значения, после чего при необходимости выполняется точная проверка эквивалентности состояний. </w:t>
+      </w:r>
+      <w:r>
+        <w:rPr>
+          <w:rFonts w:ascii="Times New Roman" w:hAnsi="Times New Roman" w:cs="Times New Roman"/>
+          <w:color w:val="000000" w:themeColor="text1"/>
+          <w:sz w:val="28"/>
+          <w:szCs w:val="28"/>
+        </w:rPr>
+        <w:t>Кроме</w:t>
+      </w:r>
+      <w:r>
+        <w:rPr>
+          <w:rFonts w:ascii="Times New Roman" w:hAnsi="Times New Roman" w:cs="Times New Roman"/>
+          <w:color w:val="000000" w:themeColor="text1"/>
+          <w:sz w:val="28"/>
+          <w:szCs w:val="28"/>
+        </w:rPr>
+        <w:t xml:space="preserve"> этого </w:t>
+      </w:r>
+      <w:r>
+        <w:rPr>
+          <w:rFonts w:ascii="Times New Roman" w:hAnsi="Times New Roman" w:cs="Times New Roman"/>
+          <w:color w:val="000000" w:themeColor="text1"/>
+          <w:sz w:val="28"/>
+          <w:szCs w:val="28"/>
+        </w:rPr>
+        <w:t>применяется</w:t>
+      </w:r>
+      <w:r>
+        <w:rPr>
+          <w:rFonts w:ascii="Times New Roman" w:hAnsi="Times New Roman" w:cs="Times New Roman"/>
+          <w:color w:val="000000" w:themeColor="text1"/>
+          <w:sz w:val="28"/>
+          <w:szCs w:val="28"/>
+        </w:rPr>
+        <w:t xml:space="preserve"> механизм совместного использования поддеревьев разбора. Уже построенные фрагменты дерева могут повторно использоваться в разных вариантах ра</w:t>
+      </w:r>
+      <w:r>
+        <w:rPr>
+          <w:rFonts w:ascii="Times New Roman" w:hAnsi="Times New Roman" w:cs="Times New Roman"/>
+          <w:color w:val="000000" w:themeColor="text1"/>
+          <w:sz w:val="28"/>
+          <w:szCs w:val="28"/>
+        </w:rPr>
+        <w:t>збора без создания новых копий.</w:t>
       </w:r>
     </w:p>
     <w:p>
@@ -18256,7 +19511,43 @@
           <w:sz w:val="28"/>
           <w:szCs w:val="28"/>
         </w:rPr>
-        <w:t xml:space="preserve">Для ускорения морфологического анализа используется глобальный экземпляр </w:t>
+        <w:t xml:space="preserve">Морфологический анализ </w:t>
+      </w:r>
+      <w:r>
+        <w:rPr>
+          <w:rFonts w:ascii="Times New Roman" w:hAnsi="Times New Roman" w:cs="Times New Roman"/>
+          <w:color w:val="000000" w:themeColor="text1"/>
+          <w:sz w:val="28"/>
+          <w:szCs w:val="28"/>
+        </w:rPr>
+        <w:t>текста</w:t>
+      </w:r>
+      <w:r>
+        <w:rPr>
+          <w:rFonts w:ascii="Times New Roman" w:hAnsi="Times New Roman" w:cs="Times New Roman"/>
+          <w:color w:val="000000" w:themeColor="text1"/>
+          <w:sz w:val="28"/>
+          <w:szCs w:val="28"/>
+        </w:rPr>
+        <w:t xml:space="preserve"> оптимизирован за счёт использования </w:t>
+      </w:r>
+      <w:r>
+        <w:rPr>
+          <w:rFonts w:ascii="Times New Roman" w:hAnsi="Times New Roman" w:cs="Times New Roman"/>
+          <w:color w:val="000000" w:themeColor="text1"/>
+          <w:sz w:val="28"/>
+          <w:szCs w:val="28"/>
+        </w:rPr>
+        <w:t>глобального</w:t>
+      </w:r>
+      <w:r>
+        <w:rPr>
+          <w:rFonts w:ascii="Times New Roman" w:hAnsi="Times New Roman" w:cs="Times New Roman"/>
+          <w:color w:val="000000" w:themeColor="text1"/>
+          <w:sz w:val="28"/>
+          <w:szCs w:val="28"/>
+        </w:rPr>
+        <w:t xml:space="preserve"> экземпляра </w:t>
       </w:r>
       <w:r>
         <w:rPr>
@@ -18265,7 +19556,6 @@
           <w:color w:val="000000" w:themeColor="text1"/>
           <w:sz w:val="28"/>
           <w:szCs w:val="28"/>
-          <w:lang w:val="en-US"/>
         </w:rPr>
         <w:t>MorphTokenizer</w:t>
       </w:r>
@@ -18276,44 +19566,61 @@
           <w:sz w:val="28"/>
           <w:szCs w:val="28"/>
         </w:rPr>
-        <w:t xml:space="preserve">, разделяемый между всеми экземплярами парсера. Инициализация токенизатора выполняется лениво — только при первом обращении к морфологическому анализу. Дополнительно поверх анализатора реализован </w:t>
-      </w:r>
-      <w:r>
-        <w:rPr>
-          <w:rFonts w:ascii="Times New Roman" w:hAnsi="Times New Roman" w:cs="Times New Roman"/>
-          <w:color w:val="000000" w:themeColor="text1"/>
-          <w:sz w:val="28"/>
-          <w:szCs w:val="28"/>
-          <w:lang w:val="en-US"/>
-        </w:rPr>
-        <w:t>LRU</w:t>
-      </w:r>
-      <w:r>
-        <w:rPr>
-          <w:rFonts w:ascii="Times New Roman" w:hAnsi="Times New Roman" w:cs="Times New Roman"/>
-          <w:color w:val="000000" w:themeColor="text1"/>
-          <w:sz w:val="28"/>
-          <w:szCs w:val="28"/>
-        </w:rPr>
-        <w:t xml:space="preserve">-кеш, позволяющий повторно использовать результаты разбора часто встречающихся слов. Поскольку при обработке естественного языка многие словоформы повторяются большое количество раз, такой подход существенно сокращает число обращений к морфологическому </w:t>
-      </w:r>
-      <w:r>
-        <w:rPr>
-          <w:rFonts w:ascii="Times New Roman" w:hAnsi="Times New Roman" w:cs="Times New Roman"/>
-          <w:color w:val="000000" w:themeColor="text1"/>
-          <w:sz w:val="28"/>
-          <w:szCs w:val="28"/>
-        </w:rPr>
-        <w:t>токенизатору и словарю</w:t>
-      </w:r>
-      <w:r>
-        <w:rPr>
-          <w:rFonts w:ascii="Times New Roman" w:hAnsi="Times New Roman" w:cs="Times New Roman"/>
-          <w:color w:val="000000" w:themeColor="text1"/>
-          <w:sz w:val="28"/>
-          <w:szCs w:val="28"/>
-        </w:rPr>
-        <w:t>.</w:t>
+        <w:t xml:space="preserve">, который разделяется между всеми парсерами. Инициализация токенизатора выполняется только при первом обращении к морфологическому анализу. Дополнительно </w:t>
+      </w:r>
+      <w:r>
+        <w:rPr>
+          <w:rFonts w:ascii="Times New Roman" w:hAnsi="Times New Roman" w:cs="Times New Roman"/>
+          <w:color w:val="000000" w:themeColor="text1"/>
+          <w:sz w:val="28"/>
+          <w:szCs w:val="28"/>
+        </w:rPr>
+        <w:t xml:space="preserve">применяется </w:t>
+      </w:r>
+      <w:r>
+        <w:rPr>
+          <w:rFonts w:ascii="Times New Roman" w:hAnsi="Times New Roman" w:cs="Times New Roman"/>
+          <w:color w:val="000000" w:themeColor="text1"/>
+          <w:sz w:val="28"/>
+          <w:szCs w:val="28"/>
+        </w:rPr>
+        <w:t xml:space="preserve"> LRU-кеш для хранения результатов разбора часто встречающихся словоформ. Поскольку многие слова в тексте повторяются, это </w:t>
+      </w:r>
+      <w:r>
+        <w:rPr>
+          <w:rFonts w:ascii="Times New Roman" w:hAnsi="Times New Roman" w:cs="Times New Roman"/>
+          <w:color w:val="000000" w:themeColor="text1"/>
+          <w:sz w:val="28"/>
+          <w:szCs w:val="28"/>
+        </w:rPr>
+        <w:t>сокращает</w:t>
+      </w:r>
+      <w:r>
+        <w:rPr>
+          <w:rFonts w:ascii="Times New Roman" w:hAnsi="Times New Roman" w:cs="Times New Roman"/>
+          <w:color w:val="000000" w:themeColor="text1"/>
+          <w:sz w:val="28"/>
+          <w:szCs w:val="28"/>
+        </w:rPr>
+        <w:t xml:space="preserve"> количество повторных обращений к </w:t>
+      </w:r>
+      <w:r>
+        <w:rPr>
+          <w:rFonts w:ascii="Times New Roman" w:hAnsi="Times New Roman" w:cs="Times New Roman"/>
+          <w:color w:val="000000" w:themeColor="text1"/>
+          <w:sz w:val="28"/>
+          <w:szCs w:val="28"/>
+        </w:rPr>
+        <w:t>словарю,</w:t>
+      </w:r>
+      <w:r>
+        <w:rPr>
+          <w:rFonts w:ascii="Times New Roman" w:hAnsi="Times New Roman" w:cs="Times New Roman"/>
+          <w:color w:val="000000" w:themeColor="text1"/>
+          <w:sz w:val="28"/>
+          <w:szCs w:val="28"/>
+        </w:rPr>
+        <w:t xml:space="preserve"> и ускорить обработку данных.</w:t>
       </w:r>
     </w:p>
     <w:p>
@@ -18335,7 +19642,80 @@
           <w:sz w:val="28"/>
           <w:szCs w:val="28"/>
         </w:rPr>
-        <w:t xml:space="preserve">Отдельное внимание в RENERT уделяется эффективной работе с памятью. Большинство сложных структур данных, включая правила грамматики, деревья разбора и токены, используют механизм совместного владения через Arc. Это позволяет нескольким состояниям парсера переиспользовать одни и те же объекты без их копирования. При возврате нескольких совпадений исходный текст и массив токенов создаются только один раз и затем разделяются между всеми объектами результата. </w:t>
+        <w:t>Для эффективной работы с памятью, в библиотеке</w:t>
+      </w:r>
+      <w:r>
+        <w:rPr>
+          <w:rFonts w:ascii="Times New Roman" w:hAnsi="Times New Roman" w:cs="Times New Roman"/>
+          <w:color w:val="000000" w:themeColor="text1"/>
+          <w:sz w:val="28"/>
+          <w:szCs w:val="28"/>
+        </w:rPr>
+        <w:t xml:space="preserve"> </w:t>
+      </w:r>
+      <w:r>
+        <w:rPr>
+          <w:rFonts w:ascii="Times New Roman" w:hAnsi="Times New Roman" w:cs="Times New Roman"/>
+          <w:color w:val="000000" w:themeColor="text1"/>
+          <w:sz w:val="28"/>
+          <w:szCs w:val="28"/>
+          <w:lang w:val="en-US"/>
+        </w:rPr>
+        <w:t>RENERT</w:t>
+      </w:r>
+      <w:r>
+        <w:rPr>
+          <w:rFonts w:ascii="Times New Roman" w:hAnsi="Times New Roman" w:cs="Times New Roman"/>
+          <w:color w:val="000000" w:themeColor="text1"/>
+          <w:sz w:val="28"/>
+          <w:szCs w:val="28"/>
+        </w:rPr>
+        <w:t xml:space="preserve"> б</w:t>
+      </w:r>
+      <w:r>
+        <w:rPr>
+          <w:rFonts w:ascii="Times New Roman" w:hAnsi="Times New Roman" w:cs="Times New Roman"/>
+          <w:color w:val="000000" w:themeColor="text1"/>
+          <w:sz w:val="28"/>
+          <w:szCs w:val="28"/>
+        </w:rPr>
+        <w:t xml:space="preserve">ольшинство сложных структур данных, включая правила грамматики, деревья разбора и токены, используют механизм совместного владения через Arc. Это </w:t>
+      </w:r>
+      <w:r>
+        <w:rPr>
+          <w:rFonts w:ascii="Times New Roman" w:hAnsi="Times New Roman" w:cs="Times New Roman"/>
+          <w:color w:val="000000" w:themeColor="text1"/>
+          <w:sz w:val="28"/>
+          <w:szCs w:val="28"/>
+        </w:rPr>
+        <w:t>даёт возможность</w:t>
+      </w:r>
+      <w:r>
+        <w:rPr>
+          <w:rFonts w:ascii="Times New Roman" w:hAnsi="Times New Roman" w:cs="Times New Roman"/>
+          <w:color w:val="000000" w:themeColor="text1"/>
+          <w:sz w:val="28"/>
+          <w:szCs w:val="28"/>
+        </w:rPr>
+        <w:t xml:space="preserve"> не</w:t>
+      </w:r>
+      <w:r>
+        <w:rPr>
+          <w:rFonts w:ascii="Times New Roman" w:hAnsi="Times New Roman" w:cs="Times New Roman"/>
+          <w:color w:val="000000" w:themeColor="text1"/>
+          <w:sz w:val="28"/>
+          <w:szCs w:val="28"/>
+        </w:rPr>
+        <w:t xml:space="preserve">скольким состояниям парсера вновь </w:t>
+      </w:r>
+      <w:r>
+        <w:rPr>
+          <w:rFonts w:ascii="Times New Roman" w:hAnsi="Times New Roman" w:cs="Times New Roman"/>
+          <w:color w:val="000000" w:themeColor="text1"/>
+          <w:sz w:val="28"/>
+          <w:szCs w:val="28"/>
+        </w:rPr>
+        <w:t xml:space="preserve">использовать одни и те же объекты без их копирования. При возврате нескольких совпадений исходный текст и массив токенов создаются только один раз и затем разделяются между всеми объектами результата. </w:t>
       </w:r>
     </w:p>
     <w:p>
@@ -18357,68 +19737,55 @@
           <w:sz w:val="28"/>
           <w:szCs w:val="28"/>
         </w:rPr>
+        <w:t xml:space="preserve">В результате последовательные оптимизации позволяют повысить производительность библиотеки </w:t>
+      </w:r>
+      <w:r>
+        <w:rPr>
+          <w:rFonts w:ascii="Times New Roman" w:hAnsi="Times New Roman" w:cs="Times New Roman"/>
+          <w:color w:val="000000" w:themeColor="text1"/>
+          <w:sz w:val="28"/>
+          <w:szCs w:val="28"/>
+          <w:lang w:val="en-US"/>
+        </w:rPr>
+        <w:t>RENERT</w:t>
+      </w:r>
+      <w:r>
+        <w:rPr>
+          <w:rFonts w:ascii="Times New Roman" w:hAnsi="Times New Roman" w:cs="Times New Roman"/>
+          <w:color w:val="000000" w:themeColor="text1"/>
+          <w:sz w:val="28"/>
+          <w:szCs w:val="28"/>
+        </w:rPr>
+        <w:t xml:space="preserve"> при обработке русскоязычных текстов и сложных контекстно-свободных грамматик. Алгоритмические улучшения уменьшают количество циклов парсера Эрли, кеширование малых чисел повторных морфологических анализов, оптимизация работы с памятью и сокращение расходов при построении неоднозначных деревьев. Благодаря использованию языка </w:t>
+      </w:r>
+      <w:r>
+        <w:rPr>
+          <w:rFonts w:ascii="Times New Roman" w:hAnsi="Times New Roman" w:cs="Times New Roman"/>
+          <w:color w:val="000000" w:themeColor="text1"/>
+          <w:sz w:val="28"/>
+          <w:szCs w:val="28"/>
+          <w:lang w:val="en-US"/>
+        </w:rPr>
+        <w:t>Rust</w:t>
+      </w:r>
+      <w:r>
+        <w:rPr>
+          <w:rFonts w:ascii="Times New Roman" w:hAnsi="Times New Roman" w:cs="Times New Roman"/>
+          <w:color w:val="000000" w:themeColor="text1"/>
+          <w:sz w:val="28"/>
+          <w:szCs w:val="28"/>
+        </w:rPr>
+        <w:t xml:space="preserve"> и эффективному управлению этой </w:t>
+      </w:r>
+      <w:r>
+        <w:rPr>
+          <w:rFonts w:ascii="Times New Roman" w:hAnsi="Times New Roman" w:cs="Times New Roman"/>
+          <w:color w:val="000000" w:themeColor="text1"/>
+          <w:sz w:val="28"/>
+          <w:szCs w:val="28"/>
+        </w:rPr>
         <w:lastRenderedPageBreak/>
-        <w:t>Дополнительные изменения применяются на этапе токенизации текста. Регулярные выражения объединяются в единый шаблон, позволяющий выполнять разбор входной строки за одну, а не последовательную проверку несколькими независимыми проходами.</w:t>
-      </w:r>
-    </w:p>
-    <w:p>
-      <w:pPr>
-        <w:spacing w:line="360" w:lineRule="auto"/>
-        <w:ind w:firstLine="708"/>
-        <w:jc w:val="both"/>
-        <w:rPr>
-          <w:rFonts w:ascii="Times New Roman" w:hAnsi="Times New Roman" w:cs="Times New Roman"/>
-          <w:color w:val="000000" w:themeColor="text1"/>
-          <w:sz w:val="28"/>
-          <w:szCs w:val="28"/>
-        </w:rPr>
-      </w:pPr>
-      <w:r>
-        <w:rPr>
-          <w:rFonts w:ascii="Times New Roman" w:hAnsi="Times New Roman" w:cs="Times New Roman"/>
-          <w:color w:val="000000" w:themeColor="text1"/>
-          <w:sz w:val="28"/>
-          <w:szCs w:val="28"/>
-        </w:rPr>
-        <w:t xml:space="preserve">В результате последовательные оптимизации позволяют повысить производительность библиотеки </w:t>
-      </w:r>
-      <w:r>
-        <w:rPr>
-          <w:rFonts w:ascii="Times New Roman" w:hAnsi="Times New Roman" w:cs="Times New Roman"/>
-          <w:color w:val="000000" w:themeColor="text1"/>
-          <w:sz w:val="28"/>
-          <w:szCs w:val="28"/>
-          <w:lang w:val="en-US"/>
-        </w:rPr>
-        <w:t>RENERT</w:t>
-      </w:r>
-      <w:r>
-        <w:rPr>
-          <w:rFonts w:ascii="Times New Roman" w:hAnsi="Times New Roman" w:cs="Times New Roman"/>
-          <w:color w:val="000000" w:themeColor="text1"/>
-          <w:sz w:val="28"/>
-          <w:szCs w:val="28"/>
-        </w:rPr>
-        <w:t xml:space="preserve"> при обработке русскоязычных текстов и сложных контекстно-свободных грамматик. Алгоритмические улучшения уменьшают количество циклов парсера Эрли, кеширование малых чисел повторных морфологических анализов, оптимизация работы с памятью и сокращение расходов при построении неоднозначных деревьев. Благодаря использованию языка </w:t>
-      </w:r>
-      <w:r>
-        <w:rPr>
-          <w:rFonts w:ascii="Times New Roman" w:hAnsi="Times New Roman" w:cs="Times New Roman"/>
-          <w:color w:val="000000" w:themeColor="text1"/>
-          <w:sz w:val="28"/>
-          <w:szCs w:val="28"/>
-          <w:lang w:val="en-US"/>
-        </w:rPr>
-        <w:t>Rust</w:t>
-      </w:r>
-      <w:r>
-        <w:rPr>
-          <w:rFonts w:ascii="Times New Roman" w:hAnsi="Times New Roman" w:cs="Times New Roman"/>
-          <w:color w:val="000000" w:themeColor="text1"/>
-          <w:sz w:val="28"/>
-          <w:szCs w:val="28"/>
-        </w:rPr>
-        <w:t xml:space="preserve"> и эффективному управлению этой библиотеки обеспечивается производительность, близкая к системным решениям на </w:t>
+        <w:t xml:space="preserve">библиотеки обеспечивается производительность, близкая к системным решениям на </w:t>
       </w:r>
       <w:r>
         <w:rPr>
@@ -18498,7 +19865,7 @@
           <w:szCs w:val="32"/>
         </w:rPr>
       </w:pPr>
-      <w:bookmarkStart w:id="20" w:name="_Toc229399159"/>
+      <w:bookmarkStart w:id="20" w:name="_Toc229491676"/>
       <w:r>
         <w:rPr>
           <w:rFonts w:ascii="Times New Roman" w:hAnsi="Times New Roman" w:cs="Times New Roman"/>
@@ -18527,7 +19894,7 @@
           <w:szCs w:val="28"/>
         </w:rPr>
       </w:pPr>
-      <w:bookmarkStart w:id="21" w:name="_Toc229399160"/>
+      <w:bookmarkStart w:id="21" w:name="_Toc229491677"/>
       <w:r>
         <w:rPr>
           <w:rFonts w:ascii="Times New Roman" w:hAnsi="Times New Roman" w:cs="Times New Roman"/>
@@ -18937,7 +20304,7 @@
           <w:szCs w:val="28"/>
         </w:rPr>
       </w:pPr>
-      <w:bookmarkStart w:id="23" w:name="_Toc229399161"/>
+      <w:bookmarkStart w:id="23" w:name="_Toc229491678"/>
       <w:r>
         <w:rPr>
           <w:rFonts w:ascii="Times New Roman" w:hAnsi="Times New Roman" w:cs="Times New Roman"/>
@@ -19771,7 +21138,7 @@
           <w:szCs w:val="28"/>
         </w:rPr>
       </w:pPr>
-      <w:bookmarkStart w:id="25" w:name="_Toc229399162"/>
+      <w:bookmarkStart w:id="25" w:name="_Toc229491679"/>
       <w:r>
         <w:rPr>
           <w:rFonts w:ascii="Times New Roman" w:hAnsi="Times New Roman" w:cs="Times New Roman"/>
@@ -20062,7 +21429,7 @@
           <w:szCs w:val="32"/>
         </w:rPr>
       </w:pPr>
-      <w:bookmarkStart w:id="26" w:name="_Toc229399163"/>
+      <w:bookmarkStart w:id="26" w:name="_Toc229491680"/>
       <w:r>
         <w:rPr>
           <w:rFonts w:ascii="Times New Roman" w:hAnsi="Times New Roman" w:cs="Times New Roman"/>
@@ -20105,12 +21472,57 @@
           <w:sz w:val="28"/>
           <w:szCs w:val="28"/>
         </w:rPr>
-        <w:t>, таких как почтовые адреса,</w:t>
-      </w:r>
-      <w:r>
-        <w:rPr>
-          <w:rFonts w:ascii="Times New Roman" w:hAnsi="Times New Roman" w:cs="Times New Roman"/>
-          <w:color w:val="000000" w:themeColor="text1"/>
+        <w:t xml:space="preserve"> часто возникает в прикладных системах, связанной с </w:t>
+      </w:r>
+      <w:r>
+        <w:rPr>
+          <w:rFonts w:ascii="Times New Roman" w:hAnsi="Times New Roman" w:cs="Times New Roman"/>
+          <w:bCs/>
+          <w:sz w:val="28"/>
+          <w:szCs w:val="28"/>
+        </w:rPr>
+        <w:t>автоматизацией документооборота, логистикой</w:t>
+      </w:r>
+      <w:r>
+        <w:rPr>
+          <w:rFonts w:ascii="Times New Roman" w:hAnsi="Times New Roman" w:cs="Times New Roman"/>
+          <w:bCs/>
+          <w:sz w:val="28"/>
+          <w:szCs w:val="28"/>
+        </w:rPr>
+        <w:t xml:space="preserve">, CRM-системах и </w:t>
+      </w:r>
+      <w:r>
+        <w:rPr>
+          <w:rFonts w:ascii="Times New Roman" w:hAnsi="Times New Roman" w:cs="Times New Roman"/>
+          <w:bCs/>
+          <w:sz w:val="28"/>
+          <w:szCs w:val="28"/>
+        </w:rPr>
+        <w:t>хранении пользовательских данных</w:t>
+      </w:r>
+      <w:r>
+        <w:rPr>
+          <w:rFonts w:ascii="Times New Roman" w:hAnsi="Times New Roman" w:cs="Times New Roman"/>
+          <w:bCs/>
+          <w:sz w:val="28"/>
+          <w:szCs w:val="28"/>
+        </w:rPr>
+        <w:t>.</w:t>
+      </w:r>
+      <w:r>
+        <w:rPr>
+          <w:rFonts w:ascii="Times New Roman" w:hAnsi="Times New Roman" w:cs="Times New Roman"/>
+          <w:bCs/>
+          <w:sz w:val="28"/>
+          <w:szCs w:val="28"/>
+        </w:rPr>
+        <w:t xml:space="preserve"> Особенно часто представленные методы используются при обработке почтовых адресов. Однако автоматический разбор русскоязычных почтовых адресов осложняется</w:t>
+      </w:r>
+      <w:r>
+        <w:rPr>
+          <w:rFonts w:ascii="Times New Roman" w:hAnsi="Times New Roman" w:cs="Times New Roman"/>
+          <w:bCs/>
           <w:sz w:val="28"/>
           <w:szCs w:val="28"/>
         </w:rPr>
@@ -20123,43 +21535,7 @@
           <w:sz w:val="28"/>
           <w:szCs w:val="28"/>
         </w:rPr>
-        <w:t>является востребованной в системах автоматизации документооборота, логистических сервисах, CRM-системах и государст</w:t>
-      </w:r>
-      <w:r>
-        <w:rPr>
-          <w:rFonts w:ascii="Times New Roman" w:hAnsi="Times New Roman" w:cs="Times New Roman"/>
-          <w:bCs/>
-          <w:sz w:val="28"/>
-          <w:szCs w:val="28"/>
-        </w:rPr>
-        <w:t>венных информационных системах.</w:t>
-      </w:r>
-      <w:r>
-        <w:rPr>
-          <w:rFonts w:ascii="Times New Roman" w:hAnsi="Times New Roman" w:cs="Times New Roman"/>
-          <w:bCs/>
-          <w:sz w:val="28"/>
-          <w:szCs w:val="28"/>
-        </w:rPr>
-        <w:t xml:space="preserve"> </w:t>
-      </w:r>
-      <w:r>
-        <w:rPr>
-          <w:rFonts w:ascii="Times New Roman" w:hAnsi="Times New Roman" w:cs="Times New Roman"/>
-          <w:bCs/>
-          <w:sz w:val="28"/>
-          <w:szCs w:val="28"/>
-        </w:rPr>
-        <w:t>При этом сложная морфология русского языка, а также вариативность и неоднородность записи адресов существенно усложняют процесс их автоматической обработки.</w:t>
-      </w:r>
-      <w:r>
-        <w:rPr>
-          <w:rFonts w:ascii="Times New Roman" w:hAnsi="Times New Roman" w:cs="Times New Roman"/>
-          <w:bCs/>
-          <w:sz w:val="28"/>
-          <w:szCs w:val="28"/>
-        </w:rPr>
-        <w:t xml:space="preserve"> </w:t>
+        <w:t xml:space="preserve">особенностями языка: слова изменяются по падежам и числам, а сами адреса нередко записываются в разных форматах, содержат сокращения или пропуски отдельных элементов. </w:t>
       </w:r>
       <w:r>
         <w:rPr>
@@ -20177,34 +21553,16 @@
           <w:sz w:val="28"/>
           <w:szCs w:val="28"/>
         </w:rPr>
-        <w:t xml:space="preserve">ледовательно, создание и развитие эффективных решений задач  </w:t>
-      </w:r>
-      <w:r>
-        <w:rPr>
-          <w:rFonts w:ascii="Times New Roman" w:hAnsi="Times New Roman" w:cs="Times New Roman"/>
-          <w:color w:val="000000" w:themeColor="text1"/>
-          <w:sz w:val="28"/>
-          <w:szCs w:val="28"/>
-        </w:rPr>
-        <w:t xml:space="preserve">извлечения именованных сущностей из русскоязычных текстов является важной задачей для </w:t>
-      </w:r>
-      <w:r>
-        <w:rPr>
-          <w:rFonts w:ascii="Times New Roman" w:hAnsi="Times New Roman" w:cs="Times New Roman"/>
-          <w:color w:val="000000" w:themeColor="text1"/>
-          <w:sz w:val="28"/>
-          <w:szCs w:val="28"/>
-        </w:rPr>
-        <w:t xml:space="preserve">ускорения </w:t>
-      </w:r>
-      <w:r>
-        <w:rPr>
-          <w:rFonts w:ascii="Times New Roman" w:hAnsi="Times New Roman" w:cs="Times New Roman"/>
-          <w:color w:val="000000" w:themeColor="text1"/>
-          <w:sz w:val="28"/>
-          <w:szCs w:val="28"/>
-        </w:rPr>
-        <w:t>автоматизации обработки текстов.</w:t>
+        <w:t xml:space="preserve">ледовательно, </w:t>
+      </w:r>
+      <w:r>
+        <w:rPr>
+          <w:rFonts w:ascii="Times New Roman" w:hAnsi="Times New Roman" w:cs="Times New Roman"/>
+          <w:bCs/>
+          <w:sz w:val="28"/>
+          <w:szCs w:val="28"/>
+        </w:rPr>
+        <w:t>задача обработки адресной информации требует более гибких методов синтаксического анализа.</w:t>
       </w:r>
     </w:p>
     <w:p>
@@ -20227,7 +21585,106 @@
           <w:sz w:val="28"/>
           <w:szCs w:val="28"/>
         </w:rPr>
-        <w:t>В рамках работы были изучены подходы к извлечению именованных сущностей, методы грамматического анализа текста, а также архитектурные особенности библиотеки Yargy. На основе проведённого анализа была разработана библиотека RENERT, реализующая грамматический разбор на языке Rust и сохраняющая совместимый с Yargy подход к описанию правил и использованию парсера.</w:t>
+        <w:t xml:space="preserve">В </w:t>
+      </w:r>
+      <w:r>
+        <w:rPr>
+          <w:rFonts w:ascii="Times New Roman" w:hAnsi="Times New Roman" w:cs="Times New Roman"/>
+          <w:bCs/>
+          <w:sz w:val="28"/>
+          <w:szCs w:val="28"/>
+        </w:rPr>
+        <w:t>ходе</w:t>
+      </w:r>
+      <w:r>
+        <w:rPr>
+          <w:rFonts w:ascii="Times New Roman" w:hAnsi="Times New Roman" w:cs="Times New Roman"/>
+          <w:bCs/>
+          <w:sz w:val="28"/>
+          <w:szCs w:val="28"/>
+        </w:rPr>
+        <w:t xml:space="preserve"> работы были изучены </w:t>
+      </w:r>
+      <w:r>
+        <w:rPr>
+          <w:rFonts w:ascii="Times New Roman" w:hAnsi="Times New Roman" w:cs="Times New Roman"/>
+          <w:bCs/>
+          <w:sz w:val="28"/>
+          <w:szCs w:val="28"/>
+        </w:rPr>
+        <w:t>существующие подходы для извлечения</w:t>
+      </w:r>
+      <w:r>
+        <w:rPr>
+          <w:rFonts w:ascii="Times New Roman" w:hAnsi="Times New Roman" w:cs="Times New Roman"/>
+          <w:bCs/>
+          <w:sz w:val="28"/>
+          <w:szCs w:val="28"/>
+        </w:rPr>
+        <w:t xml:space="preserve"> именованных сущностей, методы грамматического анализа текста, а также архитектурные особенности библиотеки Yargy. </w:t>
+      </w:r>
+      <w:r>
+        <w:rPr>
+          <w:rFonts w:ascii="Times New Roman" w:hAnsi="Times New Roman" w:cs="Times New Roman"/>
+          <w:bCs/>
+          <w:sz w:val="28"/>
+          <w:szCs w:val="28"/>
+        </w:rPr>
+        <w:t xml:space="preserve">По результатам </w:t>
+      </w:r>
+      <w:r>
+        <w:rPr>
+          <w:rFonts w:ascii="Times New Roman" w:hAnsi="Times New Roman" w:cs="Times New Roman"/>
+          <w:bCs/>
+          <w:sz w:val="28"/>
+          <w:szCs w:val="28"/>
+        </w:rPr>
+        <w:t>анализа была разработана библиотека RENERT</w:t>
+      </w:r>
+      <w:r>
+        <w:rPr>
+          <w:rFonts w:ascii="Times New Roman" w:hAnsi="Times New Roman" w:cs="Times New Roman"/>
+          <w:bCs/>
+          <w:sz w:val="28"/>
+          <w:szCs w:val="28"/>
+        </w:rPr>
+        <w:t xml:space="preserve"> на языке программирования </w:t>
+      </w:r>
+      <w:r>
+        <w:rPr>
+          <w:rFonts w:ascii="Times New Roman" w:hAnsi="Times New Roman" w:cs="Times New Roman"/>
+          <w:bCs/>
+          <w:sz w:val="28"/>
+          <w:szCs w:val="28"/>
+        </w:rPr>
+        <w:t>Rust</w:t>
+      </w:r>
+      <w:r>
+        <w:rPr>
+          <w:rFonts w:ascii="Times New Roman" w:hAnsi="Times New Roman" w:cs="Times New Roman"/>
+          <w:bCs/>
+          <w:sz w:val="28"/>
+          <w:szCs w:val="28"/>
+        </w:rPr>
+        <w:t xml:space="preserve">, </w:t>
+      </w:r>
+      <w:r>
+        <w:rPr>
+          <w:rFonts w:ascii="Times New Roman" w:hAnsi="Times New Roman" w:cs="Times New Roman"/>
+          <w:bCs/>
+          <w:sz w:val="28"/>
+          <w:szCs w:val="28"/>
+        </w:rPr>
+        <w:t>использующая грамматический подход к разбору текстов</w:t>
+      </w:r>
+      <w:r>
+        <w:rPr>
+          <w:rFonts w:ascii="Times New Roman" w:hAnsi="Times New Roman" w:cs="Times New Roman"/>
+          <w:bCs/>
+          <w:sz w:val="28"/>
+          <w:szCs w:val="28"/>
+        </w:rPr>
+        <w:t xml:space="preserve"> и сохраняющая совместимый с Yargy подход к описанию правил и использованию парсера.</w:t>
       </w:r>
     </w:p>
     <w:p>
@@ -20335,7 +21792,7 @@
           <w:szCs w:val="32"/>
         </w:rPr>
       </w:pPr>
-      <w:bookmarkStart w:id="27" w:name="_Toc229399164"/>
+      <w:bookmarkStart w:id="27" w:name="_Toc229491681"/>
       <w:r>
         <w:rPr>
           <w:rFonts w:ascii="Times New Roman" w:hAnsi="Times New Roman" w:cs="Times New Roman"/>
@@ -20953,7 +22410,6 @@
           <w:rFonts w:ascii="Times New Roman" w:hAnsi="Times New Roman" w:cs="Times New Roman"/>
           <w:sz w:val="28"/>
           <w:szCs w:val="28"/>
-          <w:lang w:val="en-US"/>
         </w:rPr>
         <w:t xml:space="preserve"> </w:t>
       </w:r>
@@ -20973,25 +22429,7 @@
             <w:sz w:val="28"/>
             <w:szCs w:val="28"/>
           </w:rPr>
-          <w:t>https://www.kaggle.com/datasets/gasfa</w:t>
-        </w:r>
-        <w:r>
-          <w:rPr>
-            <w:rStyle w:val="a7"/>
-            <w:rFonts w:ascii="Times New Roman" w:hAnsi="Times New Roman" w:cs="Times New Roman"/>
-            <w:sz w:val="28"/>
-            <w:szCs w:val="28"/>
-          </w:rPr>
-          <w:t>r</w:t>
-        </w:r>
-        <w:r>
-          <w:rPr>
-            <w:rStyle w:val="a7"/>
-            <w:rFonts w:ascii="Times New Roman" w:hAnsi="Times New Roman" w:cs="Times New Roman"/>
-            <w:sz w:val="28"/>
-            <w:szCs w:val="28"/>
-          </w:rPr>
-          <w:t>muhametdinov/russian-houses</w:t>
+          <w:t>https://www.kaggle.com/datasets/gasfarmuhametdinov/russian-houses</w:t>
         </w:r>
       </w:hyperlink>
       <w:r>
@@ -21073,7 +22511,7 @@
             <w:rPr>
               <w:noProof/>
             </w:rPr>
-            <w:t>36</w:t>
+            <w:t>26</w:t>
           </w:r>
         </w:fldSimple>
       </w:p>
@@ -22934,7 +24372,7 @@
   <w:style w:type="paragraph" w:default="1" w:styleId="a">
     <w:name w:val="Normal"/>
     <w:qFormat/>
-    <w:rsid w:val="008C23FD"/>
+    <w:rsid w:val="00AF7DC6"/>
     <w:pPr>
       <w:spacing w:after="160" w:line="259" w:lineRule="auto"/>
     </w:pPr>
@@ -24241,7 +25679,7 @@
 </file>
 
 <file path=customXml/itemProps1.xml><?xml version="1.0" encoding="utf-8"?>
-<ds:datastoreItem xmlns:ds="http://schemas.openxmlformats.org/officeDocument/2006/customXml" ds:itemID="{3EFDEDD4-A3B6-45A6-9556-BF31E0A658B3}">
+<ds:datastoreItem xmlns:ds="http://schemas.openxmlformats.org/officeDocument/2006/customXml" ds:itemID="{EDC6B73D-3A14-4DB0-B578-4381D2546737}">
   <ds:schemaRefs>
     <ds:schemaRef ds:uri="http://schemas.openxmlformats.org/officeDocument/2006/bibliography"/>
   </ds:schemaRefs>

--- a/Власов_АД_Разработка_высокопроизводительного_парсера_для_извлечения_адресной_информации_из_русских_текстов.docx
+++ b/Власов_АД_Разработка_высокопроизводительного_парсера_для_извлечения_адресной_информации_из_русских_текстов.docx
@@ -3606,7 +3606,25 @@
           <w:sz w:val="28"/>
           <w:szCs w:val="28"/>
         </w:rPr>
-        <w:t>современных промышленных информационных системах одной из ключевых задач обработки текстовых данных является извлечения именованных сущностей (</w:t>
+        <w:t>современных промышленных информационных системах одной из ключевых задач обработки текс</w:t>
+      </w:r>
+      <w:r>
+        <w:rPr>
+          <w:rFonts w:ascii="Times New Roman" w:hAnsi="Times New Roman" w:cs="Times New Roman"/>
+          <w:bCs/>
+          <w:sz w:val="28"/>
+          <w:szCs w:val="28"/>
+        </w:rPr>
+        <w:t>товых данных является извлечение</w:t>
+      </w:r>
+      <w:r>
+        <w:rPr>
+          <w:rFonts w:ascii="Times New Roman" w:hAnsi="Times New Roman" w:cs="Times New Roman"/>
+          <w:bCs/>
+          <w:sz w:val="28"/>
+          <w:szCs w:val="28"/>
+        </w:rPr>
+        <w:t xml:space="preserve"> именованных сущностей (</w:t>
       </w:r>
       <w:r>
         <w:rPr>
@@ -5020,7 +5038,7 @@
           <w:sz w:val="28"/>
           <w:szCs w:val="28"/>
         </w:rPr>
-        <w:t>направление обработки естественного языка, ориентированного на автоматическое выделение из неструктурированных текстов большой размерности с последующим приведением их к структурированному виду. В отличие от простого поиска по ключевы</w:t>
+        <w:t>направление обработки естественного языка, ориентированного на автоматическое выделение из неструктурированных текстов большой размерности с последующим приведением их к структурированному виду. В отличие от поиска по ключевы</w:t>
       </w:r>
       <w:r>
         <w:rPr>
@@ -5036,7 +5054,15 @@
           <w:sz w:val="28"/>
           <w:szCs w:val="28"/>
         </w:rPr>
-        <w:t xml:space="preserve"> словам, методы извлечения информации предлагают более глубокий анализ текста, включая выявление сущностей, связей между ними, а также события и их характеристик, таких как участники, время и место </w:t>
+        <w:t xml:space="preserve"> словам, методы извлечения информации предлагают более глубокий анализ текста, включая выявление сущностей, связей между ними, а также события и их характеристик</w:t>
+      </w:r>
+      <w:r>
+        <w:rPr>
+          <w:rFonts w:ascii="Times New Roman" w:hAnsi="Times New Roman" w:cs="Times New Roman"/>
+          <w:sz w:val="28"/>
+          <w:szCs w:val="28"/>
+        </w:rPr>
+        <w:t xml:space="preserve">и </w:t>
       </w:r>
       <w:r>
         <w:rPr>
@@ -5128,7 +5154,7 @@
           <w:sz w:val="28"/>
           <w:szCs w:val="28"/>
         </w:rPr>
-        <w:t xml:space="preserve">Одной из ключевых подзадач извлечения информации является извлечение </w:t>
+        <w:t xml:space="preserve">Одной из подзадач извлечения информации является извлечение </w:t>
       </w:r>
       <w:r>
         <w:rPr>
@@ -5213,7 +5239,70 @@
           <w:sz w:val="28"/>
           <w:szCs w:val="28"/>
         </w:rPr>
-        <w:t>). Под именованными сущностями понимают фрагменты текста, соответствующие определённым категориям объектов реального мира. К классическим типам сущностей относят имена людей, названия организаций и географические объекты. Например, в предложении «</w:t>
+        <w:t>). Именованные сущности</w:t>
+      </w:r>
+      <w:r>
+        <w:rPr>
+          <w:rFonts w:ascii="Times New Roman" w:hAnsi="Times New Roman" w:cs="Times New Roman"/>
+          <w:bCs/>
+          <w:sz w:val="28"/>
+          <w:szCs w:val="28"/>
+        </w:rPr>
+        <w:t xml:space="preserve"> </w:t>
+      </w:r>
+      <w:r>
+        <w:rPr>
+          <w:rFonts w:ascii="Times New Roman" w:hAnsi="Times New Roman" w:cs="Times New Roman"/>
+          <w:bCs/>
+          <w:sz w:val="28"/>
+          <w:szCs w:val="28"/>
+        </w:rPr>
+        <w:t xml:space="preserve">представляют собой </w:t>
+      </w:r>
+      <w:r>
+        <w:rPr>
+          <w:rFonts w:ascii="Times New Roman" w:hAnsi="Times New Roman" w:cs="Times New Roman"/>
+          <w:bCs/>
+          <w:sz w:val="28"/>
+          <w:szCs w:val="28"/>
+        </w:rPr>
+        <w:t xml:space="preserve">фрагменты текста, соответствующие определённым категориям объектов реального мира. </w:t>
+      </w:r>
+      <w:r>
+        <w:rPr>
+          <w:rFonts w:ascii="Times New Roman" w:hAnsi="Times New Roman" w:cs="Times New Roman"/>
+          <w:bCs/>
+          <w:sz w:val="28"/>
+          <w:szCs w:val="28"/>
+        </w:rPr>
+        <w:t>Наиболее распространёнными сущностями</w:t>
+      </w:r>
+      <w:r>
+        <w:rPr>
+          <w:rFonts w:ascii="Times New Roman" w:hAnsi="Times New Roman" w:cs="Times New Roman"/>
+          <w:bCs/>
+          <w:sz w:val="28"/>
+          <w:szCs w:val="28"/>
+        </w:rPr>
+        <w:t xml:space="preserve"> </w:t>
+      </w:r>
+      <w:r>
+        <w:rPr>
+          <w:rFonts w:ascii="Times New Roman" w:hAnsi="Times New Roman" w:cs="Times New Roman"/>
+          <w:bCs/>
+          <w:sz w:val="28"/>
+          <w:szCs w:val="28"/>
+        </w:rPr>
+        <w:t>считаются</w:t>
+      </w:r>
+      <w:r>
+        <w:rPr>
+          <w:rFonts w:ascii="Times New Roman" w:hAnsi="Times New Roman" w:cs="Times New Roman"/>
+          <w:bCs/>
+          <w:sz w:val="28"/>
+          <w:szCs w:val="28"/>
+        </w:rPr>
+        <w:t xml:space="preserve"> имена людей, названия организаций и географические объекты. Например, в предложении «</w:t>
       </w:r>
       <w:r>
         <w:rPr>
@@ -5285,7 +5374,25 @@
           <w:sz w:val="28"/>
           <w:szCs w:val="28"/>
         </w:rPr>
-        <w:t xml:space="preserve"> «Персона» и «</w:t>
+        <w:t xml:space="preserve"> «</w:t>
+      </w:r>
+      <w:r>
+        <w:rPr>
+          <w:rFonts w:ascii="Times New Roman" w:hAnsi="Times New Roman" w:cs="Times New Roman"/>
+          <w:bCs/>
+          <w:sz w:val="28"/>
+          <w:szCs w:val="28"/>
+        </w:rPr>
+        <w:t>Персона</w:t>
+      </w:r>
+      <w:r>
+        <w:rPr>
+          <w:rFonts w:ascii="Times New Roman" w:hAnsi="Times New Roman" w:cs="Times New Roman"/>
+          <w:bCs/>
+          <w:sz w:val="28"/>
+          <w:szCs w:val="28"/>
+        </w:rPr>
+        <w:t>» и «</w:t>
       </w:r>
       <w:r>
         <w:rPr>
@@ -5325,7 +5432,124 @@
           <w:sz w:val="28"/>
           <w:szCs w:val="28"/>
         </w:rPr>
-        <w:t xml:space="preserve">С развитием технологий обработки текстов перечень категорий названных сущностей расширился. В современном мире к ним также относятся временные выражения, величины, процентные значения и другие типы данных. Кроме того, набор сущностей может </w:t>
+        <w:t>По мере развития</w:t>
+      </w:r>
+      <w:r>
+        <w:rPr>
+          <w:rFonts w:ascii="Times New Roman" w:hAnsi="Times New Roman" w:cs="Times New Roman"/>
+          <w:bCs/>
+          <w:sz w:val="28"/>
+          <w:szCs w:val="28"/>
+        </w:rPr>
+        <w:t xml:space="preserve"> </w:t>
+      </w:r>
+      <w:r>
+        <w:rPr>
+          <w:rFonts w:ascii="Times New Roman" w:hAnsi="Times New Roman" w:cs="Times New Roman"/>
+          <w:bCs/>
+          <w:sz w:val="28"/>
+          <w:szCs w:val="28"/>
+        </w:rPr>
+        <w:t>методов</w:t>
+      </w:r>
+      <w:r>
+        <w:rPr>
+          <w:rFonts w:ascii="Times New Roman" w:hAnsi="Times New Roman" w:cs="Times New Roman"/>
+          <w:bCs/>
+          <w:sz w:val="28"/>
+          <w:szCs w:val="28"/>
+        </w:rPr>
+        <w:t xml:space="preserve"> обработки текстов </w:t>
+      </w:r>
+      <w:r>
+        <w:rPr>
+          <w:rFonts w:ascii="Times New Roman" w:hAnsi="Times New Roman" w:cs="Times New Roman"/>
+          <w:bCs/>
+          <w:sz w:val="28"/>
+          <w:szCs w:val="28"/>
+        </w:rPr>
+        <w:t>количество используемых</w:t>
+      </w:r>
+      <w:r>
+        <w:rPr>
+          <w:rFonts w:ascii="Times New Roman" w:hAnsi="Times New Roman" w:cs="Times New Roman"/>
+          <w:bCs/>
+          <w:sz w:val="28"/>
+          <w:szCs w:val="28"/>
+        </w:rPr>
+        <w:t xml:space="preserve"> категорий сущностей </w:t>
+      </w:r>
+      <w:r>
+        <w:rPr>
+          <w:rFonts w:ascii="Times New Roman" w:hAnsi="Times New Roman" w:cs="Times New Roman"/>
+          <w:bCs/>
+          <w:sz w:val="28"/>
+          <w:szCs w:val="28"/>
+        </w:rPr>
+        <w:t>увеличилось</w:t>
+      </w:r>
+      <w:r>
+        <w:rPr>
+          <w:rFonts w:ascii="Times New Roman" w:hAnsi="Times New Roman" w:cs="Times New Roman"/>
+          <w:bCs/>
+          <w:sz w:val="28"/>
+          <w:szCs w:val="28"/>
+        </w:rPr>
+        <w:t xml:space="preserve">. </w:t>
+      </w:r>
+      <w:r>
+        <w:rPr>
+          <w:rFonts w:ascii="Times New Roman" w:hAnsi="Times New Roman" w:cs="Times New Roman"/>
+          <w:bCs/>
+          <w:sz w:val="28"/>
+          <w:szCs w:val="28"/>
+        </w:rPr>
+        <w:t>Помимо классических типов сущностей, современные системы способны выделять</w:t>
+      </w:r>
+      <w:r>
+        <w:rPr>
+          <w:rFonts w:ascii="Times New Roman" w:hAnsi="Times New Roman" w:cs="Times New Roman"/>
+          <w:bCs/>
+          <w:sz w:val="28"/>
+          <w:szCs w:val="28"/>
+        </w:rPr>
+        <w:t xml:space="preserve"> временные выражения, величины, процентные значения и другие типы данных</w:t>
+      </w:r>
+      <w:r>
+        <w:rPr>
+          <w:rFonts w:ascii="Times New Roman" w:hAnsi="Times New Roman" w:cs="Times New Roman"/>
+          <w:bCs/>
+          <w:sz w:val="28"/>
+          <w:szCs w:val="28"/>
+        </w:rPr>
+        <w:t xml:space="preserve"> из текстов</w:t>
+      </w:r>
+      <w:r>
+        <w:rPr>
+          <w:rFonts w:ascii="Times New Roman" w:hAnsi="Times New Roman" w:cs="Times New Roman"/>
+          <w:bCs/>
+          <w:sz w:val="28"/>
+          <w:szCs w:val="28"/>
+        </w:rPr>
+        <w:t xml:space="preserve">. </w:t>
+      </w:r>
+      <w:r>
+        <w:rPr>
+          <w:rFonts w:ascii="Times New Roman" w:hAnsi="Times New Roman" w:cs="Times New Roman"/>
+          <w:bCs/>
+          <w:sz w:val="28"/>
+          <w:szCs w:val="28"/>
+        </w:rPr>
+        <w:t>Также</w:t>
+      </w:r>
+      <w:r>
+        <w:rPr>
+          <w:rFonts w:ascii="Times New Roman" w:hAnsi="Times New Roman" w:cs="Times New Roman"/>
+          <w:bCs/>
+          <w:sz w:val="28"/>
+          <w:szCs w:val="28"/>
+        </w:rPr>
+        <w:t xml:space="preserve"> набор сущностей может </w:t>
       </w:r>
       <w:r>
         <w:rPr>
@@ -5352,16 +5576,34 @@
           <w:sz w:val="28"/>
           <w:szCs w:val="28"/>
         </w:rPr>
-        <w:t xml:space="preserve">в </w:t>
-      </w:r>
-      <w:r>
-        <w:rPr>
-          <w:rFonts w:ascii="Times New Roman" w:hAnsi="Times New Roman" w:cs="Times New Roman"/>
-          <w:bCs/>
-          <w:sz w:val="28"/>
-          <w:szCs w:val="28"/>
-        </w:rPr>
-        <w:t xml:space="preserve">зависимости от предметной области: например, в медицинских текстах указаны названия заболеваний, лекарственных препаратов и методов </w:t>
+        <w:t>при работе с определённой предметной областью</w:t>
+      </w:r>
+      <w:r>
+        <w:rPr>
+          <w:rFonts w:ascii="Times New Roman" w:hAnsi="Times New Roman" w:cs="Times New Roman"/>
+          <w:bCs/>
+          <w:sz w:val="28"/>
+          <w:szCs w:val="28"/>
+        </w:rPr>
+        <w:t xml:space="preserve">: например, в медицинских текстах </w:t>
+      </w:r>
+      <w:r>
+        <w:rPr>
+          <w:rFonts w:ascii="Times New Roman" w:hAnsi="Times New Roman" w:cs="Times New Roman"/>
+          <w:bCs/>
+          <w:sz w:val="28"/>
+          <w:szCs w:val="28"/>
+        </w:rPr>
+        <w:t>могут выделяться</w:t>
+      </w:r>
+      <w:r>
+        <w:rPr>
+          <w:rFonts w:ascii="Times New Roman" w:hAnsi="Times New Roman" w:cs="Times New Roman"/>
+          <w:bCs/>
+          <w:sz w:val="28"/>
+          <w:szCs w:val="28"/>
+        </w:rPr>
+        <w:t xml:space="preserve"> названия заболеваний, лекарственных препаратов и методов </w:t>
       </w:r>
       <w:r>
         <w:rPr>
@@ -5400,7 +5642,25 @@
           <w:sz w:val="28"/>
           <w:szCs w:val="28"/>
         </w:rPr>
-        <w:t xml:space="preserve">Задача определения именованных сущностей </w:t>
+        <w:t xml:space="preserve">Задача определения </w:t>
+      </w:r>
+      <w:r>
+        <w:rPr>
+          <w:rFonts w:ascii="Times New Roman" w:hAnsi="Times New Roman" w:cs="Times New Roman"/>
+          <w:bCs/>
+          <w:sz w:val="28"/>
+          <w:szCs w:val="28"/>
+        </w:rPr>
+        <w:t xml:space="preserve">и извлечения </w:t>
+      </w:r>
+      <w:r>
+        <w:rPr>
+          <w:rFonts w:ascii="Times New Roman" w:hAnsi="Times New Roman" w:cs="Times New Roman"/>
+          <w:bCs/>
+          <w:sz w:val="28"/>
+          <w:szCs w:val="28"/>
+        </w:rPr>
+        <w:t xml:space="preserve">именованных сущностей </w:t>
       </w:r>
       <w:r>
         <w:rPr>
@@ -5418,7 +5678,7 @@
           <w:sz w:val="28"/>
           <w:szCs w:val="28"/>
         </w:rPr>
-        <w:t xml:space="preserve"> в том, чтобы определить границы в тексте и классифицировать их по типу. При этом возникают дополнительные трудности, связанные с уникальностью. Во-</w:t>
+        <w:t xml:space="preserve"> в том, чтобы определить границы в тексте и классифицировать их по типу. При этом возникают дополнительные трудности, связанные с </w:t>
       </w:r>
       <w:r>
         <w:rPr>
@@ -5428,7 +5688,7 @@
           <w:szCs w:val="28"/>
         </w:rPr>
         <w:lastRenderedPageBreak/>
-        <w:t xml:space="preserve">первых, не всегда очевидно, какие слова входят в состав сущности, особенно если она состоит из нескольких компонентов. Это приводит к проблеме выделения вложенных сущностей, когда один фрагмент текста может одновременно относиться к </w:t>
+        <w:t xml:space="preserve">уникальностью. Во-первых, не всегда очевидно, какие слова входят в состав сущности, особенно если она состоит из нескольких компонентов. Это приводит к проблеме выделения вложенных сущностей, когда один фрагмент текста может одновременно относиться к </w:t>
       </w:r>
       <w:r>
         <w:rPr>
@@ -22511,7 +22771,7 @@
             <w:rPr>
               <w:noProof/>
             </w:rPr>
-            <w:t>26</w:t>
+            <w:t>6</w:t>
           </w:r>
         </w:fldSimple>
       </w:p>
